--- a/系統文件/7、8.docx
+++ b/系統文件/7、8.docx
@@ -2,6 +2,74 @@
 <file path=word/document.xml><?xml version="1.0" encoding="utf-8"?>
 <w:document xmlns:wpc="http://schemas.microsoft.com/office/word/2010/wordprocessingCanvas" xmlns:cx="http://schemas.microsoft.com/office/drawing/2014/chartex" xmlns:cx1="http://schemas.microsoft.com/office/drawing/2015/9/8/chartex" xmlns:cx2="http://schemas.microsoft.com/office/drawing/2015/10/21/chartex" xmlns:cx3="http://schemas.microsoft.com/office/drawing/2016/5/9/chartex" xmlns:cx4="http://schemas.microsoft.com/office/drawing/2016/5/10/chartex" xmlns:cx5="http://schemas.microsoft.com/office/drawing/2016/5/11/chartex" xmlns:cx6="http://schemas.microsoft.com/office/drawing/2016/5/12/chartex" xmlns:cx7="http://schemas.microsoft.com/office/drawing/2016/5/13/chartex" xmlns:cx8="http://schemas.microsoft.com/office/drawing/2016/5/14/chartex" xmlns:mc="http://schemas.openxmlformats.org/markup-compatibility/2006" xmlns:aink="http://schemas.microsoft.com/office/drawing/2016/ink" xmlns:am3d="http://schemas.microsoft.com/office/drawing/2017/model3d" xmlns:o="urn:schemas-microsoft-com:office:office" xmlns:r="http://schemas.openxmlformats.org/officeDocument/2006/relationships" xmlns:m="http://schemas.openxmlformats.org/officeDocument/2006/math" xmlns:v="urn:schemas-microsoft-com:vml" xmlns:wp14="http://schemas.microsoft.com/office/word/2010/wordprocessingDrawing" xmlns:wp="http://schemas.openxmlformats.org/drawingml/2006/wordprocessingDrawing" xmlns:w10="urn:schemas-microsoft-com:office:word" xmlns:w="http://schemas.openxmlformats.org/wordprocessingml/2006/main" xmlns:w14="http://schemas.microsoft.com/office/word/2010/wordml" xmlns:w15="http://schemas.microsoft.com/office/word/2012/wordml" xmlns:w16cex="http://schemas.microsoft.com/office/word/2018/wordml/cex" xmlns:w16cid="http://schemas.microsoft.com/office/word/2016/wordml/cid" xmlns:w16="http://schemas.microsoft.com/office/word/2018/wordml" xmlns:w16sdtdh="http://schemas.microsoft.com/office/word/2020/wordml/sdtdatahash" xmlns:w16se="http://schemas.microsoft.com/office/word/2015/wordml/symex" xmlns:wpg="http://schemas.microsoft.com/office/word/2010/wordprocessingGroup" xmlns:wpi="http://schemas.microsoft.com/office/word/2010/wordprocessingInk" xmlns:wne="http://schemas.microsoft.com/office/word/2006/wordml" xmlns:wps="http://schemas.microsoft.com/office/word/2010/wordprocessingShape" mc:Ignorable="w14 w15 w16se w16cid w16 w16cex w16sdtdh wp14">
   <w:body>
+    <w:p>
+      <w:pPr>
+        <w:pStyle w:val="a8"/>
+        <w:rPr>
+          <w:rFonts w:hint="eastAsia"/>
+        </w:rPr>
+      </w:pPr>
+      <w:r>
+        <w:t>第</w:t>
+      </w:r>
+      <w:r>
+        <w:rPr>
+          <w:rFonts w:hint="eastAsia"/>
+        </w:rPr>
+        <w:t>七</w:t>
+      </w:r>
+      <w:r>
+        <w:t>章</w:t>
+      </w:r>
+      <w:r>
+        <w:t xml:space="preserve"> </w:t>
+      </w:r>
+      <w:r>
+        <w:t>資料</w:t>
+      </w:r>
+      <w:r>
+        <w:rPr>
+          <w:rFonts w:hint="eastAsia"/>
+        </w:rPr>
+        <w:t>模型</w:t>
+      </w:r>
+    </w:p>
+    <w:p>
+      <w:pPr>
+        <w:pStyle w:val="-"/>
+      </w:pPr>
+      <w:r>
+        <w:t>7-</w:t>
+      </w:r>
+      <w:r>
+        <w:rPr>
+          <w:rFonts w:hint="eastAsia"/>
+        </w:rPr>
+        <w:t>1</w:t>
+      </w:r>
+      <w:r>
+        <w:t xml:space="preserve"> </w:t>
+      </w:r>
+      <w:r>
+        <w:rPr>
+          <w:rFonts w:hint="eastAsia"/>
+        </w:rPr>
+        <w:t>實體關聯圖</w:t>
+      </w:r>
+      <w:r>
+        <w:rPr>
+          <w:rFonts w:hint="eastAsia"/>
+        </w:rPr>
+        <w:t>(Entity relationship diagram)</w:t>
+      </w:r>
+    </w:p>
+    <w:p>
+      <w:pPr>
+        <w:rPr>
+          <w:rFonts w:hint="eastAsia"/>
+        </w:rPr>
+      </w:pPr>
+    </w:p>
     <w:p>
       <w:pPr>
         <w:pStyle w:val="-"/>
@@ -1427,15 +1495,12 @@
         </w:tc>
       </w:tr>
     </w:tbl>
-    <w:p/>
-    <w:p/>
-    <w:p/>
-    <w:p/>
     <w:p>
       <w:pPr>
         <w:pStyle w:val="a8"/>
       </w:pPr>
       <w:r>
+        <w:lastRenderedPageBreak/>
         <w:t>第八章</w:t>
       </w:r>
       <w:r>
@@ -1450,7 +1515,6 @@
         <w:pStyle w:val="-"/>
       </w:pPr>
       <w:r>
-        <w:lastRenderedPageBreak/>
         <w:t xml:space="preserve">8-1 </w:t>
       </w:r>
       <w:r>
@@ -1462,6 +1526,13 @@
         </w:rPr>
         <w:t>聯圖</w:t>
       </w:r>
+    </w:p>
+    <w:p>
+      <w:pPr>
+        <w:rPr>
+          <w:rFonts w:hint="eastAsia"/>
+        </w:rPr>
+      </w:pPr>
     </w:p>
     <w:p>
       <w:pPr>
@@ -3726,6 +3797,7 @@
         <w:pStyle w:val="a4"/>
       </w:pPr>
       <w:r>
+        <w:lastRenderedPageBreak/>
         <w:t>表 8-2-2 T02 使用者能力</w:t>
       </w:r>
       <w:r>
@@ -3757,6 +3829,7 @@
           <w:tcPr>
             <w:tcW w:w="5000" w:type="pct"/>
             <w:gridSpan w:val="6"/>
+            <w:shd w:val="clear" w:color="auto" w:fill="D9D9D9" w:themeFill="background1" w:themeFillShade="D9"/>
           </w:tcPr>
           <w:p>
             <w:pPr>
@@ -3811,6 +3884,7 @@
         <w:tc>
           <w:tcPr>
             <w:tcW w:w="911" w:type="pct"/>
+            <w:shd w:val="clear" w:color="auto" w:fill="D9D9D9" w:themeFill="background1" w:themeFillShade="D9"/>
             <w:vAlign w:val="center"/>
             <w:hideMark/>
           </w:tcPr>
@@ -3842,6 +3916,7 @@
         <w:tc>
           <w:tcPr>
             <w:tcW w:w="1206" w:type="pct"/>
+            <w:shd w:val="clear" w:color="auto" w:fill="D9D9D9" w:themeFill="background1" w:themeFillShade="D9"/>
             <w:vAlign w:val="center"/>
             <w:hideMark/>
           </w:tcPr>
@@ -3866,6 +3941,7 @@
         <w:tc>
           <w:tcPr>
             <w:tcW w:w="826" w:type="pct"/>
+            <w:shd w:val="clear" w:color="auto" w:fill="D9D9D9" w:themeFill="background1" w:themeFillShade="D9"/>
             <w:vAlign w:val="center"/>
             <w:hideMark/>
           </w:tcPr>
@@ -3890,6 +3966,7 @@
         <w:tc>
           <w:tcPr>
             <w:tcW w:w="826" w:type="pct"/>
+            <w:shd w:val="clear" w:color="auto" w:fill="D9D9D9" w:themeFill="background1" w:themeFillShade="D9"/>
             <w:vAlign w:val="center"/>
             <w:hideMark/>
           </w:tcPr>
@@ -3914,6 +3991,7 @@
         <w:tc>
           <w:tcPr>
             <w:tcW w:w="489" w:type="pct"/>
+            <w:shd w:val="clear" w:color="auto" w:fill="D9D9D9" w:themeFill="background1" w:themeFillShade="D9"/>
             <w:vAlign w:val="center"/>
             <w:hideMark/>
           </w:tcPr>
@@ -3938,6 +4016,7 @@
         <w:tc>
           <w:tcPr>
             <w:tcW w:w="742" w:type="pct"/>
+            <w:shd w:val="clear" w:color="auto" w:fill="D9D9D9" w:themeFill="background1" w:themeFillShade="D9"/>
             <w:vAlign w:val="center"/>
             <w:hideMark/>
           </w:tcPr>
@@ -3981,7 +4060,6 @@
                 <w:rFonts w:ascii="標楷體" w:eastAsia="標楷體" w:hAnsi="標楷體"/>
                 <w:szCs w:val="24"/>
               </w:rPr>
-              <w:lastRenderedPageBreak/>
               <w:t>id</w:t>
             </w:r>
           </w:p>
@@ -4880,6 +4958,7 @@
           <w:tcPr>
             <w:tcW w:w="5000" w:type="pct"/>
             <w:gridSpan w:val="6"/>
+            <w:shd w:val="clear" w:color="auto" w:fill="D9D9D9" w:themeFill="background1" w:themeFillShade="D9"/>
           </w:tcPr>
           <w:p>
             <w:pPr>
@@ -4920,6 +4999,7 @@
         <w:tc>
           <w:tcPr>
             <w:tcW w:w="1042" w:type="pct"/>
+            <w:shd w:val="clear" w:color="auto" w:fill="D9D9D9" w:themeFill="background1" w:themeFillShade="D9"/>
             <w:vAlign w:val="center"/>
             <w:hideMark/>
           </w:tcPr>
@@ -4951,6 +5031,7 @@
         <w:tc>
           <w:tcPr>
             <w:tcW w:w="946" w:type="pct"/>
+            <w:shd w:val="clear" w:color="auto" w:fill="D9D9D9" w:themeFill="background1" w:themeFillShade="D9"/>
             <w:vAlign w:val="center"/>
             <w:hideMark/>
           </w:tcPr>
@@ -4975,6 +5056,7 @@
         <w:tc>
           <w:tcPr>
             <w:tcW w:w="946" w:type="pct"/>
+            <w:shd w:val="clear" w:color="auto" w:fill="D9D9D9" w:themeFill="background1" w:themeFillShade="D9"/>
             <w:vAlign w:val="center"/>
             <w:hideMark/>
           </w:tcPr>
@@ -4999,6 +5081,7 @@
         <w:tc>
           <w:tcPr>
             <w:tcW w:w="946" w:type="pct"/>
+            <w:shd w:val="clear" w:color="auto" w:fill="D9D9D9" w:themeFill="background1" w:themeFillShade="D9"/>
             <w:vAlign w:val="center"/>
             <w:hideMark/>
           </w:tcPr>
@@ -5023,6 +5106,7 @@
         <w:tc>
           <w:tcPr>
             <w:tcW w:w="560" w:type="pct"/>
+            <w:shd w:val="clear" w:color="auto" w:fill="D9D9D9" w:themeFill="background1" w:themeFillShade="D9"/>
             <w:vAlign w:val="center"/>
             <w:hideMark/>
           </w:tcPr>
@@ -5047,6 +5131,7 @@
         <w:tc>
           <w:tcPr>
             <w:tcW w:w="560" w:type="pct"/>
+            <w:shd w:val="clear" w:color="auto" w:fill="D9D9D9" w:themeFill="background1" w:themeFillShade="D9"/>
             <w:vAlign w:val="center"/>
             <w:hideMark/>
           </w:tcPr>
@@ -5492,6 +5577,7 @@
           <w:tcPr>
             <w:tcW w:w="5000" w:type="pct"/>
             <w:gridSpan w:val="6"/>
+            <w:shd w:val="clear" w:color="auto" w:fill="D9D9D9" w:themeFill="background1" w:themeFillShade="D9"/>
           </w:tcPr>
           <w:p>
             <w:pPr>
@@ -5532,6 +5618,7 @@
         <w:tc>
           <w:tcPr>
             <w:tcW w:w="1577" w:type="pct"/>
+            <w:shd w:val="clear" w:color="auto" w:fill="D9D9D9" w:themeFill="background1" w:themeFillShade="D9"/>
             <w:vAlign w:val="center"/>
             <w:hideMark/>
           </w:tcPr>
@@ -5563,6 +5650,7 @@
         <w:tc>
           <w:tcPr>
             <w:tcW w:w="952" w:type="pct"/>
+            <w:shd w:val="clear" w:color="auto" w:fill="D9D9D9" w:themeFill="background1" w:themeFillShade="D9"/>
             <w:vAlign w:val="center"/>
             <w:hideMark/>
           </w:tcPr>
@@ -5587,6 +5675,7 @@
         <w:tc>
           <w:tcPr>
             <w:tcW w:w="698" w:type="pct"/>
+            <w:shd w:val="clear" w:color="auto" w:fill="D9D9D9" w:themeFill="background1" w:themeFillShade="D9"/>
             <w:vAlign w:val="center"/>
             <w:hideMark/>
           </w:tcPr>
@@ -5611,6 +5700,7 @@
         <w:tc>
           <w:tcPr>
             <w:tcW w:w="666" w:type="pct"/>
+            <w:shd w:val="clear" w:color="auto" w:fill="D9D9D9" w:themeFill="background1" w:themeFillShade="D9"/>
             <w:vAlign w:val="center"/>
             <w:hideMark/>
           </w:tcPr>
@@ -5635,6 +5725,7 @@
         <w:tc>
           <w:tcPr>
             <w:tcW w:w="398" w:type="pct"/>
+            <w:shd w:val="clear" w:color="auto" w:fill="D9D9D9" w:themeFill="background1" w:themeFillShade="D9"/>
             <w:vAlign w:val="center"/>
             <w:hideMark/>
           </w:tcPr>
@@ -5659,6 +5750,7 @@
         <w:tc>
           <w:tcPr>
             <w:tcW w:w="709" w:type="pct"/>
+            <w:shd w:val="clear" w:color="auto" w:fill="D9D9D9" w:themeFill="background1" w:themeFillShade="D9"/>
             <w:vAlign w:val="center"/>
             <w:hideMark/>
           </w:tcPr>
@@ -6113,6 +6205,7 @@
                 <w:rFonts w:ascii="標楷體" w:eastAsia="標楷體" w:hAnsi="標楷體"/>
                 <w:szCs w:val="24"/>
               </w:rPr>
+              <w:lastRenderedPageBreak/>
               <w:t>kana</w:t>
             </w:r>
           </w:p>
@@ -6476,7 +6569,6 @@
                 <w:rFonts w:ascii="標楷體" w:eastAsia="標楷體" w:hAnsi="標楷體"/>
                 <w:szCs w:val="24"/>
               </w:rPr>
-              <w:lastRenderedPageBreak/>
               <w:t>sentence_inter</w:t>
             </w:r>
             <w:proofErr w:type="spellEnd"/>
@@ -7497,6 +7589,7 @@
           <w:tcPr>
             <w:tcW w:w="5000" w:type="pct"/>
             <w:gridSpan w:val="6"/>
+            <w:shd w:val="clear" w:color="auto" w:fill="D9D9D9" w:themeFill="background1" w:themeFillShade="D9"/>
           </w:tcPr>
           <w:p>
             <w:pPr>
@@ -7553,6 +7646,7 @@
         <w:tc>
           <w:tcPr>
             <w:tcW w:w="1391" w:type="pct"/>
+            <w:shd w:val="clear" w:color="auto" w:fill="D9D9D9" w:themeFill="background1" w:themeFillShade="D9"/>
             <w:vAlign w:val="center"/>
             <w:hideMark/>
           </w:tcPr>
@@ -7584,6 +7678,7 @@
         <w:tc>
           <w:tcPr>
             <w:tcW w:w="863" w:type="pct"/>
+            <w:shd w:val="clear" w:color="auto" w:fill="D9D9D9" w:themeFill="background1" w:themeFillShade="D9"/>
             <w:vAlign w:val="center"/>
             <w:hideMark/>
           </w:tcPr>
@@ -7608,6 +7703,7 @@
         <w:tc>
           <w:tcPr>
             <w:tcW w:w="863" w:type="pct"/>
+            <w:shd w:val="clear" w:color="auto" w:fill="D9D9D9" w:themeFill="background1" w:themeFillShade="D9"/>
             <w:vAlign w:val="center"/>
             <w:hideMark/>
           </w:tcPr>
@@ -7632,6 +7728,7 @@
         <w:tc>
           <w:tcPr>
             <w:tcW w:w="863" w:type="pct"/>
+            <w:shd w:val="clear" w:color="auto" w:fill="D9D9D9" w:themeFill="background1" w:themeFillShade="D9"/>
             <w:vAlign w:val="center"/>
             <w:hideMark/>
           </w:tcPr>
@@ -7656,6 +7753,7 @@
         <w:tc>
           <w:tcPr>
             <w:tcW w:w="511" w:type="pct"/>
+            <w:shd w:val="clear" w:color="auto" w:fill="D9D9D9" w:themeFill="background1" w:themeFillShade="D9"/>
             <w:vAlign w:val="center"/>
             <w:hideMark/>
           </w:tcPr>
@@ -7680,6 +7778,7 @@
         <w:tc>
           <w:tcPr>
             <w:tcW w:w="511" w:type="pct"/>
+            <w:shd w:val="clear" w:color="auto" w:fill="D9D9D9" w:themeFill="background1" w:themeFillShade="D9"/>
             <w:vAlign w:val="center"/>
             <w:hideMark/>
           </w:tcPr>
@@ -8332,6 +8431,7 @@
                 <w:rFonts w:ascii="標楷體" w:eastAsia="標楷體" w:hAnsi="標楷體"/>
                 <w:szCs w:val="24"/>
               </w:rPr>
+              <w:lastRenderedPageBreak/>
               <w:t>option_b</w:t>
             </w:r>
             <w:proofErr w:type="spellEnd"/>
@@ -8680,7 +8780,6 @@
                 <w:rFonts w:ascii="標楷體" w:eastAsia="標楷體" w:hAnsi="標楷體"/>
                 <w:szCs w:val="24"/>
               </w:rPr>
-              <w:lastRenderedPageBreak/>
               <w:t>correct_answer</w:t>
             </w:r>
             <w:proofErr w:type="spellEnd"/>
@@ -8832,6 +8931,7 @@
           <w:tcPr>
             <w:tcW w:w="5000" w:type="pct"/>
             <w:gridSpan w:val="6"/>
+            <w:shd w:val="clear" w:color="auto" w:fill="D9D9D9" w:themeFill="background1" w:themeFillShade="D9"/>
           </w:tcPr>
           <w:p>
             <w:pPr>
@@ -8895,6 +8995,7 @@
         <w:tc>
           <w:tcPr>
             <w:tcW w:w="1126" w:type="pct"/>
+            <w:shd w:val="clear" w:color="auto" w:fill="D9D9D9" w:themeFill="background1" w:themeFillShade="D9"/>
             <w:vAlign w:val="center"/>
             <w:hideMark/>
           </w:tcPr>
@@ -8926,6 +9027,7 @@
         <w:tc>
           <w:tcPr>
             <w:tcW w:w="1003" w:type="pct"/>
+            <w:shd w:val="clear" w:color="auto" w:fill="D9D9D9" w:themeFill="background1" w:themeFillShade="D9"/>
             <w:vAlign w:val="center"/>
             <w:hideMark/>
           </w:tcPr>
@@ -8950,6 +9052,7 @@
         <w:tc>
           <w:tcPr>
             <w:tcW w:w="799" w:type="pct"/>
+            <w:shd w:val="clear" w:color="auto" w:fill="D9D9D9" w:themeFill="background1" w:themeFillShade="D9"/>
             <w:vAlign w:val="center"/>
             <w:hideMark/>
           </w:tcPr>
@@ -8974,6 +9077,7 @@
         <w:tc>
           <w:tcPr>
             <w:tcW w:w="799" w:type="pct"/>
+            <w:shd w:val="clear" w:color="auto" w:fill="D9D9D9" w:themeFill="background1" w:themeFillShade="D9"/>
             <w:vAlign w:val="center"/>
             <w:hideMark/>
           </w:tcPr>
@@ -8998,6 +9102,7 @@
         <w:tc>
           <w:tcPr>
             <w:tcW w:w="473" w:type="pct"/>
+            <w:shd w:val="clear" w:color="auto" w:fill="D9D9D9" w:themeFill="background1" w:themeFillShade="D9"/>
             <w:vAlign w:val="center"/>
             <w:hideMark/>
           </w:tcPr>
@@ -9022,6 +9127,7 @@
         <w:tc>
           <w:tcPr>
             <w:tcW w:w="799" w:type="pct"/>
+            <w:shd w:val="clear" w:color="auto" w:fill="D9D9D9" w:themeFill="background1" w:themeFillShade="D9"/>
             <w:vAlign w:val="center"/>
             <w:hideMark/>
           </w:tcPr>
@@ -9866,6 +9972,7 @@
           <w:tcPr>
             <w:tcW w:w="5000" w:type="pct"/>
             <w:gridSpan w:val="6"/>
+            <w:shd w:val="clear" w:color="auto" w:fill="D9D9D9" w:themeFill="background1" w:themeFillShade="D9"/>
           </w:tcPr>
           <w:p>
             <w:pPr>
@@ -9929,6 +10036,7 @@
         <w:tc>
           <w:tcPr>
             <w:tcW w:w="842" w:type="pct"/>
+            <w:shd w:val="clear" w:color="auto" w:fill="D9D9D9" w:themeFill="background1" w:themeFillShade="D9"/>
             <w:vAlign w:val="center"/>
             <w:hideMark/>
           </w:tcPr>
@@ -9960,6 +10068,7 @@
         <w:tc>
           <w:tcPr>
             <w:tcW w:w="842" w:type="pct"/>
+            <w:shd w:val="clear" w:color="auto" w:fill="D9D9D9" w:themeFill="background1" w:themeFillShade="D9"/>
             <w:vAlign w:val="center"/>
             <w:hideMark/>
           </w:tcPr>
@@ -9984,6 +10093,7 @@
         <w:tc>
           <w:tcPr>
             <w:tcW w:w="842" w:type="pct"/>
+            <w:shd w:val="clear" w:color="auto" w:fill="D9D9D9" w:themeFill="background1" w:themeFillShade="D9"/>
             <w:vAlign w:val="center"/>
             <w:hideMark/>
           </w:tcPr>
@@ -10008,6 +10118,7 @@
         <w:tc>
           <w:tcPr>
             <w:tcW w:w="842" w:type="pct"/>
+            <w:shd w:val="clear" w:color="auto" w:fill="D9D9D9" w:themeFill="background1" w:themeFillShade="D9"/>
             <w:vAlign w:val="center"/>
             <w:hideMark/>
           </w:tcPr>
@@ -10032,6 +10143,7 @@
         <w:tc>
           <w:tcPr>
             <w:tcW w:w="498" w:type="pct"/>
+            <w:shd w:val="clear" w:color="auto" w:fill="D9D9D9" w:themeFill="background1" w:themeFillShade="D9"/>
             <w:vAlign w:val="center"/>
             <w:hideMark/>
           </w:tcPr>
@@ -10056,6 +10168,7 @@
         <w:tc>
           <w:tcPr>
             <w:tcW w:w="1134" w:type="pct"/>
+            <w:shd w:val="clear" w:color="auto" w:fill="D9D9D9" w:themeFill="background1" w:themeFillShade="D9"/>
             <w:vAlign w:val="center"/>
             <w:hideMark/>
           </w:tcPr>
@@ -10543,6 +10656,7 @@
           <w:tcPr>
             <w:tcW w:w="5000" w:type="pct"/>
             <w:gridSpan w:val="6"/>
+            <w:shd w:val="clear" w:color="auto" w:fill="D9D9D9" w:themeFill="background1" w:themeFillShade="D9"/>
           </w:tcPr>
           <w:p>
             <w:pPr>
@@ -10615,6 +10729,7 @@
         <w:tc>
           <w:tcPr>
             <w:tcW w:w="1025" w:type="pct"/>
+            <w:shd w:val="clear" w:color="auto" w:fill="D9D9D9" w:themeFill="background1" w:themeFillShade="D9"/>
             <w:vAlign w:val="center"/>
             <w:hideMark/>
           </w:tcPr>
@@ -10646,6 +10761,7 @@
         <w:tc>
           <w:tcPr>
             <w:tcW w:w="914" w:type="pct"/>
+            <w:shd w:val="clear" w:color="auto" w:fill="D9D9D9" w:themeFill="background1" w:themeFillShade="D9"/>
             <w:vAlign w:val="center"/>
             <w:hideMark/>
           </w:tcPr>
@@ -10670,6 +10786,7 @@
         <w:tc>
           <w:tcPr>
             <w:tcW w:w="728" w:type="pct"/>
+            <w:shd w:val="clear" w:color="auto" w:fill="D9D9D9" w:themeFill="background1" w:themeFillShade="D9"/>
             <w:vAlign w:val="center"/>
             <w:hideMark/>
           </w:tcPr>
@@ -10694,6 +10811,7 @@
         <w:tc>
           <w:tcPr>
             <w:tcW w:w="728" w:type="pct"/>
+            <w:shd w:val="clear" w:color="auto" w:fill="D9D9D9" w:themeFill="background1" w:themeFillShade="D9"/>
             <w:vAlign w:val="center"/>
             <w:hideMark/>
           </w:tcPr>
@@ -10718,6 +10836,7 @@
         <w:tc>
           <w:tcPr>
             <w:tcW w:w="431" w:type="pct"/>
+            <w:shd w:val="clear" w:color="auto" w:fill="D9D9D9" w:themeFill="background1" w:themeFillShade="D9"/>
             <w:vAlign w:val="center"/>
             <w:hideMark/>
           </w:tcPr>
@@ -10742,6 +10861,7 @@
         <w:tc>
           <w:tcPr>
             <w:tcW w:w="1174" w:type="pct"/>
+            <w:shd w:val="clear" w:color="auto" w:fill="D9D9D9" w:themeFill="background1" w:themeFillShade="D9"/>
             <w:vAlign w:val="center"/>
             <w:hideMark/>
           </w:tcPr>
@@ -10922,6 +11042,7 @@
                 <w:rFonts w:ascii="標楷體" w:eastAsia="標楷體" w:hAnsi="標楷體"/>
                 <w:szCs w:val="24"/>
               </w:rPr>
+              <w:lastRenderedPageBreak/>
               <w:t>user_id</w:t>
             </w:r>
             <w:proofErr w:type="spellEnd"/>
@@ -11336,7 +11457,6 @@
                 <w:rFonts w:ascii="標楷體" w:eastAsia="標楷體" w:hAnsi="標楷體"/>
                 <w:szCs w:val="24"/>
               </w:rPr>
-              <w:lastRenderedPageBreak/>
               <w:t>collected_at</w:t>
             </w:r>
             <w:proofErr w:type="spellEnd"/>
@@ -11491,6 +11611,14 @@
     </w:p>
     <w:p>
       <w:pPr>
+        <w:rPr>
+          <w:rFonts w:ascii="標楷體" w:eastAsia="標楷體" w:hAnsi="標楷體"/>
+          <w:szCs w:val="24"/>
+        </w:rPr>
+      </w:pPr>
+    </w:p>
+    <w:p>
+      <w:pPr>
         <w:pStyle w:val="a4"/>
       </w:pPr>
       <w:r>
@@ -11540,6 +11668,7 @@
           <w:tcPr>
             <w:tcW w:w="5000" w:type="pct"/>
             <w:gridSpan w:val="6"/>
+            <w:shd w:val="clear" w:color="auto" w:fill="D9D9D9" w:themeFill="background1" w:themeFillShade="D9"/>
           </w:tcPr>
           <w:p>
             <w:pPr>
@@ -11624,6 +11753,7 @@
         <w:tc>
           <w:tcPr>
             <w:tcW w:w="1021" w:type="pct"/>
+            <w:shd w:val="clear" w:color="auto" w:fill="D9D9D9" w:themeFill="background1" w:themeFillShade="D9"/>
             <w:vAlign w:val="center"/>
             <w:hideMark/>
           </w:tcPr>
@@ -11655,6 +11785,7 @@
         <w:tc>
           <w:tcPr>
             <w:tcW w:w="1021" w:type="pct"/>
+            <w:shd w:val="clear" w:color="auto" w:fill="D9D9D9" w:themeFill="background1" w:themeFillShade="D9"/>
             <w:vAlign w:val="center"/>
             <w:hideMark/>
           </w:tcPr>
@@ -11679,6 +11810,7 @@
         <w:tc>
           <w:tcPr>
             <w:tcW w:w="848" w:type="pct"/>
+            <w:shd w:val="clear" w:color="auto" w:fill="D9D9D9" w:themeFill="background1" w:themeFillShade="D9"/>
             <w:vAlign w:val="center"/>
             <w:hideMark/>
           </w:tcPr>
@@ -11703,6 +11835,7 @@
         <w:tc>
           <w:tcPr>
             <w:tcW w:w="848" w:type="pct"/>
+            <w:shd w:val="clear" w:color="auto" w:fill="D9D9D9" w:themeFill="background1" w:themeFillShade="D9"/>
             <w:vAlign w:val="center"/>
             <w:hideMark/>
           </w:tcPr>
@@ -11727,6 +11860,7 @@
         <w:tc>
           <w:tcPr>
             <w:tcW w:w="502" w:type="pct"/>
+            <w:shd w:val="clear" w:color="auto" w:fill="D9D9D9" w:themeFill="background1" w:themeFillShade="D9"/>
             <w:vAlign w:val="center"/>
             <w:hideMark/>
           </w:tcPr>
@@ -11751,6 +11885,7 @@
         <w:tc>
           <w:tcPr>
             <w:tcW w:w="761" w:type="pct"/>
+            <w:shd w:val="clear" w:color="auto" w:fill="D9D9D9" w:themeFill="background1" w:themeFillShade="D9"/>
             <w:vAlign w:val="center"/>
             <w:hideMark/>
           </w:tcPr>
@@ -12361,6 +12496,7 @@
           <w:tcPr>
             <w:tcW w:w="5000" w:type="pct"/>
             <w:gridSpan w:val="6"/>
+            <w:shd w:val="clear" w:color="auto" w:fill="D9D9D9" w:themeFill="background1" w:themeFillShade="D9"/>
           </w:tcPr>
           <w:p>
             <w:pPr>
@@ -12429,6 +12565,7 @@
         <w:tc>
           <w:tcPr>
             <w:tcW w:w="1190" w:type="pct"/>
+            <w:shd w:val="clear" w:color="auto" w:fill="D9D9D9" w:themeFill="background1" w:themeFillShade="D9"/>
             <w:vAlign w:val="center"/>
             <w:hideMark/>
           </w:tcPr>
@@ -12460,6 +12597,7 @@
         <w:tc>
           <w:tcPr>
             <w:tcW w:w="911" w:type="pct"/>
+            <w:shd w:val="clear" w:color="auto" w:fill="D9D9D9" w:themeFill="background1" w:themeFillShade="D9"/>
             <w:vAlign w:val="center"/>
             <w:hideMark/>
           </w:tcPr>
@@ -12484,6 +12622,7 @@
         <w:tc>
           <w:tcPr>
             <w:tcW w:w="911" w:type="pct"/>
+            <w:shd w:val="clear" w:color="auto" w:fill="D9D9D9" w:themeFill="background1" w:themeFillShade="D9"/>
             <w:vAlign w:val="center"/>
             <w:hideMark/>
           </w:tcPr>
@@ -12508,6 +12647,7 @@
         <w:tc>
           <w:tcPr>
             <w:tcW w:w="911" w:type="pct"/>
+            <w:shd w:val="clear" w:color="auto" w:fill="D9D9D9" w:themeFill="background1" w:themeFillShade="D9"/>
             <w:vAlign w:val="center"/>
             <w:hideMark/>
           </w:tcPr>
@@ -12532,6 +12672,7 @@
         <w:tc>
           <w:tcPr>
             <w:tcW w:w="539" w:type="pct"/>
+            <w:shd w:val="clear" w:color="auto" w:fill="D9D9D9" w:themeFill="background1" w:themeFillShade="D9"/>
             <w:vAlign w:val="center"/>
             <w:hideMark/>
           </w:tcPr>
@@ -12556,6 +12697,7 @@
         <w:tc>
           <w:tcPr>
             <w:tcW w:w="539" w:type="pct"/>
+            <w:shd w:val="clear" w:color="auto" w:fill="D9D9D9" w:themeFill="background1" w:themeFillShade="D9"/>
             <w:vAlign w:val="center"/>
             <w:hideMark/>
           </w:tcPr>
@@ -13007,6 +13149,7 @@
           <w:tcPr>
             <w:tcW w:w="5000" w:type="pct"/>
             <w:gridSpan w:val="6"/>
+            <w:shd w:val="clear" w:color="auto" w:fill="D9D9D9" w:themeFill="background1" w:themeFillShade="D9"/>
           </w:tcPr>
           <w:p>
             <w:pPr>
@@ -13084,6 +13227,7 @@
         <w:tc>
           <w:tcPr>
             <w:tcW w:w="1143" w:type="pct"/>
+            <w:shd w:val="clear" w:color="auto" w:fill="D9D9D9" w:themeFill="background1" w:themeFillShade="D9"/>
             <w:vAlign w:val="center"/>
             <w:hideMark/>
           </w:tcPr>
@@ -13115,6 +13259,7 @@
         <w:tc>
           <w:tcPr>
             <w:tcW w:w="882" w:type="pct"/>
+            <w:shd w:val="clear" w:color="auto" w:fill="D9D9D9" w:themeFill="background1" w:themeFillShade="D9"/>
             <w:vAlign w:val="center"/>
             <w:hideMark/>
           </w:tcPr>
@@ -13139,6 +13284,7 @@
         <w:tc>
           <w:tcPr>
             <w:tcW w:w="709" w:type="pct"/>
+            <w:shd w:val="clear" w:color="auto" w:fill="D9D9D9" w:themeFill="background1" w:themeFillShade="D9"/>
             <w:vAlign w:val="center"/>
             <w:hideMark/>
           </w:tcPr>
@@ -13163,6 +13309,7 @@
         <w:tc>
           <w:tcPr>
             <w:tcW w:w="705" w:type="pct"/>
+            <w:shd w:val="clear" w:color="auto" w:fill="D9D9D9" w:themeFill="background1" w:themeFillShade="D9"/>
             <w:vAlign w:val="center"/>
             <w:hideMark/>
           </w:tcPr>
@@ -13187,6 +13334,7 @@
         <w:tc>
           <w:tcPr>
             <w:tcW w:w="418" w:type="pct"/>
+            <w:shd w:val="clear" w:color="auto" w:fill="D9D9D9" w:themeFill="background1" w:themeFillShade="D9"/>
             <w:vAlign w:val="center"/>
             <w:hideMark/>
           </w:tcPr>
@@ -13211,6 +13359,7 @@
         <w:tc>
           <w:tcPr>
             <w:tcW w:w="1143" w:type="pct"/>
+            <w:shd w:val="clear" w:color="auto" w:fill="D9D9D9" w:themeFill="background1" w:themeFillShade="D9"/>
             <w:vAlign w:val="center"/>
             <w:hideMark/>
           </w:tcPr>
@@ -13276,7 +13425,15 @@
                 <w:rFonts w:ascii="標楷體" w:eastAsia="標楷體" w:hAnsi="標楷體"/>
                 <w:szCs w:val="24"/>
               </w:rPr>
-              <w:t>解鎖紀錄ID</w:t>
+              <w:t>解鎖紀錄</w:t>
+            </w:r>
+            <w:r>
+              <w:rPr>
+                <w:rFonts w:ascii="標楷體" w:eastAsia="標楷體" w:hAnsi="標楷體"/>
+                <w:szCs w:val="24"/>
+              </w:rPr>
+              <w:lastRenderedPageBreak/>
+              <w:t>ID</w:t>
             </w:r>
           </w:p>
         </w:tc>
@@ -13298,6 +13455,7 @@
                 <w:rFonts w:ascii="標楷體" w:eastAsia="標楷體" w:hAnsi="標楷體"/>
                 <w:szCs w:val="24"/>
               </w:rPr>
+              <w:lastRenderedPageBreak/>
               <w:t>INT</w:t>
             </w:r>
           </w:p>
@@ -13817,6 +13975,7 @@
           <w:tcPr>
             <w:tcW w:w="5000" w:type="pct"/>
             <w:gridSpan w:val="6"/>
+            <w:shd w:val="clear" w:color="auto" w:fill="D9D9D9" w:themeFill="background1" w:themeFillShade="D9"/>
           </w:tcPr>
           <w:p>
             <w:pPr>
@@ -13887,6 +14046,7 @@
         <w:tc>
           <w:tcPr>
             <w:tcW w:w="1268" w:type="pct"/>
+            <w:shd w:val="clear" w:color="auto" w:fill="D9D9D9" w:themeFill="background1" w:themeFillShade="D9"/>
             <w:vAlign w:val="center"/>
             <w:hideMark/>
           </w:tcPr>
@@ -13918,6 +14078,7 @@
         <w:tc>
           <w:tcPr>
             <w:tcW w:w="987" w:type="pct"/>
+            <w:shd w:val="clear" w:color="auto" w:fill="D9D9D9" w:themeFill="background1" w:themeFillShade="D9"/>
             <w:vAlign w:val="center"/>
             <w:hideMark/>
           </w:tcPr>
@@ -13942,6 +14103,7 @@
         <w:tc>
           <w:tcPr>
             <w:tcW w:w="787" w:type="pct"/>
+            <w:shd w:val="clear" w:color="auto" w:fill="D9D9D9" w:themeFill="background1" w:themeFillShade="D9"/>
             <w:vAlign w:val="center"/>
             <w:hideMark/>
           </w:tcPr>
@@ -13966,6 +14128,7 @@
         <w:tc>
           <w:tcPr>
             <w:tcW w:w="787" w:type="pct"/>
+            <w:shd w:val="clear" w:color="auto" w:fill="D9D9D9" w:themeFill="background1" w:themeFillShade="D9"/>
             <w:vAlign w:val="center"/>
             <w:hideMark/>
           </w:tcPr>
@@ -13990,6 +14153,7 @@
         <w:tc>
           <w:tcPr>
             <w:tcW w:w="465" w:type="pct"/>
+            <w:shd w:val="clear" w:color="auto" w:fill="D9D9D9" w:themeFill="background1" w:themeFillShade="D9"/>
             <w:vAlign w:val="center"/>
             <w:hideMark/>
           </w:tcPr>
@@ -14014,6 +14178,7 @@
         <w:tc>
           <w:tcPr>
             <w:tcW w:w="706" w:type="pct"/>
+            <w:shd w:val="clear" w:color="auto" w:fill="D9D9D9" w:themeFill="background1" w:themeFillShade="D9"/>
             <w:vAlign w:val="center"/>
             <w:hideMark/>
           </w:tcPr>
@@ -14849,6 +15014,7 @@
           <w:tcPr>
             <w:tcW w:w="5000" w:type="pct"/>
             <w:gridSpan w:val="6"/>
+            <w:shd w:val="clear" w:color="auto" w:fill="D9D9D9" w:themeFill="background1" w:themeFillShade="D9"/>
           </w:tcPr>
           <w:p>
             <w:pPr>
@@ -14889,6 +15055,7 @@
         <w:tc>
           <w:tcPr>
             <w:tcW w:w="1079" w:type="pct"/>
+            <w:shd w:val="clear" w:color="auto" w:fill="D9D9D9" w:themeFill="background1" w:themeFillShade="D9"/>
             <w:hideMark/>
           </w:tcPr>
           <w:p>
@@ -14912,6 +15079,7 @@
         <w:tc>
           <w:tcPr>
             <w:tcW w:w="1037" w:type="pct"/>
+            <w:shd w:val="clear" w:color="auto" w:fill="D9D9D9" w:themeFill="background1" w:themeFillShade="D9"/>
             <w:hideMark/>
           </w:tcPr>
           <w:p>
@@ -14935,6 +15103,7 @@
         <w:tc>
           <w:tcPr>
             <w:tcW w:w="826" w:type="pct"/>
+            <w:shd w:val="clear" w:color="auto" w:fill="D9D9D9" w:themeFill="background1" w:themeFillShade="D9"/>
             <w:hideMark/>
           </w:tcPr>
           <w:p>
@@ -14958,6 +15127,7 @@
         <w:tc>
           <w:tcPr>
             <w:tcW w:w="826" w:type="pct"/>
+            <w:shd w:val="clear" w:color="auto" w:fill="D9D9D9" w:themeFill="background1" w:themeFillShade="D9"/>
             <w:hideMark/>
           </w:tcPr>
           <w:p>
@@ -14981,6 +15151,7 @@
         <w:tc>
           <w:tcPr>
             <w:tcW w:w="489" w:type="pct"/>
+            <w:shd w:val="clear" w:color="auto" w:fill="D9D9D9" w:themeFill="background1" w:themeFillShade="D9"/>
             <w:hideMark/>
           </w:tcPr>
           <w:p>
@@ -15004,6 +15175,7 @@
         <w:tc>
           <w:tcPr>
             <w:tcW w:w="742" w:type="pct"/>
+            <w:shd w:val="clear" w:color="auto" w:fill="D9D9D9" w:themeFill="background1" w:themeFillShade="D9"/>
             <w:hideMark/>
           </w:tcPr>
           <w:p>
@@ -15743,6 +15915,7 @@
           <w:tcPr>
             <w:tcW w:w="5000" w:type="pct"/>
             <w:gridSpan w:val="6"/>
+            <w:shd w:val="clear" w:color="auto" w:fill="D9D9D9" w:themeFill="background1" w:themeFillShade="D9"/>
           </w:tcPr>
           <w:p>
             <w:pPr>
@@ -15781,6 +15954,7 @@
         <w:tc>
           <w:tcPr>
             <w:tcW w:w="987" w:type="pct"/>
+            <w:shd w:val="clear" w:color="auto" w:fill="D9D9D9" w:themeFill="background1" w:themeFillShade="D9"/>
             <w:hideMark/>
           </w:tcPr>
           <w:p>
@@ -15797,6 +15971,7 @@
                 <w:rFonts w:ascii="標楷體" w:eastAsia="標楷體" w:hAnsi="標楷體"/>
                 <w:szCs w:val="24"/>
               </w:rPr>
+              <w:lastRenderedPageBreak/>
               <w:t>英文名稱</w:t>
             </w:r>
           </w:p>
@@ -15804,6 +15979,7 @@
         <w:tc>
           <w:tcPr>
             <w:tcW w:w="1154" w:type="pct"/>
+            <w:shd w:val="clear" w:color="auto" w:fill="D9D9D9" w:themeFill="background1" w:themeFillShade="D9"/>
             <w:hideMark/>
           </w:tcPr>
           <w:p>
@@ -15827,6 +16003,7 @@
         <w:tc>
           <w:tcPr>
             <w:tcW w:w="819" w:type="pct"/>
+            <w:shd w:val="clear" w:color="auto" w:fill="D9D9D9" w:themeFill="background1" w:themeFillShade="D9"/>
             <w:hideMark/>
           </w:tcPr>
           <w:p>
@@ -15850,6 +16027,7 @@
         <w:tc>
           <w:tcPr>
             <w:tcW w:w="819" w:type="pct"/>
+            <w:shd w:val="clear" w:color="auto" w:fill="D9D9D9" w:themeFill="background1" w:themeFillShade="D9"/>
             <w:hideMark/>
           </w:tcPr>
           <w:p>
@@ -15873,6 +16051,7 @@
         <w:tc>
           <w:tcPr>
             <w:tcW w:w="485" w:type="pct"/>
+            <w:shd w:val="clear" w:color="auto" w:fill="D9D9D9" w:themeFill="background1" w:themeFillShade="D9"/>
             <w:hideMark/>
           </w:tcPr>
           <w:p>
@@ -15896,6 +16075,7 @@
         <w:tc>
           <w:tcPr>
             <w:tcW w:w="736" w:type="pct"/>
+            <w:shd w:val="clear" w:color="auto" w:fill="D9D9D9" w:themeFill="background1" w:themeFillShade="D9"/>
             <w:hideMark/>
           </w:tcPr>
           <w:p>
@@ -16351,7 +16531,6 @@
                 <w:rFonts w:ascii="標楷體" w:eastAsia="標楷體" w:hAnsi="標楷體"/>
                 <w:szCs w:val="24"/>
               </w:rPr>
-              <w:lastRenderedPageBreak/>
               <w:t>created_at</w:t>
             </w:r>
             <w:proofErr w:type="spellEnd"/>
@@ -16504,6 +16683,7 @@
           <w:tcPr>
             <w:tcW w:w="5000" w:type="pct"/>
             <w:gridSpan w:val="6"/>
+            <w:shd w:val="clear" w:color="auto" w:fill="D9D9D9" w:themeFill="background1" w:themeFillShade="D9"/>
           </w:tcPr>
           <w:p>
             <w:pPr>
@@ -16558,6 +16738,7 @@
         <w:tc>
           <w:tcPr>
             <w:tcW w:w="1366" w:type="pct"/>
+            <w:shd w:val="clear" w:color="auto" w:fill="D9D9D9" w:themeFill="background1" w:themeFillShade="D9"/>
             <w:hideMark/>
           </w:tcPr>
           <w:p>
@@ -16581,6 +16762,7 @@
         <w:tc>
           <w:tcPr>
             <w:tcW w:w="1148" w:type="pct"/>
+            <w:shd w:val="clear" w:color="auto" w:fill="D9D9D9" w:themeFill="background1" w:themeFillShade="D9"/>
             <w:hideMark/>
           </w:tcPr>
           <w:p>
@@ -16604,6 +16786,7 @@
         <w:tc>
           <w:tcPr>
             <w:tcW w:w="712" w:type="pct"/>
+            <w:shd w:val="clear" w:color="auto" w:fill="D9D9D9" w:themeFill="background1" w:themeFillShade="D9"/>
             <w:hideMark/>
           </w:tcPr>
           <w:p>
@@ -16627,6 +16810,7 @@
         <w:tc>
           <w:tcPr>
             <w:tcW w:w="712" w:type="pct"/>
+            <w:shd w:val="clear" w:color="auto" w:fill="D9D9D9" w:themeFill="background1" w:themeFillShade="D9"/>
             <w:hideMark/>
           </w:tcPr>
           <w:p>
@@ -16650,6 +16834,7 @@
         <w:tc>
           <w:tcPr>
             <w:tcW w:w="422" w:type="pct"/>
+            <w:shd w:val="clear" w:color="auto" w:fill="D9D9D9" w:themeFill="background1" w:themeFillShade="D9"/>
             <w:hideMark/>
           </w:tcPr>
           <w:p>
@@ -16673,6 +16858,7 @@
         <w:tc>
           <w:tcPr>
             <w:tcW w:w="640" w:type="pct"/>
+            <w:shd w:val="clear" w:color="auto" w:fill="D9D9D9" w:themeFill="background1" w:themeFillShade="D9"/>
             <w:hideMark/>
           </w:tcPr>
           <w:p>
@@ -17899,6 +18085,7 @@
           <w:tcPr>
             <w:tcW w:w="5000" w:type="pct"/>
             <w:gridSpan w:val="6"/>
+            <w:shd w:val="clear" w:color="auto" w:fill="D9D9D9" w:themeFill="background1" w:themeFillShade="D9"/>
           </w:tcPr>
           <w:p>
             <w:pPr>
@@ -17953,6 +18140,7 @@
         <w:tc>
           <w:tcPr>
             <w:tcW w:w="1003" w:type="pct"/>
+            <w:shd w:val="clear" w:color="auto" w:fill="D9D9D9" w:themeFill="background1" w:themeFillShade="D9"/>
             <w:hideMark/>
           </w:tcPr>
           <w:p>
@@ -17976,6 +18164,7 @@
         <w:tc>
           <w:tcPr>
             <w:tcW w:w="1003" w:type="pct"/>
+            <w:shd w:val="clear" w:color="auto" w:fill="D9D9D9" w:themeFill="background1" w:themeFillShade="D9"/>
             <w:hideMark/>
           </w:tcPr>
           <w:p>
@@ -17999,6 +18188,7 @@
         <w:tc>
           <w:tcPr>
             <w:tcW w:w="712" w:type="pct"/>
+            <w:shd w:val="clear" w:color="auto" w:fill="D9D9D9" w:themeFill="background1" w:themeFillShade="D9"/>
             <w:hideMark/>
           </w:tcPr>
           <w:p>
@@ -18022,6 +18212,7 @@
         <w:tc>
           <w:tcPr>
             <w:tcW w:w="712" w:type="pct"/>
+            <w:shd w:val="clear" w:color="auto" w:fill="D9D9D9" w:themeFill="background1" w:themeFillShade="D9"/>
             <w:hideMark/>
           </w:tcPr>
           <w:p>
@@ -18045,6 +18236,7 @@
         <w:tc>
           <w:tcPr>
             <w:tcW w:w="422" w:type="pct"/>
+            <w:shd w:val="clear" w:color="auto" w:fill="D9D9D9" w:themeFill="background1" w:themeFillShade="D9"/>
             <w:hideMark/>
           </w:tcPr>
           <w:p>
@@ -18068,6 +18260,7 @@
         <w:tc>
           <w:tcPr>
             <w:tcW w:w="1148" w:type="pct"/>
+            <w:shd w:val="clear" w:color="auto" w:fill="D9D9D9" w:themeFill="background1" w:themeFillShade="D9"/>
             <w:hideMark/>
           </w:tcPr>
           <w:p>
@@ -18645,6 +18838,7 @@
                 <w:rFonts w:ascii="標楷體" w:eastAsia="標楷體" w:hAnsi="標楷體"/>
                 <w:szCs w:val="24"/>
               </w:rPr>
+              <w:lastRenderedPageBreak/>
               <w:t>group_scans</w:t>
             </w:r>
             <w:proofErr w:type="spellEnd"/>
@@ -19032,7 +19226,6 @@
         <w:pStyle w:val="a4"/>
       </w:pPr>
       <w:r>
-        <w:lastRenderedPageBreak/>
         <w:t>表 8-2-1</w:t>
       </w:r>
       <w:r>
@@ -19081,6 +19274,7 @@
           <w:tcPr>
             <w:tcW w:w="5000" w:type="pct"/>
             <w:gridSpan w:val="6"/>
+            <w:shd w:val="clear" w:color="auto" w:fill="D9D9D9" w:themeFill="background1" w:themeFillShade="D9"/>
           </w:tcPr>
           <w:p>
             <w:pPr>
@@ -19135,6 +19329,7 @@
         <w:tc>
           <w:tcPr>
             <w:tcW w:w="965" w:type="pct"/>
+            <w:shd w:val="clear" w:color="auto" w:fill="D9D9D9" w:themeFill="background1" w:themeFillShade="D9"/>
             <w:hideMark/>
           </w:tcPr>
           <w:p>
@@ -19158,6 +19353,7 @@
         <w:tc>
           <w:tcPr>
             <w:tcW w:w="928" w:type="pct"/>
+            <w:shd w:val="clear" w:color="auto" w:fill="D9D9D9" w:themeFill="background1" w:themeFillShade="D9"/>
             <w:hideMark/>
           </w:tcPr>
           <w:p>
@@ -19181,6 +19377,7 @@
         <w:tc>
           <w:tcPr>
             <w:tcW w:w="739" w:type="pct"/>
+            <w:shd w:val="clear" w:color="auto" w:fill="D9D9D9" w:themeFill="background1" w:themeFillShade="D9"/>
             <w:hideMark/>
           </w:tcPr>
           <w:p>
@@ -19204,6 +19401,7 @@
         <w:tc>
           <w:tcPr>
             <w:tcW w:w="739" w:type="pct"/>
+            <w:shd w:val="clear" w:color="auto" w:fill="D9D9D9" w:themeFill="background1" w:themeFillShade="D9"/>
             <w:hideMark/>
           </w:tcPr>
           <w:p>
@@ -19227,6 +19425,7 @@
         <w:tc>
           <w:tcPr>
             <w:tcW w:w="437" w:type="pct"/>
+            <w:shd w:val="clear" w:color="auto" w:fill="D9D9D9" w:themeFill="background1" w:themeFillShade="D9"/>
             <w:hideMark/>
           </w:tcPr>
           <w:p>
@@ -19250,6 +19449,7 @@
         <w:tc>
           <w:tcPr>
             <w:tcW w:w="1192" w:type="pct"/>
+            <w:shd w:val="clear" w:color="auto" w:fill="D9D9D9" w:themeFill="background1" w:themeFillShade="D9"/>
             <w:hideMark/>
           </w:tcPr>
           <w:p>
@@ -20127,6 +20327,7 @@
           <w:tcPr>
             <w:tcW w:w="5000" w:type="pct"/>
             <w:gridSpan w:val="6"/>
+            <w:shd w:val="clear" w:color="auto" w:fill="D9D9D9" w:themeFill="background1" w:themeFillShade="D9"/>
           </w:tcPr>
           <w:p>
             <w:pPr>
@@ -20165,6 +20366,7 @@
         <w:tc>
           <w:tcPr>
             <w:tcW w:w="1207" w:type="pct"/>
+            <w:shd w:val="clear" w:color="auto" w:fill="D9D9D9" w:themeFill="background1" w:themeFillShade="D9"/>
             <w:hideMark/>
           </w:tcPr>
           <w:p>
@@ -20188,6 +20390,7 @@
         <w:tc>
           <w:tcPr>
             <w:tcW w:w="1003" w:type="pct"/>
+            <w:shd w:val="clear" w:color="auto" w:fill="D9D9D9" w:themeFill="background1" w:themeFillShade="D9"/>
             <w:hideMark/>
           </w:tcPr>
           <w:p>
@@ -20211,6 +20414,7 @@
         <w:tc>
           <w:tcPr>
             <w:tcW w:w="799" w:type="pct"/>
+            <w:shd w:val="clear" w:color="auto" w:fill="D9D9D9" w:themeFill="background1" w:themeFillShade="D9"/>
             <w:hideMark/>
           </w:tcPr>
           <w:p>
@@ -20234,6 +20438,7 @@
         <w:tc>
           <w:tcPr>
             <w:tcW w:w="799" w:type="pct"/>
+            <w:shd w:val="clear" w:color="auto" w:fill="D9D9D9" w:themeFill="background1" w:themeFillShade="D9"/>
             <w:hideMark/>
           </w:tcPr>
           <w:p>
@@ -20257,6 +20462,7 @@
         <w:tc>
           <w:tcPr>
             <w:tcW w:w="473" w:type="pct"/>
+            <w:shd w:val="clear" w:color="auto" w:fill="D9D9D9" w:themeFill="background1" w:themeFillShade="D9"/>
             <w:hideMark/>
           </w:tcPr>
           <w:p>
@@ -20280,6 +20486,7 @@
         <w:tc>
           <w:tcPr>
             <w:tcW w:w="718" w:type="pct"/>
+            <w:shd w:val="clear" w:color="auto" w:fill="D9D9D9" w:themeFill="background1" w:themeFillShade="D9"/>
             <w:hideMark/>
           </w:tcPr>
           <w:p>

--- a/系統文件/7、8.docx
+++ b/系統文件/7、8.docx
@@ -5,9 +5,6 @@
     <w:p>
       <w:pPr>
         <w:pStyle w:val="a8"/>
-        <w:rPr>
-          <w:rFonts w:hint="eastAsia"/>
-        </w:rPr>
       </w:pPr>
       <w:r>
         <w:t>第</w:t>
@@ -37,6 +34,9 @@
     <w:p>
       <w:pPr>
         <w:pStyle w:val="-"/>
+        <w:rPr>
+          <w:noProof/>
+        </w:rPr>
       </w:pPr>
       <w:r>
         <w:t>7-</w:t>
@@ -62,13 +62,83 @@
         </w:rPr>
         <w:t>(Entity relationship diagram)</w:t>
       </w:r>
+      <w:r>
+        <w:rPr>
+          <w:noProof/>
+        </w:rPr>
+        <w:t xml:space="preserve"> </w:t>
+      </w:r>
     </w:p>
     <w:p>
       <w:pPr>
+        <w:pStyle w:val="-"/>
+      </w:pPr>
+      <w:r>
+        <w:rPr>
+          <w:noProof/>
+        </w:rPr>
+        <w:drawing>
+          <wp:inline distT="0" distB="0" distL="0" distR="0" wp14:anchorId="6498F752" wp14:editId="2B6825A6">
+            <wp:extent cx="5274310" cy="6664325"/>
+            <wp:effectExtent l="0" t="0" r="2540" b="3175"/>
+            <wp:docPr id="1" name="圖片 1"/>
+            <wp:cNvGraphicFramePr>
+              <a:graphicFrameLocks xmlns:a="http://schemas.openxmlformats.org/drawingml/2006/main" noChangeAspect="1"/>
+            </wp:cNvGraphicFramePr>
+            <a:graphic xmlns:a="http://schemas.openxmlformats.org/drawingml/2006/main">
+              <a:graphicData uri="http://schemas.openxmlformats.org/drawingml/2006/picture">
+                <pic:pic xmlns:pic="http://schemas.openxmlformats.org/drawingml/2006/picture">
+                  <pic:nvPicPr>
+                    <pic:cNvPr id="1" name="圖片 1"/>
+                    <pic:cNvPicPr/>
+                  </pic:nvPicPr>
+                  <pic:blipFill>
+                    <a:blip r:embed="rId5">
+                      <a:extLst>
+                        <a:ext uri="{28A0092B-C50C-407E-A947-70E740481C1C}">
+                          <a14:useLocalDpi xmlns:a14="http://schemas.microsoft.com/office/drawing/2010/main" val="0"/>
+                        </a:ext>
+                      </a:extLst>
+                    </a:blip>
+                    <a:stretch>
+                      <a:fillRect/>
+                    </a:stretch>
+                  </pic:blipFill>
+                  <pic:spPr>
+                    <a:xfrm>
+                      <a:off x="0" y="0"/>
+                      <a:ext cx="5274310" cy="6664325"/>
+                    </a:xfrm>
+                    <a:prstGeom prst="rect">
+                      <a:avLst/>
+                    </a:prstGeom>
+                  </pic:spPr>
+                </pic:pic>
+              </a:graphicData>
+            </a:graphic>
+          </wp:inline>
+        </w:drawing>
+      </w:r>
+    </w:p>
+    <w:p>
+      <w:pPr>
+        <w:pStyle w:val="aa"/>
         <w:rPr>
           <w:rFonts w:hint="eastAsia"/>
         </w:rPr>
       </w:pPr>
+      <w:r>
+        <w:rPr>
+          <w:rFonts w:hint="eastAsia"/>
+        </w:rPr>
+        <w:t>圖 7-1-1 實體關</w:t>
+      </w:r>
+      <w:r>
+        <w:rPr>
+          <w:rFonts w:hint="eastAsia"/>
+        </w:rPr>
+        <w:t>聯圖</w:t>
+      </w:r>
     </w:p>
     <w:p>
       <w:pPr>
@@ -95,6 +165,7 @@
         <w:rPr>
           <w:rFonts w:hint="eastAsia"/>
         </w:rPr>
+        <w:lastRenderedPageBreak/>
         <w:t>表</w:t>
       </w:r>
       <w:r>
@@ -267,6 +338,7 @@
         <w:tc>
           <w:tcPr>
             <w:tcW w:w="2765" w:type="dxa"/>
+            <w:shd w:val="clear" w:color="auto" w:fill="FFFF00"/>
             <w:vAlign w:val="center"/>
           </w:tcPr>
           <w:p>
@@ -287,6 +359,56 @@
             </w:r>
           </w:p>
         </w:tc>
+        <w:tc>
+          <w:tcPr>
+            <w:tcW w:w="2765" w:type="dxa"/>
+            <w:shd w:val="clear" w:color="auto" w:fill="FFFF00"/>
+            <w:vAlign w:val="center"/>
+          </w:tcPr>
+          <w:p>
+            <w:pPr>
+              <w:spacing w:line="360" w:lineRule="auto"/>
+              <w:jc w:val="center"/>
+              <w:rPr>
+                <w:rFonts w:ascii="標楷體" w:eastAsia="標楷體" w:hAnsi="標楷體"/>
+                <w:szCs w:val="24"/>
+              </w:rPr>
+            </w:pPr>
+            <w:r>
+              <w:rPr>
+                <w:rFonts w:ascii="標楷體" w:eastAsia="標楷體" w:hAnsi="標楷體"/>
+                <w:szCs w:val="24"/>
+              </w:rPr>
+              <w:t>user_ability</w:t>
+            </w:r>
+          </w:p>
+        </w:tc>
+        <w:tc>
+          <w:tcPr>
+            <w:tcW w:w="2766" w:type="dxa"/>
+            <w:shd w:val="clear" w:color="auto" w:fill="FFFF00"/>
+            <w:vAlign w:val="center"/>
+          </w:tcPr>
+          <w:p>
+            <w:pPr>
+              <w:spacing w:line="360" w:lineRule="auto"/>
+              <w:jc w:val="center"/>
+              <w:rPr>
+                <w:rFonts w:ascii="標楷體" w:eastAsia="標楷體" w:hAnsi="標楷體"/>
+                <w:szCs w:val="24"/>
+              </w:rPr>
+            </w:pPr>
+            <w:r>
+              <w:rPr>
+                <w:rFonts w:ascii="標楷體" w:eastAsia="標楷體" w:hAnsi="標楷體"/>
+                <w:szCs w:val="24"/>
+              </w:rPr>
+              <w:t>使用者能力值</w:t>
+            </w:r>
+          </w:p>
+        </w:tc>
+      </w:tr>
+      <w:tr>
         <w:tc>
           <w:tcPr>
             <w:tcW w:w="2765" w:type="dxa"/>
@@ -301,15 +423,36 @@
                 <w:szCs w:val="24"/>
               </w:rPr>
             </w:pPr>
-            <w:proofErr w:type="spellStart"/>
-            <w:r>
-              <w:rPr>
-                <w:rFonts w:ascii="標楷體" w:eastAsia="標楷體" w:hAnsi="標楷體"/>
-                <w:szCs w:val="24"/>
-              </w:rPr>
-              <w:t>user_ability</w:t>
-            </w:r>
-            <w:proofErr w:type="spellEnd"/>
+            <w:r>
+              <w:rPr>
+                <w:rFonts w:ascii="標楷體" w:eastAsia="標楷體" w:hAnsi="標楷體"/>
+                <w:szCs w:val="24"/>
+              </w:rPr>
+              <w:t>T03</w:t>
+            </w:r>
+          </w:p>
+        </w:tc>
+        <w:tc>
+          <w:tcPr>
+            <w:tcW w:w="2765" w:type="dxa"/>
+            <w:vAlign w:val="center"/>
+          </w:tcPr>
+          <w:p>
+            <w:pPr>
+              <w:spacing w:line="360" w:lineRule="auto"/>
+              <w:jc w:val="center"/>
+              <w:rPr>
+                <w:rFonts w:ascii="標楷體" w:eastAsia="標楷體" w:hAnsi="標楷體"/>
+                <w:szCs w:val="24"/>
+              </w:rPr>
+            </w:pPr>
+            <w:r>
+              <w:rPr>
+                <w:rFonts w:ascii="標楷體" w:eastAsia="標楷體" w:hAnsi="標楷體"/>
+                <w:szCs w:val="24"/>
+              </w:rPr>
+              <w:t>scene</w:t>
+            </w:r>
           </w:p>
         </w:tc>
         <w:tc>
@@ -331,7 +474,7 @@
                 <w:rFonts w:ascii="標楷體" w:eastAsia="標楷體" w:hAnsi="標楷體"/>
                 <w:szCs w:val="24"/>
               </w:rPr>
-              <w:t>使用者能力值</w:t>
+              <w:t>場景</w:t>
             </w:r>
           </w:p>
         </w:tc>
@@ -356,7 +499,7 @@
                 <w:rFonts w:ascii="標楷體" w:eastAsia="標楷體" w:hAnsi="標楷體"/>
                 <w:szCs w:val="24"/>
               </w:rPr>
-              <w:t>T03</w:t>
+              <w:t>T04</w:t>
             </w:r>
           </w:p>
         </w:tc>
@@ -379,7 +522,7 @@
                 <w:rFonts w:ascii="標楷體" w:eastAsia="標楷體" w:hAnsi="標楷體"/>
                 <w:szCs w:val="24"/>
               </w:rPr>
-              <w:t>scene</w:t>
+              <w:t>vocab</w:t>
             </w:r>
           </w:p>
         </w:tc>
@@ -402,7 +545,7 @@
                 <w:rFonts w:ascii="標楷體" w:eastAsia="標楷體" w:hAnsi="標楷體"/>
                 <w:szCs w:val="24"/>
               </w:rPr>
-              <w:t>場景</w:t>
+              <w:t>單字字典</w:t>
             </w:r>
           </w:p>
         </w:tc>
@@ -427,7 +570,7 @@
                 <w:rFonts w:ascii="標楷體" w:eastAsia="標楷體" w:hAnsi="標楷體"/>
                 <w:szCs w:val="24"/>
               </w:rPr>
-              <w:t>T04</w:t>
+              <w:t>T05</w:t>
             </w:r>
           </w:p>
         </w:tc>
@@ -450,7 +593,7 @@
                 <w:rFonts w:ascii="標楷體" w:eastAsia="標楷體" w:hAnsi="標楷體"/>
                 <w:szCs w:val="24"/>
               </w:rPr>
-              <w:t>vocab</w:t>
+              <w:t>quiz_question</w:t>
             </w:r>
           </w:p>
         </w:tc>
@@ -473,7 +616,7 @@
                 <w:rFonts w:ascii="標楷體" w:eastAsia="標楷體" w:hAnsi="標楷體"/>
                 <w:szCs w:val="24"/>
               </w:rPr>
-              <w:t>單字字典</w:t>
+              <w:t>測驗題目</w:t>
             </w:r>
           </w:p>
         </w:tc>
@@ -498,7 +641,7 @@
                 <w:rFonts w:ascii="標楷體" w:eastAsia="標楷體" w:hAnsi="標楷體"/>
                 <w:szCs w:val="24"/>
               </w:rPr>
-              <w:t>T05</w:t>
+              <w:t>T06</w:t>
             </w:r>
           </w:p>
         </w:tc>
@@ -516,15 +659,13 @@
                 <w:szCs w:val="24"/>
               </w:rPr>
             </w:pPr>
-            <w:proofErr w:type="spellStart"/>
-            <w:r>
-              <w:rPr>
-                <w:rFonts w:ascii="標楷體" w:eastAsia="標楷體" w:hAnsi="標楷體"/>
-                <w:szCs w:val="24"/>
-              </w:rPr>
-              <w:t>quiz_question</w:t>
-            </w:r>
-            <w:proofErr w:type="spellEnd"/>
+            <w:r>
+              <w:rPr>
+                <w:rFonts w:ascii="標楷體" w:eastAsia="標楷體" w:hAnsi="標楷體"/>
+                <w:szCs w:val="24"/>
+              </w:rPr>
+              <w:t>user_photo</w:t>
+            </w:r>
           </w:p>
         </w:tc>
         <w:tc>
@@ -546,7 +687,7 @@
                 <w:rFonts w:ascii="標楷體" w:eastAsia="標楷體" w:hAnsi="標楷體"/>
                 <w:szCs w:val="24"/>
               </w:rPr>
-              <w:t>測驗題目</w:t>
+              <w:t>使用者照片事件</w:t>
             </w:r>
           </w:p>
         </w:tc>
@@ -571,7 +712,7 @@
                 <w:rFonts w:ascii="標楷體" w:eastAsia="標楷體" w:hAnsi="標楷體"/>
                 <w:szCs w:val="24"/>
               </w:rPr>
-              <w:t>T06</w:t>
+              <w:t>T07</w:t>
             </w:r>
           </w:p>
         </w:tc>
@@ -589,15 +730,13 @@
                 <w:szCs w:val="24"/>
               </w:rPr>
             </w:pPr>
-            <w:proofErr w:type="spellStart"/>
-            <w:r>
-              <w:rPr>
-                <w:rFonts w:ascii="標楷體" w:eastAsia="標楷體" w:hAnsi="標楷體"/>
-                <w:szCs w:val="24"/>
-              </w:rPr>
-              <w:t>user_photo</w:t>
-            </w:r>
-            <w:proofErr w:type="spellEnd"/>
+            <w:r>
+              <w:rPr>
+                <w:rFonts w:ascii="標楷體" w:eastAsia="標楷體" w:hAnsi="標楷體"/>
+                <w:szCs w:val="24"/>
+              </w:rPr>
+              <w:t>user_photo_vocab</w:t>
+            </w:r>
           </w:p>
         </w:tc>
         <w:tc>
@@ -619,7 +758,7 @@
                 <w:rFonts w:ascii="標楷體" w:eastAsia="標楷體" w:hAnsi="標楷體"/>
                 <w:szCs w:val="24"/>
               </w:rPr>
-              <w:t>使用者照片事件</w:t>
+              <w:t>照片辨識單字</w:t>
             </w:r>
           </w:p>
         </w:tc>
@@ -644,7 +783,7 @@
                 <w:rFonts w:ascii="標楷體" w:eastAsia="標楷體" w:hAnsi="標楷體"/>
                 <w:szCs w:val="24"/>
               </w:rPr>
-              <w:t>T07</w:t>
+              <w:t>T08</w:t>
             </w:r>
           </w:p>
         </w:tc>
@@ -662,15 +801,13 @@
                 <w:szCs w:val="24"/>
               </w:rPr>
             </w:pPr>
-            <w:proofErr w:type="spellStart"/>
-            <w:r>
-              <w:rPr>
-                <w:rFonts w:ascii="標楷體" w:eastAsia="標楷體" w:hAnsi="標楷體"/>
-                <w:szCs w:val="24"/>
-              </w:rPr>
-              <w:t>user_photo_vocab</w:t>
-            </w:r>
-            <w:proofErr w:type="spellEnd"/>
+            <w:r>
+              <w:rPr>
+                <w:rFonts w:ascii="標楷體" w:eastAsia="標楷體" w:hAnsi="標楷體"/>
+                <w:szCs w:val="24"/>
+              </w:rPr>
+              <w:t>user_vocab</w:t>
+            </w:r>
           </w:p>
         </w:tc>
         <w:tc>
@@ -692,7 +829,7 @@
                 <w:rFonts w:ascii="標楷體" w:eastAsia="標楷體" w:hAnsi="標楷體"/>
                 <w:szCs w:val="24"/>
               </w:rPr>
-              <w:t>照片辨識單字</w:t>
+              <w:t>使用者單字收藏</w:t>
             </w:r>
           </w:p>
         </w:tc>
@@ -717,7 +854,7 @@
                 <w:rFonts w:ascii="標楷體" w:eastAsia="標楷體" w:hAnsi="標楷體"/>
                 <w:szCs w:val="24"/>
               </w:rPr>
-              <w:t>T08</w:t>
+              <w:t>T09</w:t>
             </w:r>
           </w:p>
         </w:tc>
@@ -735,15 +872,13 @@
                 <w:szCs w:val="24"/>
               </w:rPr>
             </w:pPr>
-            <w:proofErr w:type="spellStart"/>
-            <w:r>
-              <w:rPr>
-                <w:rFonts w:ascii="標楷體" w:eastAsia="標楷體" w:hAnsi="標楷體"/>
-                <w:szCs w:val="24"/>
-              </w:rPr>
-              <w:t>user_vocab</w:t>
-            </w:r>
-            <w:proofErr w:type="spellEnd"/>
+            <w:r>
+              <w:rPr>
+                <w:rFonts w:ascii="標楷體" w:eastAsia="標楷體" w:hAnsi="標楷體"/>
+                <w:szCs w:val="24"/>
+              </w:rPr>
+              <w:t>user_folder</w:t>
+            </w:r>
           </w:p>
         </w:tc>
         <w:tc>
@@ -765,7 +900,7 @@
                 <w:rFonts w:ascii="標楷體" w:eastAsia="標楷體" w:hAnsi="標楷體"/>
                 <w:szCs w:val="24"/>
               </w:rPr>
-              <w:t>使用者單字收藏</w:t>
+              <w:t>使用者收藏資料夾</w:t>
             </w:r>
           </w:p>
         </w:tc>
@@ -790,7 +925,7 @@
                 <w:rFonts w:ascii="標楷體" w:eastAsia="標楷體" w:hAnsi="標楷體"/>
                 <w:szCs w:val="24"/>
               </w:rPr>
-              <w:t>T09</w:t>
+              <w:t>T10</w:t>
             </w:r>
           </w:p>
         </w:tc>
@@ -808,15 +943,13 @@
                 <w:szCs w:val="24"/>
               </w:rPr>
             </w:pPr>
-            <w:proofErr w:type="spellStart"/>
-            <w:r>
-              <w:rPr>
-                <w:rFonts w:ascii="標楷體" w:eastAsia="標楷體" w:hAnsi="標楷體"/>
-                <w:szCs w:val="24"/>
-              </w:rPr>
-              <w:t>user_folder</w:t>
-            </w:r>
-            <w:proofErr w:type="spellEnd"/>
+            <w:r>
+              <w:rPr>
+                <w:rFonts w:ascii="標楷體" w:eastAsia="標楷體" w:hAnsi="標楷體"/>
+                <w:szCs w:val="24"/>
+              </w:rPr>
+              <w:t>achievement</w:t>
+            </w:r>
           </w:p>
         </w:tc>
         <w:tc>
@@ -838,7 +971,7 @@
                 <w:rFonts w:ascii="標楷體" w:eastAsia="標楷體" w:hAnsi="標楷體"/>
                 <w:szCs w:val="24"/>
               </w:rPr>
-              <w:t>使用者收藏資料夾</w:t>
+              <w:t>成就</w:t>
             </w:r>
           </w:p>
         </w:tc>
@@ -863,7 +996,7 @@
                 <w:rFonts w:ascii="標楷體" w:eastAsia="標楷體" w:hAnsi="標楷體"/>
                 <w:szCs w:val="24"/>
               </w:rPr>
-              <w:t>T10</w:t>
+              <w:t>T11</w:t>
             </w:r>
           </w:p>
         </w:tc>
@@ -886,7 +1019,7 @@
                 <w:rFonts w:ascii="標楷體" w:eastAsia="標楷體" w:hAnsi="標楷體"/>
                 <w:szCs w:val="24"/>
               </w:rPr>
-              <w:t>achievement</w:t>
+              <w:t>user_achievement</w:t>
             </w:r>
           </w:p>
         </w:tc>
@@ -909,7 +1042,7 @@
                 <w:rFonts w:ascii="標楷體" w:eastAsia="標楷體" w:hAnsi="標楷體"/>
                 <w:szCs w:val="24"/>
               </w:rPr>
-              <w:t>成就</w:t>
+              <w:t>使用者成就</w:t>
             </w:r>
           </w:p>
         </w:tc>
@@ -934,7 +1067,7 @@
                 <w:rFonts w:ascii="標楷體" w:eastAsia="標楷體" w:hAnsi="標楷體"/>
                 <w:szCs w:val="24"/>
               </w:rPr>
-              <w:t>T11</w:t>
+              <w:t>T12</w:t>
             </w:r>
           </w:p>
         </w:tc>
@@ -952,15 +1085,13 @@
                 <w:szCs w:val="24"/>
               </w:rPr>
             </w:pPr>
-            <w:proofErr w:type="spellStart"/>
-            <w:r>
-              <w:rPr>
-                <w:rFonts w:ascii="標楷體" w:eastAsia="標楷體" w:hAnsi="標楷體"/>
-                <w:szCs w:val="24"/>
-              </w:rPr>
-              <w:t>user_achievement</w:t>
-            </w:r>
-            <w:proofErr w:type="spellEnd"/>
+            <w:r>
+              <w:rPr>
+                <w:rFonts w:ascii="標楷體" w:eastAsia="標楷體" w:hAnsi="標楷體"/>
+                <w:szCs w:val="24"/>
+              </w:rPr>
+              <w:t>point_transaction</w:t>
+            </w:r>
           </w:p>
         </w:tc>
         <w:tc>
@@ -982,7 +1113,7 @@
                 <w:rFonts w:ascii="標楷體" w:eastAsia="標楷體" w:hAnsi="標楷體"/>
                 <w:szCs w:val="24"/>
               </w:rPr>
-              <w:t>使用者成就</w:t>
+              <w:t>點數交易紀錄</w:t>
             </w:r>
           </w:p>
         </w:tc>
@@ -1007,7 +1138,7 @@
                 <w:rFonts w:ascii="標楷體" w:eastAsia="標楷體" w:hAnsi="標楷體"/>
                 <w:szCs w:val="24"/>
               </w:rPr>
-              <w:t>T12</w:t>
+              <w:t>T13</w:t>
             </w:r>
           </w:p>
         </w:tc>
@@ -1025,15 +1156,13 @@
                 <w:szCs w:val="24"/>
               </w:rPr>
             </w:pPr>
-            <w:proofErr w:type="spellStart"/>
-            <w:r>
-              <w:rPr>
-                <w:rFonts w:ascii="標楷體" w:eastAsia="標楷體" w:hAnsi="標楷體"/>
-                <w:szCs w:val="24"/>
-              </w:rPr>
-              <w:t>point_transaction</w:t>
-            </w:r>
-            <w:proofErr w:type="spellEnd"/>
+            <w:r>
+              <w:rPr>
+                <w:rFonts w:ascii="標楷體" w:eastAsia="標楷體" w:hAnsi="標楷體"/>
+                <w:szCs w:val="24"/>
+              </w:rPr>
+              <w:t>friend_request</w:t>
+            </w:r>
           </w:p>
         </w:tc>
         <w:tc>
@@ -1055,7 +1184,7 @@
                 <w:rFonts w:ascii="標楷體" w:eastAsia="標楷體" w:hAnsi="標楷體"/>
                 <w:szCs w:val="24"/>
               </w:rPr>
-              <w:t>點數交易紀錄</w:t>
+              <w:t>好友邀請</w:t>
             </w:r>
           </w:p>
         </w:tc>
@@ -1080,7 +1209,7 @@
                 <w:rFonts w:ascii="標楷體" w:eastAsia="標楷體" w:hAnsi="標楷體"/>
                 <w:szCs w:val="24"/>
               </w:rPr>
-              <w:t>T13</w:t>
+              <w:t>T14</w:t>
             </w:r>
           </w:p>
         </w:tc>
@@ -1098,15 +1227,13 @@
                 <w:szCs w:val="24"/>
               </w:rPr>
             </w:pPr>
-            <w:proofErr w:type="spellStart"/>
-            <w:r>
-              <w:rPr>
-                <w:rFonts w:ascii="標楷體" w:eastAsia="標楷體" w:hAnsi="標楷體"/>
-                <w:szCs w:val="24"/>
-              </w:rPr>
-              <w:t>friend_request</w:t>
-            </w:r>
-            <w:proofErr w:type="spellEnd"/>
+            <w:r>
+              <w:rPr>
+                <w:rFonts w:ascii="標楷體" w:eastAsia="標楷體" w:hAnsi="標楷體"/>
+                <w:szCs w:val="24"/>
+              </w:rPr>
+              <w:t>friendship</w:t>
+            </w:r>
           </w:p>
         </w:tc>
         <w:tc>
@@ -1128,7 +1255,7 @@
                 <w:rFonts w:ascii="標楷體" w:eastAsia="標楷體" w:hAnsi="標楷體"/>
                 <w:szCs w:val="24"/>
               </w:rPr>
-              <w:t>好友邀請</w:t>
+              <w:t>好友關係</w:t>
             </w:r>
           </w:p>
         </w:tc>
@@ -1153,7 +1280,7 @@
                 <w:rFonts w:ascii="標楷體" w:eastAsia="標楷體" w:hAnsi="標楷體"/>
                 <w:szCs w:val="24"/>
               </w:rPr>
-              <w:t>T14</w:t>
+              <w:t>T15</w:t>
             </w:r>
           </w:p>
         </w:tc>
@@ -1176,7 +1303,7 @@
                 <w:rFonts w:ascii="標楷體" w:eastAsia="標楷體" w:hAnsi="標楷體"/>
                 <w:szCs w:val="24"/>
               </w:rPr>
-              <w:t>friendship</w:t>
+              <w:t>study_group</w:t>
             </w:r>
           </w:p>
         </w:tc>
@@ -1199,7 +1326,7 @@
                 <w:rFonts w:ascii="標楷體" w:eastAsia="標楷體" w:hAnsi="標楷體"/>
                 <w:szCs w:val="24"/>
               </w:rPr>
-              <w:t>好友關係</w:t>
+              <w:t>學習小組</w:t>
             </w:r>
           </w:p>
         </w:tc>
@@ -1224,7 +1351,7 @@
                 <w:rFonts w:ascii="標楷體" w:eastAsia="標楷體" w:hAnsi="標楷體"/>
                 <w:szCs w:val="24"/>
               </w:rPr>
-              <w:t>T15</w:t>
+              <w:t>T16</w:t>
             </w:r>
           </w:p>
         </w:tc>
@@ -1242,15 +1369,13 @@
                 <w:szCs w:val="24"/>
               </w:rPr>
             </w:pPr>
-            <w:proofErr w:type="spellStart"/>
-            <w:r>
-              <w:rPr>
-                <w:rFonts w:ascii="標楷體" w:eastAsia="標楷體" w:hAnsi="標楷體"/>
-                <w:szCs w:val="24"/>
-              </w:rPr>
-              <w:t>study_group</w:t>
-            </w:r>
-            <w:proofErr w:type="spellEnd"/>
+            <w:r>
+              <w:rPr>
+                <w:rFonts w:ascii="標楷體" w:eastAsia="標楷體" w:hAnsi="標楷體"/>
+                <w:szCs w:val="24"/>
+              </w:rPr>
+              <w:t>group_member</w:t>
+            </w:r>
           </w:p>
         </w:tc>
         <w:tc>
@@ -1272,7 +1397,7 @@
                 <w:rFonts w:ascii="標楷體" w:eastAsia="標楷體" w:hAnsi="標楷體"/>
                 <w:szCs w:val="24"/>
               </w:rPr>
-              <w:t>學習小組</w:t>
+              <w:t>小組成員</w:t>
             </w:r>
           </w:p>
         </w:tc>
@@ -1297,7 +1422,7 @@
                 <w:rFonts w:ascii="標楷體" w:eastAsia="標楷體" w:hAnsi="標楷體"/>
                 <w:szCs w:val="24"/>
               </w:rPr>
-              <w:t>T16</w:t>
+              <w:t>T17</w:t>
             </w:r>
           </w:p>
         </w:tc>
@@ -1315,80 +1440,6 @@
                 <w:szCs w:val="24"/>
               </w:rPr>
             </w:pPr>
-            <w:proofErr w:type="spellStart"/>
-            <w:r>
-              <w:rPr>
-                <w:rFonts w:ascii="標楷體" w:eastAsia="標楷體" w:hAnsi="標楷體"/>
-                <w:szCs w:val="24"/>
-              </w:rPr>
-              <w:t>group_member</w:t>
-            </w:r>
-            <w:proofErr w:type="spellEnd"/>
-          </w:p>
-        </w:tc>
-        <w:tc>
-          <w:tcPr>
-            <w:tcW w:w="2766" w:type="dxa"/>
-            <w:vAlign w:val="center"/>
-          </w:tcPr>
-          <w:p>
-            <w:pPr>
-              <w:spacing w:line="360" w:lineRule="auto"/>
-              <w:jc w:val="center"/>
-              <w:rPr>
-                <w:rFonts w:ascii="標楷體" w:eastAsia="標楷體" w:hAnsi="標楷體"/>
-                <w:szCs w:val="24"/>
-              </w:rPr>
-            </w:pPr>
-            <w:r>
-              <w:rPr>
-                <w:rFonts w:ascii="標楷體" w:eastAsia="標楷體" w:hAnsi="標楷體"/>
-                <w:szCs w:val="24"/>
-              </w:rPr>
-              <w:t>小組成員</w:t>
-            </w:r>
-          </w:p>
-        </w:tc>
-      </w:tr>
-      <w:tr>
-        <w:tc>
-          <w:tcPr>
-            <w:tcW w:w="2765" w:type="dxa"/>
-            <w:vAlign w:val="center"/>
-          </w:tcPr>
-          <w:p>
-            <w:pPr>
-              <w:spacing w:line="360" w:lineRule="auto"/>
-              <w:jc w:val="center"/>
-              <w:rPr>
-                <w:rFonts w:ascii="標楷體" w:eastAsia="標楷體" w:hAnsi="標楷體"/>
-                <w:szCs w:val="24"/>
-              </w:rPr>
-            </w:pPr>
-            <w:r>
-              <w:rPr>
-                <w:rFonts w:ascii="標楷體" w:eastAsia="標楷體" w:hAnsi="標楷體"/>
-                <w:szCs w:val="24"/>
-              </w:rPr>
-              <w:t>T17</w:t>
-            </w:r>
-          </w:p>
-        </w:tc>
-        <w:tc>
-          <w:tcPr>
-            <w:tcW w:w="2765" w:type="dxa"/>
-            <w:vAlign w:val="center"/>
-          </w:tcPr>
-          <w:p>
-            <w:pPr>
-              <w:spacing w:line="360" w:lineRule="auto"/>
-              <w:jc w:val="center"/>
-              <w:rPr>
-                <w:rFonts w:ascii="標楷體" w:eastAsia="標楷體" w:hAnsi="標楷體"/>
-                <w:szCs w:val="24"/>
-              </w:rPr>
-            </w:pPr>
-            <w:proofErr w:type="spellStart"/>
             <w:r>
               <w:rPr>
                 <w:rFonts w:ascii="標楷體" w:eastAsia="標楷體" w:hAnsi="標楷體"/>
@@ -1396,7 +1447,6 @@
               </w:rPr>
               <w:t>group_invite</w:t>
             </w:r>
-            <w:proofErr w:type="spellEnd"/>
           </w:p>
         </w:tc>
         <w:tc>
@@ -1500,7 +1550,6 @@
         <w:pStyle w:val="a8"/>
       </w:pPr>
       <w:r>
-        <w:lastRenderedPageBreak/>
         <w:t>第八章</w:t>
       </w:r>
       <w:r>
@@ -1527,13 +1576,7 @@
         <w:t>聯圖</w:t>
       </w:r>
     </w:p>
-    <w:p>
-      <w:pPr>
-        <w:rPr>
-          <w:rFonts w:hint="eastAsia"/>
-        </w:rPr>
-      </w:pPr>
-    </w:p>
+    <w:p/>
     <w:p>
       <w:pPr>
         <w:pStyle w:val="-"/>
@@ -1553,6 +1596,7 @@
         <w:pStyle w:val="a4"/>
       </w:pPr>
       <w:r>
+        <w:lastRenderedPageBreak/>
         <w:t>表 8-2-1 T01 使用者</w:t>
       </w:r>
       <w:r>
@@ -1782,7 +1826,6 @@
                 <w:szCs w:val="24"/>
               </w:rPr>
             </w:pPr>
-            <w:proofErr w:type="gramStart"/>
             <w:r>
               <w:rPr>
                 <w:rFonts w:ascii="標楷體" w:eastAsia="標楷體" w:hAnsi="標楷體"/>
@@ -1790,7 +1833,6 @@
               </w:rPr>
               <w:t>外鍵</w:t>
             </w:r>
-            <w:proofErr w:type="gramEnd"/>
           </w:p>
         </w:tc>
       </w:tr>
@@ -1879,17 +1921,8 @@
                 <w:rFonts w:ascii="標楷體" w:eastAsia="標楷體" w:hAnsi="標楷體"/>
                 <w:szCs w:val="24"/>
               </w:rPr>
-              <w:t xml:space="preserve">4 </w:t>
-            </w:r>
-            <w:proofErr w:type="gramStart"/>
-            <w:r>
-              <w:rPr>
-                <w:rFonts w:ascii="標楷體" w:eastAsia="標楷體" w:hAnsi="標楷體"/>
-                <w:szCs w:val="24"/>
-              </w:rPr>
-              <w:t>byte</w:t>
-            </w:r>
-            <w:proofErr w:type="gramEnd"/>
+              <w:t>4 byte</w:t>
+            </w:r>
           </w:p>
         </w:tc>
         <w:tc>
@@ -2066,7 +2099,6 @@
                 <w:szCs w:val="24"/>
               </w:rPr>
             </w:pPr>
-            <w:proofErr w:type="spellStart"/>
             <w:r>
               <w:rPr>
                 <w:rFonts w:ascii="標楷體" w:eastAsia="標楷體" w:hAnsi="標楷體"/>
@@ -2074,7 +2106,6 @@
               </w:rPr>
               <w:t>password_hash</w:t>
             </w:r>
-            <w:proofErr w:type="spellEnd"/>
           </w:p>
         </w:tc>
         <w:tc>
@@ -2308,7 +2339,6 @@
                 <w:szCs w:val="24"/>
               </w:rPr>
             </w:pPr>
-            <w:proofErr w:type="spellStart"/>
             <w:r>
               <w:rPr>
                 <w:rFonts w:ascii="標楷體" w:eastAsia="標楷體" w:hAnsi="標楷體"/>
@@ -2316,7 +2346,6 @@
               </w:rPr>
               <w:t>friend_id</w:t>
             </w:r>
-            <w:proofErr w:type="spellEnd"/>
           </w:p>
         </w:tc>
         <w:tc>
@@ -2430,7 +2459,6 @@
                 <w:szCs w:val="24"/>
               </w:rPr>
             </w:pPr>
-            <w:proofErr w:type="spellStart"/>
             <w:r>
               <w:rPr>
                 <w:rFonts w:ascii="標楷體" w:eastAsia="標楷體" w:hAnsi="標楷體"/>
@@ -2438,7 +2466,6 @@
               </w:rPr>
               <w:t>japanese_level</w:t>
             </w:r>
-            <w:proofErr w:type="spellEnd"/>
           </w:p>
         </w:tc>
         <w:tc>
@@ -2672,7 +2699,6 @@
                 <w:szCs w:val="24"/>
               </w:rPr>
             </w:pPr>
-            <w:proofErr w:type="spellStart"/>
             <w:r>
               <w:rPr>
                 <w:rFonts w:ascii="標楷體" w:eastAsia="標楷體" w:hAnsi="標楷體"/>
@@ -2680,7 +2706,6 @@
               </w:rPr>
               <w:t>j_pts</w:t>
             </w:r>
-            <w:proofErr w:type="spellEnd"/>
           </w:p>
         </w:tc>
         <w:tc>
@@ -2745,17 +2770,8 @@
                 <w:rFonts w:ascii="標楷體" w:eastAsia="標楷體" w:hAnsi="標楷體"/>
                 <w:szCs w:val="24"/>
               </w:rPr>
-              <w:t xml:space="preserve">4 </w:t>
-            </w:r>
-            <w:proofErr w:type="gramStart"/>
-            <w:r>
-              <w:rPr>
-                <w:rFonts w:ascii="標楷體" w:eastAsia="標楷體" w:hAnsi="標楷體"/>
-                <w:szCs w:val="24"/>
-              </w:rPr>
-              <w:t>byte</w:t>
-            </w:r>
-            <w:proofErr w:type="gramEnd"/>
+              <w:t>4 byte</w:t>
+            </w:r>
           </w:p>
         </w:tc>
         <w:tc>
@@ -2803,7 +2819,6 @@
                 <w:szCs w:val="24"/>
               </w:rPr>
             </w:pPr>
-            <w:proofErr w:type="spellStart"/>
             <w:r>
               <w:rPr>
                 <w:rFonts w:ascii="標楷體" w:eastAsia="標楷體" w:hAnsi="標楷體"/>
@@ -2811,7 +2826,6 @@
               </w:rPr>
               <w:t>streak_days</w:t>
             </w:r>
-            <w:proofErr w:type="spellEnd"/>
           </w:p>
         </w:tc>
         <w:tc>
@@ -2876,17 +2890,8 @@
                 <w:rFonts w:ascii="標楷體" w:eastAsia="標楷體" w:hAnsi="標楷體"/>
                 <w:szCs w:val="24"/>
               </w:rPr>
-              <w:t xml:space="preserve">4 </w:t>
-            </w:r>
-            <w:proofErr w:type="gramStart"/>
-            <w:r>
-              <w:rPr>
-                <w:rFonts w:ascii="標楷體" w:eastAsia="標楷體" w:hAnsi="標楷體"/>
-                <w:szCs w:val="24"/>
-              </w:rPr>
-              <w:t>byte</w:t>
-            </w:r>
-            <w:proofErr w:type="gramEnd"/>
+              <w:t>4 byte</w:t>
+            </w:r>
           </w:p>
         </w:tc>
         <w:tc>
@@ -2934,7 +2939,6 @@
                 <w:szCs w:val="24"/>
               </w:rPr>
             </w:pPr>
-            <w:proofErr w:type="spellStart"/>
             <w:r>
               <w:rPr>
                 <w:rFonts w:ascii="標楷體" w:eastAsia="標楷體" w:hAnsi="標楷體"/>
@@ -2942,7 +2946,6 @@
               </w:rPr>
               <w:t>last_login_date</w:t>
             </w:r>
-            <w:proofErr w:type="spellEnd"/>
           </w:p>
         </w:tc>
         <w:tc>
@@ -3056,7 +3059,6 @@
                 <w:szCs w:val="24"/>
               </w:rPr>
             </w:pPr>
-            <w:proofErr w:type="spellStart"/>
             <w:r>
               <w:rPr>
                 <w:rFonts w:ascii="標楷體" w:eastAsia="標楷體" w:hAnsi="標楷體"/>
@@ -3064,7 +3066,6 @@
               </w:rPr>
               <w:t>created_at</w:t>
             </w:r>
-            <w:proofErr w:type="spellEnd"/>
           </w:p>
         </w:tc>
         <w:tc>
@@ -3178,7 +3179,6 @@
                 <w:szCs w:val="24"/>
               </w:rPr>
             </w:pPr>
-            <w:proofErr w:type="spellStart"/>
             <w:r>
               <w:rPr>
                 <w:rFonts w:ascii="標楷體" w:eastAsia="標楷體" w:hAnsi="標楷體"/>
@@ -3186,7 +3186,6 @@
               </w:rPr>
               <w:t>daily_scans</w:t>
             </w:r>
-            <w:proofErr w:type="spellEnd"/>
           </w:p>
         </w:tc>
         <w:tc>
@@ -3251,17 +3250,8 @@
                 <w:rFonts w:ascii="標楷體" w:eastAsia="標楷體" w:hAnsi="標楷體"/>
                 <w:szCs w:val="24"/>
               </w:rPr>
-              <w:t xml:space="preserve">4 </w:t>
-            </w:r>
-            <w:proofErr w:type="gramStart"/>
-            <w:r>
-              <w:rPr>
-                <w:rFonts w:ascii="標楷體" w:eastAsia="標楷體" w:hAnsi="標楷體"/>
-                <w:szCs w:val="24"/>
-              </w:rPr>
-              <w:t>byte</w:t>
-            </w:r>
-            <w:proofErr w:type="gramEnd"/>
+              <w:t>4 byte</w:t>
+            </w:r>
           </w:p>
         </w:tc>
         <w:tc>
@@ -3309,7 +3299,6 @@
                 <w:szCs w:val="24"/>
               </w:rPr>
             </w:pPr>
-            <w:proofErr w:type="spellStart"/>
             <w:r>
               <w:rPr>
                 <w:rFonts w:ascii="標楷體" w:eastAsia="標楷體" w:hAnsi="標楷體"/>
@@ -3317,7 +3306,6 @@
               </w:rPr>
               <w:t>last_scan_date</w:t>
             </w:r>
-            <w:proofErr w:type="spellEnd"/>
           </w:p>
         </w:tc>
         <w:tc>
@@ -3430,7 +3418,6 @@
                 <w:szCs w:val="24"/>
               </w:rPr>
             </w:pPr>
-            <w:proofErr w:type="spellStart"/>
             <w:r>
               <w:rPr>
                 <w:rFonts w:ascii="標楷體" w:eastAsia="標楷體" w:hAnsi="標楷體"/>
@@ -3438,7 +3425,6 @@
               </w:rPr>
               <w:t>total_active_days</w:t>
             </w:r>
-            <w:proofErr w:type="spellEnd"/>
           </w:p>
         </w:tc>
         <w:tc>
@@ -3500,17 +3486,8 @@
                 <w:rFonts w:ascii="標楷體" w:eastAsia="標楷體" w:hAnsi="標楷體"/>
                 <w:szCs w:val="24"/>
               </w:rPr>
-              <w:t xml:space="preserve">4 </w:t>
-            </w:r>
-            <w:proofErr w:type="gramStart"/>
-            <w:r>
-              <w:rPr>
-                <w:rFonts w:ascii="標楷體" w:eastAsia="標楷體" w:hAnsi="標楷體"/>
-                <w:szCs w:val="24"/>
-              </w:rPr>
-              <w:t>byte</w:t>
-            </w:r>
-            <w:proofErr w:type="gramEnd"/>
+              <w:t>4 byte</w:t>
+            </w:r>
           </w:p>
         </w:tc>
         <w:tc>
@@ -3555,7 +3532,6 @@
                 <w:szCs w:val="24"/>
               </w:rPr>
             </w:pPr>
-            <w:proofErr w:type="spellStart"/>
             <w:r>
               <w:rPr>
                 <w:rFonts w:ascii="標楷體" w:eastAsia="標楷體" w:hAnsi="標楷體"/>
@@ -3563,7 +3539,6 @@
               </w:rPr>
               <w:t>total_scans</w:t>
             </w:r>
-            <w:proofErr w:type="spellEnd"/>
           </w:p>
         </w:tc>
         <w:tc>
@@ -3625,17 +3600,8 @@
                 <w:rFonts w:ascii="標楷體" w:eastAsia="標楷體" w:hAnsi="標楷體"/>
                 <w:szCs w:val="24"/>
               </w:rPr>
-              <w:t xml:space="preserve">4 </w:t>
-            </w:r>
-            <w:proofErr w:type="gramStart"/>
-            <w:r>
-              <w:rPr>
-                <w:rFonts w:ascii="標楷體" w:eastAsia="標楷體" w:hAnsi="標楷體"/>
-                <w:szCs w:val="24"/>
-              </w:rPr>
-              <w:t>byte</w:t>
-            </w:r>
-            <w:proofErr w:type="gramEnd"/>
+              <w:t>4 byte</w:t>
+            </w:r>
           </w:p>
         </w:tc>
         <w:tc>
@@ -3680,7 +3646,6 @@
                 <w:szCs w:val="24"/>
               </w:rPr>
             </w:pPr>
-            <w:proofErr w:type="spellStart"/>
             <w:r>
               <w:rPr>
                 <w:rFonts w:ascii="標楷體" w:eastAsia="標楷體" w:hAnsi="標楷體"/>
@@ -3688,7 +3653,6 @@
               </w:rPr>
               <w:t>notified_levels</w:t>
             </w:r>
-            <w:proofErr w:type="spellEnd"/>
           </w:p>
         </w:tc>
         <w:tc>
@@ -3797,7 +3761,6 @@
         <w:pStyle w:val="a4"/>
       </w:pPr>
       <w:r>
-        <w:lastRenderedPageBreak/>
         <w:t>表 8-2-2 T02 使用者能力</w:t>
       </w:r>
       <w:r>
@@ -3845,17 +3808,8 @@
                 <w:rFonts w:ascii="標楷體" w:eastAsia="標楷體" w:hAnsi="標楷體"/>
                 <w:szCs w:val="24"/>
               </w:rPr>
-              <w:t xml:space="preserve">T02 </w:t>
-            </w:r>
-            <w:proofErr w:type="spellStart"/>
-            <w:r>
-              <w:rPr>
-                <w:rFonts w:ascii="標楷體" w:eastAsia="標楷體" w:hAnsi="標楷體"/>
-                <w:szCs w:val="24"/>
-              </w:rPr>
-              <w:t>user_ability</w:t>
-            </w:r>
-            <w:proofErr w:type="spellEnd"/>
+              <w:t>T02 user_ability</w:t>
+            </w:r>
             <w:r>
               <w:rPr>
                 <w:rFonts w:ascii="標楷體" w:eastAsia="標楷體" w:hAnsi="標楷體" w:hint="eastAsia"/>
@@ -4029,7 +3983,6 @@
                 <w:szCs w:val="24"/>
               </w:rPr>
             </w:pPr>
-            <w:proofErr w:type="gramStart"/>
             <w:r>
               <w:rPr>
                 <w:rFonts w:ascii="標楷體" w:eastAsia="標楷體" w:hAnsi="標楷體"/>
@@ -4037,7 +3990,6 @@
               </w:rPr>
               <w:t>外鍵</w:t>
             </w:r>
-            <w:proofErr w:type="gramEnd"/>
           </w:p>
         </w:tc>
       </w:tr>
@@ -4126,17 +4078,8 @@
                 <w:rFonts w:ascii="標楷體" w:eastAsia="標楷體" w:hAnsi="標楷體"/>
                 <w:szCs w:val="24"/>
               </w:rPr>
-              <w:t xml:space="preserve">4 </w:t>
-            </w:r>
-            <w:proofErr w:type="gramStart"/>
-            <w:r>
-              <w:rPr>
-                <w:rFonts w:ascii="標楷體" w:eastAsia="標楷體" w:hAnsi="標楷體"/>
-                <w:szCs w:val="24"/>
-              </w:rPr>
-              <w:t>byte</w:t>
-            </w:r>
-            <w:proofErr w:type="gramEnd"/>
+              <w:t>4 byte</w:t>
+            </w:r>
           </w:p>
         </w:tc>
         <w:tc>
@@ -4192,7 +4135,6 @@
                 <w:szCs w:val="24"/>
               </w:rPr>
             </w:pPr>
-            <w:proofErr w:type="spellStart"/>
             <w:r>
               <w:rPr>
                 <w:rFonts w:ascii="標楷體" w:eastAsia="標楷體" w:hAnsi="標楷體"/>
@@ -4200,7 +4142,6 @@
               </w:rPr>
               <w:t>user_id</w:t>
             </w:r>
-            <w:proofErr w:type="spellEnd"/>
           </w:p>
         </w:tc>
         <w:tc>
@@ -4265,17 +4206,8 @@
                 <w:rFonts w:ascii="標楷體" w:eastAsia="標楷體" w:hAnsi="標楷體"/>
                 <w:szCs w:val="24"/>
               </w:rPr>
-              <w:t xml:space="preserve">4 </w:t>
-            </w:r>
-            <w:proofErr w:type="gramStart"/>
-            <w:r>
-              <w:rPr>
-                <w:rFonts w:ascii="標楷體" w:eastAsia="標楷體" w:hAnsi="標楷體"/>
-                <w:szCs w:val="24"/>
-              </w:rPr>
-              <w:t>byte</w:t>
-            </w:r>
-            <w:proofErr w:type="gramEnd"/>
+              <w:t>4 byte</w:t>
+            </w:r>
           </w:p>
         </w:tc>
         <w:tc>
@@ -4335,6 +4267,7 @@
                 <w:rFonts w:ascii="標楷體" w:eastAsia="標楷體" w:hAnsi="標楷體"/>
                 <w:szCs w:val="24"/>
               </w:rPr>
+              <w:lastRenderedPageBreak/>
               <w:t>listening</w:t>
             </w:r>
           </w:p>
@@ -4974,23 +4907,7 @@
                 <w:rFonts w:ascii="標楷體" w:eastAsia="標楷體" w:hAnsi="標楷體" w:hint="eastAsia"/>
                 <w:szCs w:val="24"/>
               </w:rPr>
-              <w:t>T03 scene</w:t>
-            </w:r>
-            <w:proofErr w:type="gramStart"/>
-            <w:r>
-              <w:rPr>
-                <w:rFonts w:ascii="標楷體" w:eastAsia="標楷體" w:hAnsi="標楷體" w:hint="eastAsia"/>
-                <w:szCs w:val="24"/>
-              </w:rPr>
-              <w:t>（</w:t>
-            </w:r>
-            <w:proofErr w:type="gramEnd"/>
-            <w:r>
-              <w:rPr>
-                <w:rFonts w:ascii="標楷體" w:eastAsia="標楷體" w:hAnsi="標楷體" w:hint="eastAsia"/>
-                <w:szCs w:val="24"/>
-              </w:rPr>
-              <w:t>場景)</w:t>
+              <w:t>T03 scene（場景)</w:t>
             </w:r>
           </w:p>
         </w:tc>
@@ -5144,7 +5061,6 @@
                 <w:szCs w:val="24"/>
               </w:rPr>
             </w:pPr>
-            <w:proofErr w:type="gramStart"/>
             <w:r>
               <w:rPr>
                 <w:rFonts w:ascii="標楷體" w:eastAsia="標楷體" w:hAnsi="標楷體"/>
@@ -5152,7 +5068,6 @@
               </w:rPr>
               <w:t>外鍵</w:t>
             </w:r>
-            <w:proofErr w:type="gramEnd"/>
           </w:p>
         </w:tc>
       </w:tr>
@@ -5241,17 +5156,8 @@
                 <w:rFonts w:ascii="標楷體" w:eastAsia="標楷體" w:hAnsi="標楷體"/>
                 <w:szCs w:val="24"/>
               </w:rPr>
-              <w:t xml:space="preserve">4 </w:t>
-            </w:r>
-            <w:proofErr w:type="gramStart"/>
-            <w:r>
-              <w:rPr>
-                <w:rFonts w:ascii="標楷體" w:eastAsia="標楷體" w:hAnsi="標楷體"/>
-                <w:szCs w:val="24"/>
-              </w:rPr>
-              <w:t>byte</w:t>
-            </w:r>
-            <w:proofErr w:type="gramEnd"/>
+              <w:t>4 byte</w:t>
+            </w:r>
           </w:p>
         </w:tc>
         <w:tc>
@@ -5427,7 +5333,6 @@
                 <w:szCs w:val="24"/>
               </w:rPr>
             </w:pPr>
-            <w:proofErr w:type="spellStart"/>
             <w:r>
               <w:rPr>
                 <w:rFonts w:ascii="標楷體" w:eastAsia="標楷體" w:hAnsi="標楷體"/>
@@ -5435,7 +5340,6 @@
               </w:rPr>
               <w:t>icon_name</w:t>
             </w:r>
-            <w:proofErr w:type="spellEnd"/>
           </w:p>
         </w:tc>
         <w:tc>
@@ -5593,23 +5497,7 @@
                 <w:rFonts w:ascii="標楷體" w:eastAsia="標楷體" w:hAnsi="標楷體" w:hint="eastAsia"/>
                 <w:szCs w:val="24"/>
               </w:rPr>
-              <w:t>T04 vocab</w:t>
-            </w:r>
-            <w:proofErr w:type="gramStart"/>
-            <w:r>
-              <w:rPr>
-                <w:rFonts w:ascii="標楷體" w:eastAsia="標楷體" w:hAnsi="標楷體" w:hint="eastAsia"/>
-                <w:szCs w:val="24"/>
-              </w:rPr>
-              <w:t>（</w:t>
-            </w:r>
-            <w:proofErr w:type="gramEnd"/>
-            <w:r>
-              <w:rPr>
-                <w:rFonts w:ascii="標楷體" w:eastAsia="標楷體" w:hAnsi="標楷體" w:hint="eastAsia"/>
-                <w:szCs w:val="24"/>
-              </w:rPr>
-              <w:t>單字字典)</w:t>
+              <w:t>T04 vocab（單字字典)</w:t>
             </w:r>
           </w:p>
         </w:tc>
@@ -5763,7 +5651,6 @@
                 <w:szCs w:val="24"/>
               </w:rPr>
             </w:pPr>
-            <w:proofErr w:type="gramStart"/>
             <w:r>
               <w:rPr>
                 <w:rFonts w:ascii="標楷體" w:eastAsia="標楷體" w:hAnsi="標楷體"/>
@@ -5771,7 +5658,6 @@
               </w:rPr>
               <w:t>外鍵</w:t>
             </w:r>
-            <w:proofErr w:type="gramEnd"/>
           </w:p>
         </w:tc>
       </w:tr>
@@ -5860,17 +5746,8 @@
                 <w:rFonts w:ascii="標楷體" w:eastAsia="標楷體" w:hAnsi="標楷體"/>
                 <w:szCs w:val="24"/>
               </w:rPr>
-              <w:t xml:space="preserve">4 </w:t>
-            </w:r>
-            <w:proofErr w:type="gramStart"/>
-            <w:r>
-              <w:rPr>
-                <w:rFonts w:ascii="標楷體" w:eastAsia="標楷體" w:hAnsi="標楷體"/>
-                <w:szCs w:val="24"/>
-              </w:rPr>
-              <w:t>byte</w:t>
-            </w:r>
-            <w:proofErr w:type="gramEnd"/>
+              <w:t>4 byte</w:t>
+            </w:r>
           </w:p>
         </w:tc>
         <w:tc>
@@ -5926,7 +5803,6 @@
                 <w:szCs w:val="24"/>
               </w:rPr>
             </w:pPr>
-            <w:proofErr w:type="spellStart"/>
             <w:r>
               <w:rPr>
                 <w:rFonts w:ascii="標楷體" w:eastAsia="標楷體" w:hAnsi="標楷體"/>
@@ -5934,7 +5810,6 @@
               </w:rPr>
               <w:t>scene_id</w:t>
             </w:r>
-            <w:proofErr w:type="spellEnd"/>
           </w:p>
         </w:tc>
         <w:tc>
@@ -5999,17 +5874,8 @@
                 <w:rFonts w:ascii="標楷體" w:eastAsia="標楷體" w:hAnsi="標楷體"/>
                 <w:szCs w:val="24"/>
               </w:rPr>
-              <w:t xml:space="preserve">4 </w:t>
-            </w:r>
-            <w:proofErr w:type="gramStart"/>
-            <w:r>
-              <w:rPr>
-                <w:rFonts w:ascii="標楷體" w:eastAsia="標楷體" w:hAnsi="標楷體"/>
-                <w:szCs w:val="24"/>
-              </w:rPr>
-              <w:t>byte</w:t>
-            </w:r>
-            <w:proofErr w:type="gramEnd"/>
+              <w:t>4 byte</w:t>
+            </w:r>
           </w:p>
         </w:tc>
         <w:tc>
@@ -6205,7 +6071,6 @@
                 <w:rFonts w:ascii="標楷體" w:eastAsia="標楷體" w:hAnsi="標楷體"/>
                 <w:szCs w:val="24"/>
               </w:rPr>
-              <w:lastRenderedPageBreak/>
               <w:t>kana</w:t>
             </w:r>
           </w:p>
@@ -6441,7 +6306,6 @@
                 <w:szCs w:val="24"/>
               </w:rPr>
             </w:pPr>
-            <w:proofErr w:type="spellStart"/>
             <w:r>
               <w:rPr>
                 <w:rFonts w:ascii="標楷體" w:eastAsia="標楷體" w:hAnsi="標楷體"/>
@@ -6449,7 +6313,6 @@
               </w:rPr>
               <w:t>sentence_basic</w:t>
             </w:r>
-            <w:proofErr w:type="spellEnd"/>
           </w:p>
         </w:tc>
         <w:tc>
@@ -6563,7 +6426,6 @@
                 <w:szCs w:val="24"/>
               </w:rPr>
             </w:pPr>
-            <w:proofErr w:type="spellStart"/>
             <w:r>
               <w:rPr>
                 <w:rFonts w:ascii="標楷體" w:eastAsia="標楷體" w:hAnsi="標楷體"/>
@@ -6571,7 +6433,6 @@
               </w:rPr>
               <w:t>sentence_inter</w:t>
             </w:r>
-            <w:proofErr w:type="spellEnd"/>
           </w:p>
         </w:tc>
         <w:tc>
@@ -6684,7 +6545,6 @@
                 <w:szCs w:val="24"/>
               </w:rPr>
             </w:pPr>
-            <w:proofErr w:type="spellStart"/>
             <w:r>
               <w:rPr>
                 <w:rFonts w:ascii="標楷體" w:eastAsia="標楷體" w:hAnsi="標楷體"/>
@@ -6692,7 +6552,6 @@
               </w:rPr>
               <w:t>sentence_upper_inter</w:t>
             </w:r>
-            <w:proofErr w:type="spellEnd"/>
           </w:p>
         </w:tc>
         <w:tc>
@@ -6800,15 +6659,14 @@
                 <w:szCs w:val="24"/>
               </w:rPr>
             </w:pPr>
-            <w:proofErr w:type="spellStart"/>
-            <w:r>
-              <w:rPr>
-                <w:rFonts w:ascii="標楷體" w:eastAsia="標楷體" w:hAnsi="標楷體"/>
-                <w:szCs w:val="24"/>
-              </w:rPr>
+            <w:r>
+              <w:rPr>
+                <w:rFonts w:ascii="標楷體" w:eastAsia="標楷體" w:hAnsi="標楷體"/>
+                <w:szCs w:val="24"/>
+              </w:rPr>
+              <w:lastRenderedPageBreak/>
               <w:t>sentence_advanced</w:t>
             </w:r>
-            <w:proofErr w:type="spellEnd"/>
           </w:p>
         </w:tc>
         <w:tc>
@@ -6916,7 +6774,6 @@
                 <w:szCs w:val="24"/>
               </w:rPr>
             </w:pPr>
-            <w:proofErr w:type="spellStart"/>
             <w:r>
               <w:rPr>
                 <w:rFonts w:ascii="標楷體" w:eastAsia="標楷體" w:hAnsi="標楷體"/>
@@ -6924,7 +6781,6 @@
               </w:rPr>
               <w:t>audio_word</w:t>
             </w:r>
-            <w:proofErr w:type="spellEnd"/>
           </w:p>
         </w:tc>
         <w:tc>
@@ -7032,7 +6888,6 @@
                 <w:szCs w:val="24"/>
               </w:rPr>
             </w:pPr>
-            <w:proofErr w:type="spellStart"/>
             <w:r>
               <w:rPr>
                 <w:rFonts w:ascii="標楷體" w:eastAsia="標楷體" w:hAnsi="標楷體"/>
@@ -7040,7 +6895,6 @@
               </w:rPr>
               <w:t>audio_basic</w:t>
             </w:r>
-            <w:proofErr w:type="spellEnd"/>
           </w:p>
         </w:tc>
         <w:tc>
@@ -7164,7 +7018,6 @@
                 <w:szCs w:val="24"/>
               </w:rPr>
             </w:pPr>
-            <w:proofErr w:type="spellStart"/>
             <w:r>
               <w:rPr>
                 <w:rFonts w:ascii="標楷體" w:eastAsia="標楷體" w:hAnsi="標楷體"/>
@@ -7172,7 +7025,6 @@
               </w:rPr>
               <w:t>audio_inter</w:t>
             </w:r>
-            <w:proofErr w:type="spellEnd"/>
           </w:p>
         </w:tc>
         <w:tc>
@@ -7296,7 +7148,6 @@
                 <w:szCs w:val="24"/>
               </w:rPr>
             </w:pPr>
-            <w:proofErr w:type="spellStart"/>
             <w:r>
               <w:rPr>
                 <w:rFonts w:ascii="標楷體" w:eastAsia="標楷體" w:hAnsi="標楷體"/>
@@ -7304,7 +7155,6 @@
               </w:rPr>
               <w:t>audio_upper</w:t>
             </w:r>
-            <w:proofErr w:type="spellEnd"/>
           </w:p>
         </w:tc>
         <w:tc>
@@ -7428,7 +7278,6 @@
                 <w:szCs w:val="24"/>
               </w:rPr>
             </w:pPr>
-            <w:proofErr w:type="spellStart"/>
             <w:r>
               <w:rPr>
                 <w:rFonts w:ascii="標楷體" w:eastAsia="標楷體" w:hAnsi="標楷體"/>
@@ -7436,7 +7285,6 @@
               </w:rPr>
               <w:t>audio_adv</w:t>
             </w:r>
-            <w:proofErr w:type="spellEnd"/>
           </w:p>
         </w:tc>
         <w:tc>
@@ -7605,18 +7453,8 @@
                 <w:rFonts w:ascii="標楷體" w:eastAsia="標楷體" w:hAnsi="標楷體"/>
                 <w:szCs w:val="24"/>
               </w:rPr>
-              <w:t xml:space="preserve">T05 </w:t>
-            </w:r>
-            <w:proofErr w:type="spellStart"/>
-            <w:r>
-              <w:rPr>
-                <w:rFonts w:ascii="標楷體" w:eastAsia="標楷體" w:hAnsi="標楷體"/>
-                <w:szCs w:val="24"/>
-              </w:rPr>
-              <w:t>quiz_question</w:t>
-            </w:r>
-            <w:proofErr w:type="spellEnd"/>
-            <w:proofErr w:type="gramStart"/>
+              <w:t>T05 quiz_question</w:t>
+            </w:r>
             <w:r>
               <w:rPr>
                 <w:rFonts w:ascii="標楷體" w:eastAsia="標楷體" w:hAnsi="標楷體" w:hint="eastAsia"/>
@@ -7624,7 +7462,6 @@
               </w:rPr>
               <w:t>（</w:t>
             </w:r>
-            <w:proofErr w:type="gramEnd"/>
             <w:r>
               <w:rPr>
                 <w:rFonts w:ascii="標楷體" w:eastAsia="標楷體" w:hAnsi="標楷體"/>
@@ -7791,7 +7628,6 @@
                 <w:szCs w:val="24"/>
               </w:rPr>
             </w:pPr>
-            <w:proofErr w:type="gramStart"/>
             <w:r>
               <w:rPr>
                 <w:rFonts w:ascii="標楷體" w:eastAsia="標楷體" w:hAnsi="標楷體"/>
@@ -7799,7 +7635,6 @@
               </w:rPr>
               <w:t>外鍵</w:t>
             </w:r>
-            <w:proofErr w:type="gramEnd"/>
           </w:p>
         </w:tc>
       </w:tr>
@@ -7888,17 +7723,8 @@
                 <w:rFonts w:ascii="標楷體" w:eastAsia="標楷體" w:hAnsi="標楷體"/>
                 <w:szCs w:val="24"/>
               </w:rPr>
-              <w:t xml:space="preserve">4 </w:t>
-            </w:r>
-            <w:proofErr w:type="gramStart"/>
-            <w:r>
-              <w:rPr>
-                <w:rFonts w:ascii="標楷體" w:eastAsia="標楷體" w:hAnsi="標楷體"/>
-                <w:szCs w:val="24"/>
-              </w:rPr>
-              <w:t>byte</w:t>
-            </w:r>
-            <w:proofErr w:type="gramEnd"/>
+              <w:t>4 byte</w:t>
+            </w:r>
           </w:p>
         </w:tc>
         <w:tc>
@@ -8074,7 +7900,6 @@
                 <w:szCs w:val="24"/>
               </w:rPr>
             </w:pPr>
-            <w:proofErr w:type="spellStart"/>
             <w:r>
               <w:rPr>
                 <w:rFonts w:ascii="標楷體" w:eastAsia="標楷體" w:hAnsi="標楷體"/>
@@ -8082,7 +7907,6 @@
               </w:rPr>
               <w:t>level_tag</w:t>
             </w:r>
-            <w:proofErr w:type="spellEnd"/>
           </w:p>
         </w:tc>
         <w:tc>
@@ -8309,7 +8133,6 @@
                 <w:szCs w:val="24"/>
               </w:rPr>
             </w:pPr>
-            <w:proofErr w:type="spellStart"/>
             <w:r>
               <w:rPr>
                 <w:rFonts w:ascii="標楷體" w:eastAsia="標楷體" w:hAnsi="標楷體"/>
@@ -8317,7 +8140,6 @@
               </w:rPr>
               <w:t>option_a</w:t>
             </w:r>
-            <w:proofErr w:type="spellEnd"/>
           </w:p>
         </w:tc>
         <w:tc>
@@ -8425,16 +8247,13 @@
                 <w:szCs w:val="24"/>
               </w:rPr>
             </w:pPr>
-            <w:proofErr w:type="spellStart"/>
-            <w:r>
-              <w:rPr>
-                <w:rFonts w:ascii="標楷體" w:eastAsia="標楷體" w:hAnsi="標楷體"/>
-                <w:szCs w:val="24"/>
-              </w:rPr>
-              <w:lastRenderedPageBreak/>
+            <w:r>
+              <w:rPr>
+                <w:rFonts w:ascii="標楷體" w:eastAsia="標楷體" w:hAnsi="標楷體"/>
+                <w:szCs w:val="24"/>
+              </w:rPr>
               <w:t>option_b</w:t>
             </w:r>
-            <w:proofErr w:type="spellEnd"/>
           </w:p>
         </w:tc>
         <w:tc>
@@ -8542,7 +8361,6 @@
                 <w:szCs w:val="24"/>
               </w:rPr>
             </w:pPr>
-            <w:proofErr w:type="spellStart"/>
             <w:r>
               <w:rPr>
                 <w:rFonts w:ascii="標楷體" w:eastAsia="標楷體" w:hAnsi="標楷體"/>
@@ -8550,7 +8368,6 @@
               </w:rPr>
               <w:t>option_c</w:t>
             </w:r>
-            <w:proofErr w:type="spellEnd"/>
           </w:p>
         </w:tc>
         <w:tc>
@@ -8658,7 +8475,6 @@
                 <w:szCs w:val="24"/>
               </w:rPr>
             </w:pPr>
-            <w:proofErr w:type="spellStart"/>
             <w:r>
               <w:rPr>
                 <w:rFonts w:ascii="標楷體" w:eastAsia="標楷體" w:hAnsi="標楷體"/>
@@ -8666,7 +8482,6 @@
               </w:rPr>
               <w:t>option_d</w:t>
             </w:r>
-            <w:proofErr w:type="spellEnd"/>
           </w:p>
         </w:tc>
         <w:tc>
@@ -8774,7 +8589,6 @@
                 <w:szCs w:val="24"/>
               </w:rPr>
             </w:pPr>
-            <w:proofErr w:type="spellStart"/>
             <w:r>
               <w:rPr>
                 <w:rFonts w:ascii="標楷體" w:eastAsia="標楷體" w:hAnsi="標楷體"/>
@@ -8782,7 +8596,6 @@
               </w:rPr>
               <w:t>correct_answer</w:t>
             </w:r>
-            <w:proofErr w:type="spellEnd"/>
           </w:p>
         </w:tc>
         <w:tc>
@@ -8891,6 +8704,7 @@
         <w:pStyle w:val="a4"/>
       </w:pPr>
       <w:r>
+        <w:lastRenderedPageBreak/>
         <w:t xml:space="preserve">表 8-2-6 T06 </w:t>
       </w:r>
       <w:r>
@@ -8963,7 +8777,6 @@
               </w:rPr>
               <w:t xml:space="preserve"> </w:t>
             </w:r>
-            <w:proofErr w:type="spellStart"/>
             <w:r>
               <w:rPr>
                 <w:rFonts w:ascii="標楷體" w:eastAsia="標楷體" w:hAnsi="標楷體"/>
@@ -8971,22 +8784,12 @@
               </w:rPr>
               <w:t>user_photo</w:t>
             </w:r>
-            <w:proofErr w:type="spellEnd"/>
-            <w:proofErr w:type="gramStart"/>
             <w:r>
               <w:rPr>
                 <w:rFonts w:ascii="標楷體" w:eastAsia="標楷體" w:hAnsi="標楷體" w:hint="eastAsia"/>
                 <w:szCs w:val="24"/>
               </w:rPr>
-              <w:t>（</w:t>
-            </w:r>
-            <w:proofErr w:type="gramEnd"/>
-            <w:r>
-              <w:rPr>
-                <w:rFonts w:ascii="標楷體" w:eastAsia="標楷體" w:hAnsi="標楷體" w:hint="eastAsia"/>
-                <w:szCs w:val="24"/>
-              </w:rPr>
-              <w:t>使用者照片事件)</w:t>
+              <w:t>（使用者照片事件)</w:t>
             </w:r>
           </w:p>
         </w:tc>
@@ -9140,7 +8943,6 @@
                 <w:szCs w:val="24"/>
               </w:rPr>
             </w:pPr>
-            <w:proofErr w:type="gramStart"/>
             <w:r>
               <w:rPr>
                 <w:rFonts w:ascii="標楷體" w:eastAsia="標楷體" w:hAnsi="標楷體"/>
@@ -9148,7 +8950,6 @@
               </w:rPr>
               <w:t>外鍵</w:t>
             </w:r>
-            <w:proofErr w:type="gramEnd"/>
           </w:p>
         </w:tc>
       </w:tr>
@@ -9237,17 +9038,8 @@
                 <w:rFonts w:ascii="標楷體" w:eastAsia="標楷體" w:hAnsi="標楷體" w:hint="eastAsia"/>
                 <w:szCs w:val="24"/>
               </w:rPr>
-              <w:t xml:space="preserve">4 </w:t>
-            </w:r>
-            <w:proofErr w:type="gramStart"/>
-            <w:r>
-              <w:rPr>
-                <w:rFonts w:ascii="標楷體" w:eastAsia="標楷體" w:hAnsi="標楷體" w:hint="eastAsia"/>
-                <w:szCs w:val="24"/>
-              </w:rPr>
-              <w:t>byte</w:t>
-            </w:r>
-            <w:proofErr w:type="gramEnd"/>
+              <w:t>4 byte</w:t>
+            </w:r>
           </w:p>
         </w:tc>
         <w:tc>
@@ -9302,7 +9094,6 @@
                 <w:szCs w:val="24"/>
               </w:rPr>
             </w:pPr>
-            <w:proofErr w:type="spellStart"/>
             <w:r>
               <w:rPr>
                 <w:rFonts w:ascii="標楷體" w:eastAsia="標楷體" w:hAnsi="標楷體" w:hint="eastAsia"/>
@@ -9310,7 +9101,6 @@
               </w:rPr>
               <w:t>user_id</w:t>
             </w:r>
-            <w:proofErr w:type="spellEnd"/>
           </w:p>
         </w:tc>
         <w:tc>
@@ -9375,17 +9165,8 @@
                 <w:rFonts w:ascii="標楷體" w:eastAsia="標楷體" w:hAnsi="標楷體" w:hint="eastAsia"/>
                 <w:szCs w:val="24"/>
               </w:rPr>
-              <w:t xml:space="preserve">4 </w:t>
-            </w:r>
-            <w:proofErr w:type="gramStart"/>
-            <w:r>
-              <w:rPr>
-                <w:rFonts w:ascii="標楷體" w:eastAsia="標楷體" w:hAnsi="標楷體" w:hint="eastAsia"/>
-                <w:szCs w:val="24"/>
-              </w:rPr>
-              <w:t>byte</w:t>
-            </w:r>
-            <w:proofErr w:type="gramEnd"/>
+              <w:t>4 byte</w:t>
+            </w:r>
           </w:p>
         </w:tc>
         <w:tc>
@@ -9440,7 +9221,6 @@
                 <w:szCs w:val="24"/>
               </w:rPr>
             </w:pPr>
-            <w:proofErr w:type="spellStart"/>
             <w:r>
               <w:rPr>
                 <w:rFonts w:ascii="標楷體" w:eastAsia="標楷體" w:hAnsi="標楷體" w:hint="eastAsia"/>
@@ -9448,7 +9228,6 @@
               </w:rPr>
               <w:t>scene_id</w:t>
             </w:r>
-            <w:proofErr w:type="spellEnd"/>
           </w:p>
         </w:tc>
         <w:tc>
@@ -9513,17 +9292,8 @@
                 <w:rFonts w:ascii="標楷體" w:eastAsia="標楷體" w:hAnsi="標楷體" w:hint="eastAsia"/>
                 <w:szCs w:val="24"/>
               </w:rPr>
-              <w:t xml:space="preserve">4 </w:t>
-            </w:r>
-            <w:proofErr w:type="gramStart"/>
-            <w:r>
-              <w:rPr>
-                <w:rFonts w:ascii="標楷體" w:eastAsia="標楷體" w:hAnsi="標楷體" w:hint="eastAsia"/>
-                <w:szCs w:val="24"/>
-              </w:rPr>
-              <w:t>byte</w:t>
-            </w:r>
-            <w:proofErr w:type="gramEnd"/>
+              <w:t>4 byte</w:t>
+            </w:r>
           </w:p>
         </w:tc>
         <w:tc>
@@ -9578,7 +9348,6 @@
                 <w:szCs w:val="24"/>
               </w:rPr>
             </w:pPr>
-            <w:proofErr w:type="spellStart"/>
             <w:r>
               <w:rPr>
                 <w:rFonts w:ascii="標楷體" w:eastAsia="標楷體" w:hAnsi="標楷體" w:hint="eastAsia"/>
@@ -9586,7 +9355,6 @@
               </w:rPr>
               <w:t>image_path</w:t>
             </w:r>
-            <w:proofErr w:type="spellEnd"/>
           </w:p>
         </w:tc>
         <w:tc>
@@ -9700,7 +9468,6 @@
                 <w:szCs w:val="24"/>
               </w:rPr>
             </w:pPr>
-            <w:proofErr w:type="spellStart"/>
             <w:r>
               <w:rPr>
                 <w:rFonts w:ascii="標楷體" w:eastAsia="標楷體" w:hAnsi="標楷體" w:hint="eastAsia"/>
@@ -9708,7 +9475,6 @@
               </w:rPr>
               <w:t>custom_title</w:t>
             </w:r>
-            <w:proofErr w:type="spellEnd"/>
           </w:p>
         </w:tc>
         <w:tc>
@@ -9822,7 +9588,6 @@
                 <w:szCs w:val="24"/>
               </w:rPr>
             </w:pPr>
-            <w:proofErr w:type="spellStart"/>
             <w:r>
               <w:rPr>
                 <w:rFonts w:ascii="標楷體" w:eastAsia="標楷體" w:hAnsi="標楷體" w:hint="eastAsia"/>
@@ -9830,7 +9595,6 @@
               </w:rPr>
               <w:t>created_at</w:t>
             </w:r>
-            <w:proofErr w:type="spellEnd"/>
           </w:p>
         </w:tc>
         <w:tc>
@@ -10004,7 +9768,6 @@
               </w:rPr>
               <w:t xml:space="preserve"> </w:t>
             </w:r>
-            <w:proofErr w:type="spellStart"/>
             <w:r>
               <w:rPr>
                 <w:rFonts w:ascii="標楷體" w:eastAsia="標楷體" w:hAnsi="標楷體"/>
@@ -10012,22 +9775,12 @@
               </w:rPr>
               <w:t>user_photo_vocab</w:t>
             </w:r>
-            <w:proofErr w:type="spellEnd"/>
-            <w:proofErr w:type="gramStart"/>
             <w:r>
               <w:rPr>
                 <w:rFonts w:ascii="標楷體" w:eastAsia="標楷體" w:hAnsi="標楷體" w:hint="eastAsia"/>
                 <w:szCs w:val="24"/>
               </w:rPr>
-              <w:t>（</w:t>
-            </w:r>
-            <w:proofErr w:type="gramEnd"/>
-            <w:r>
-              <w:rPr>
-                <w:rFonts w:ascii="標楷體" w:eastAsia="標楷體" w:hAnsi="標楷體" w:hint="eastAsia"/>
-                <w:szCs w:val="24"/>
-              </w:rPr>
-              <w:t>照片辨識單字)</w:t>
+              <w:t>（照片辨識單字)</w:t>
             </w:r>
           </w:p>
         </w:tc>
@@ -10181,7 +9934,6 @@
                 <w:szCs w:val="24"/>
               </w:rPr>
             </w:pPr>
-            <w:proofErr w:type="gramStart"/>
             <w:r>
               <w:rPr>
                 <w:rFonts w:ascii="標楷體" w:eastAsia="標楷體" w:hAnsi="標楷體"/>
@@ -10189,7 +9941,6 @@
               </w:rPr>
               <w:t>外鍵</w:t>
             </w:r>
-            <w:proofErr w:type="gramEnd"/>
           </w:p>
         </w:tc>
       </w:tr>
@@ -10278,17 +10029,8 @@
                 <w:rFonts w:ascii="標楷體" w:eastAsia="標楷體" w:hAnsi="標楷體" w:hint="eastAsia"/>
                 <w:szCs w:val="24"/>
               </w:rPr>
-              <w:t xml:space="preserve">4 </w:t>
-            </w:r>
-            <w:proofErr w:type="gramStart"/>
-            <w:r>
-              <w:rPr>
-                <w:rFonts w:ascii="標楷體" w:eastAsia="標楷體" w:hAnsi="標楷體" w:hint="eastAsia"/>
-                <w:szCs w:val="24"/>
-              </w:rPr>
-              <w:t>byte</w:t>
-            </w:r>
-            <w:proofErr w:type="gramEnd"/>
+              <w:t>4 byte</w:t>
+            </w:r>
           </w:p>
         </w:tc>
         <w:tc>
@@ -10343,7 +10085,6 @@
                 <w:szCs w:val="24"/>
               </w:rPr>
             </w:pPr>
-            <w:proofErr w:type="spellStart"/>
             <w:r>
               <w:rPr>
                 <w:rFonts w:ascii="標楷體" w:eastAsia="標楷體" w:hAnsi="標楷體" w:hint="eastAsia"/>
@@ -10351,7 +10092,6 @@
               </w:rPr>
               <w:t>photo_id</w:t>
             </w:r>
-            <w:proofErr w:type="spellEnd"/>
           </w:p>
         </w:tc>
         <w:tc>
@@ -10416,17 +10156,8 @@
                 <w:rFonts w:ascii="標楷體" w:eastAsia="標楷體" w:hAnsi="標楷體" w:hint="eastAsia"/>
                 <w:szCs w:val="24"/>
               </w:rPr>
-              <w:t xml:space="preserve">4 </w:t>
-            </w:r>
-            <w:proofErr w:type="gramStart"/>
-            <w:r>
-              <w:rPr>
-                <w:rFonts w:ascii="標楷體" w:eastAsia="標楷體" w:hAnsi="標楷體" w:hint="eastAsia"/>
-                <w:szCs w:val="24"/>
-              </w:rPr>
-              <w:t>byte</w:t>
-            </w:r>
-            <w:proofErr w:type="gramEnd"/>
+              <w:t>4 byte</w:t>
+            </w:r>
           </w:p>
         </w:tc>
         <w:tc>
@@ -10481,7 +10212,6 @@
                 <w:szCs w:val="24"/>
               </w:rPr>
             </w:pPr>
-            <w:proofErr w:type="spellStart"/>
             <w:r>
               <w:rPr>
                 <w:rFonts w:ascii="標楷體" w:eastAsia="標楷體" w:hAnsi="標楷體" w:hint="eastAsia"/>
@@ -10489,7 +10219,6 @@
               </w:rPr>
               <w:t>vocab_id</w:t>
             </w:r>
-            <w:proofErr w:type="spellEnd"/>
           </w:p>
         </w:tc>
         <w:tc>
@@ -10554,17 +10283,8 @@
                 <w:rFonts w:ascii="標楷體" w:eastAsia="標楷體" w:hAnsi="標楷體" w:hint="eastAsia"/>
                 <w:szCs w:val="24"/>
               </w:rPr>
-              <w:t xml:space="preserve">4 </w:t>
-            </w:r>
-            <w:proofErr w:type="gramStart"/>
-            <w:r>
-              <w:rPr>
-                <w:rFonts w:ascii="標楷體" w:eastAsia="標楷體" w:hAnsi="標楷體" w:hint="eastAsia"/>
-                <w:szCs w:val="24"/>
-              </w:rPr>
-              <w:t>byte</w:t>
-            </w:r>
-            <w:proofErr w:type="gramEnd"/>
+              <w:t>4 byte</w:t>
+            </w:r>
           </w:p>
         </w:tc>
         <w:tc>
@@ -10688,7 +10408,6 @@
               </w:rPr>
               <w:t xml:space="preserve"> </w:t>
             </w:r>
-            <w:proofErr w:type="spellStart"/>
             <w:r>
               <w:rPr>
                 <w:rFonts w:ascii="標楷體" w:eastAsia="標楷體" w:hAnsi="標楷體"/>
@@ -10696,8 +10415,6 @@
               </w:rPr>
               <w:t>user_vocab</w:t>
             </w:r>
-            <w:proofErr w:type="spellEnd"/>
-            <w:proofErr w:type="gramStart"/>
             <w:r>
               <w:rPr>
                 <w:rFonts w:ascii="標楷體" w:eastAsia="標楷體" w:hAnsi="標楷體" w:hint="eastAsia"/>
@@ -10706,7 +10423,6 @@
               <w:t>（</w:t>
             </w:r>
             <w:bookmarkStart w:id="0" w:name="_Hlk226973461"/>
-            <w:proofErr w:type="gramEnd"/>
             <w:r>
               <w:rPr>
                 <w:rFonts w:ascii="標楷體" w:eastAsia="標楷體" w:hAnsi="標楷體"/>
@@ -10874,7 +10590,6 @@
                 <w:szCs w:val="24"/>
               </w:rPr>
             </w:pPr>
-            <w:proofErr w:type="gramStart"/>
             <w:r>
               <w:rPr>
                 <w:rFonts w:ascii="標楷體" w:eastAsia="標楷體" w:hAnsi="標楷體"/>
@@ -10882,7 +10597,6 @@
               </w:rPr>
               <w:t>外鍵</w:t>
             </w:r>
-            <w:proofErr w:type="gramEnd"/>
           </w:p>
         </w:tc>
       </w:tr>
@@ -10971,17 +10685,8 @@
                 <w:rFonts w:ascii="標楷體" w:eastAsia="標楷體" w:hAnsi="標楷體"/>
                 <w:szCs w:val="24"/>
               </w:rPr>
-              <w:t xml:space="preserve">4 </w:t>
-            </w:r>
-            <w:proofErr w:type="gramStart"/>
-            <w:r>
-              <w:rPr>
-                <w:rFonts w:ascii="標楷體" w:eastAsia="標楷體" w:hAnsi="標楷體"/>
-                <w:szCs w:val="24"/>
-              </w:rPr>
-              <w:t>byte</w:t>
-            </w:r>
-            <w:proofErr w:type="gramEnd"/>
+              <w:t>4 byte</w:t>
+            </w:r>
           </w:p>
         </w:tc>
         <w:tc>
@@ -11036,16 +10741,13 @@
                 <w:szCs w:val="24"/>
               </w:rPr>
             </w:pPr>
-            <w:proofErr w:type="spellStart"/>
-            <w:r>
-              <w:rPr>
-                <w:rFonts w:ascii="標楷體" w:eastAsia="標楷體" w:hAnsi="標楷體"/>
-                <w:szCs w:val="24"/>
-              </w:rPr>
-              <w:lastRenderedPageBreak/>
+            <w:r>
+              <w:rPr>
+                <w:rFonts w:ascii="標楷體" w:eastAsia="標楷體" w:hAnsi="標楷體"/>
+                <w:szCs w:val="24"/>
+              </w:rPr>
               <w:t>user_id</w:t>
             </w:r>
-            <w:proofErr w:type="spellEnd"/>
           </w:p>
         </w:tc>
         <w:tc>
@@ -11110,17 +10812,8 @@
                 <w:rFonts w:ascii="標楷體" w:eastAsia="標楷體" w:hAnsi="標楷體"/>
                 <w:szCs w:val="24"/>
               </w:rPr>
-              <w:t xml:space="preserve">4 </w:t>
-            </w:r>
-            <w:proofErr w:type="gramStart"/>
-            <w:r>
-              <w:rPr>
-                <w:rFonts w:ascii="標楷體" w:eastAsia="標楷體" w:hAnsi="標楷體"/>
-                <w:szCs w:val="24"/>
-              </w:rPr>
-              <w:t>byte</w:t>
-            </w:r>
-            <w:proofErr w:type="gramEnd"/>
+              <w:t>4 byte</w:t>
+            </w:r>
           </w:p>
         </w:tc>
         <w:tc>
@@ -11175,7 +10868,6 @@
                 <w:szCs w:val="24"/>
               </w:rPr>
             </w:pPr>
-            <w:proofErr w:type="spellStart"/>
             <w:r>
               <w:rPr>
                 <w:rFonts w:ascii="標楷體" w:eastAsia="標楷體" w:hAnsi="標楷體"/>
@@ -11183,7 +10875,6 @@
               </w:rPr>
               <w:t>vocab_id</w:t>
             </w:r>
-            <w:proofErr w:type="spellEnd"/>
           </w:p>
         </w:tc>
         <w:tc>
@@ -11248,17 +10939,8 @@
                 <w:rFonts w:ascii="標楷體" w:eastAsia="標楷體" w:hAnsi="標楷體"/>
                 <w:szCs w:val="24"/>
               </w:rPr>
-              <w:t xml:space="preserve">4 </w:t>
-            </w:r>
-            <w:proofErr w:type="gramStart"/>
-            <w:r>
-              <w:rPr>
-                <w:rFonts w:ascii="標楷體" w:eastAsia="標楷體" w:hAnsi="標楷體"/>
-                <w:szCs w:val="24"/>
-              </w:rPr>
-              <w:t>byte</w:t>
-            </w:r>
-            <w:proofErr w:type="gramEnd"/>
+              <w:t>4 byte</w:t>
+            </w:r>
           </w:p>
         </w:tc>
         <w:tc>
@@ -11313,7 +10995,6 @@
                 <w:szCs w:val="24"/>
               </w:rPr>
             </w:pPr>
-            <w:proofErr w:type="spellStart"/>
             <w:r>
               <w:rPr>
                 <w:rFonts w:ascii="標楷體" w:eastAsia="標楷體" w:hAnsi="標楷體"/>
@@ -11321,7 +11002,6 @@
               </w:rPr>
               <w:t>folder_id</w:t>
             </w:r>
-            <w:proofErr w:type="spellEnd"/>
           </w:p>
         </w:tc>
         <w:tc>
@@ -11386,17 +11066,8 @@
                 <w:rFonts w:ascii="標楷體" w:eastAsia="標楷體" w:hAnsi="標楷體"/>
                 <w:szCs w:val="24"/>
               </w:rPr>
-              <w:t xml:space="preserve">4 </w:t>
-            </w:r>
-            <w:proofErr w:type="gramStart"/>
-            <w:r>
-              <w:rPr>
-                <w:rFonts w:ascii="標楷體" w:eastAsia="標楷體" w:hAnsi="標楷體"/>
-                <w:szCs w:val="24"/>
-              </w:rPr>
-              <w:t>byte</w:t>
-            </w:r>
-            <w:proofErr w:type="gramEnd"/>
+              <w:t>4 byte</w:t>
+            </w:r>
           </w:p>
         </w:tc>
         <w:tc>
@@ -11451,7 +11122,6 @@
                 <w:szCs w:val="24"/>
               </w:rPr>
             </w:pPr>
-            <w:proofErr w:type="spellStart"/>
             <w:r>
               <w:rPr>
                 <w:rFonts w:ascii="標楷體" w:eastAsia="標楷體" w:hAnsi="標楷體"/>
@@ -11459,7 +11129,6 @@
               </w:rPr>
               <w:t>collected_at</w:t>
             </w:r>
-            <w:proofErr w:type="spellEnd"/>
           </w:p>
         </w:tc>
         <w:tc>
@@ -11567,46 +11236,12 @@
           <w:szCs w:val="24"/>
         </w:rPr>
       </w:pPr>
-      <w:proofErr w:type="gramStart"/>
       <w:r>
         <w:rPr>
           <w:rFonts w:ascii="標楷體" w:eastAsia="標楷體" w:hAnsi="標楷體"/>
           <w:szCs w:val="24"/>
         </w:rPr>
-        <w:t>UNIQUE(</w:t>
-      </w:r>
-      <w:proofErr w:type="spellStart"/>
-      <w:proofErr w:type="gramEnd"/>
-      <w:r>
-        <w:rPr>
-          <w:rFonts w:ascii="標楷體" w:eastAsia="標楷體" w:hAnsi="標楷體"/>
-          <w:szCs w:val="24"/>
-        </w:rPr>
-        <w:t>user_id</w:t>
-      </w:r>
-      <w:proofErr w:type="spellEnd"/>
-      <w:r>
-        <w:rPr>
-          <w:rFonts w:ascii="標楷體" w:eastAsia="標楷體" w:hAnsi="標楷體"/>
-          <w:szCs w:val="24"/>
-        </w:rPr>
-        <w:t xml:space="preserve">, </w:t>
-      </w:r>
-      <w:proofErr w:type="spellStart"/>
-      <w:r>
-        <w:rPr>
-          <w:rFonts w:ascii="標楷體" w:eastAsia="標楷體" w:hAnsi="標楷體"/>
-          <w:szCs w:val="24"/>
-        </w:rPr>
-        <w:t>vocab_id</w:t>
-      </w:r>
-      <w:proofErr w:type="spellEnd"/>
-      <w:r>
-        <w:rPr>
-          <w:rFonts w:ascii="標楷體" w:eastAsia="標楷體" w:hAnsi="標楷體"/>
-          <w:szCs w:val="24"/>
-        </w:rPr>
-        <w:t>)</w:t>
+        <w:t>UNIQUE(user_id, vocab_id)</w:t>
       </w:r>
     </w:p>
     <w:p>
@@ -11700,7 +11335,6 @@
               </w:rPr>
               <w:t xml:space="preserve"> </w:t>
             </w:r>
-            <w:proofErr w:type="spellStart"/>
             <w:r>
               <w:rPr>
                 <w:rFonts w:ascii="標楷體" w:eastAsia="標楷體" w:hAnsi="標楷體"/>
@@ -11708,8 +11342,6 @@
               </w:rPr>
               <w:t>user_folder</w:t>
             </w:r>
-            <w:proofErr w:type="spellEnd"/>
-            <w:proofErr w:type="gramStart"/>
             <w:r>
               <w:rPr>
                 <w:rFonts w:ascii="標楷體" w:eastAsia="標楷體" w:hAnsi="標楷體" w:hint="eastAsia"/>
@@ -11717,7 +11349,6 @@
               </w:rPr>
               <w:t>（</w:t>
             </w:r>
-            <w:proofErr w:type="gramEnd"/>
             <w:r>
               <w:rPr>
                 <w:rFonts w:ascii="標楷體" w:eastAsia="標楷體" w:hAnsi="標楷體"/>
@@ -11898,7 +11529,6 @@
                 <w:szCs w:val="24"/>
               </w:rPr>
             </w:pPr>
-            <w:proofErr w:type="gramStart"/>
             <w:r>
               <w:rPr>
                 <w:rFonts w:ascii="標楷體" w:eastAsia="標楷體" w:hAnsi="標楷體"/>
@@ -11906,7 +11536,6 @@
               </w:rPr>
               <w:t>外鍵</w:t>
             </w:r>
-            <w:proofErr w:type="gramEnd"/>
           </w:p>
         </w:tc>
       </w:tr>
@@ -11995,17 +11624,8 @@
                 <w:rFonts w:ascii="標楷體" w:eastAsia="標楷體" w:hAnsi="標楷體"/>
                 <w:szCs w:val="24"/>
               </w:rPr>
-              <w:t xml:space="preserve">4 </w:t>
-            </w:r>
-            <w:proofErr w:type="gramStart"/>
-            <w:r>
-              <w:rPr>
-                <w:rFonts w:ascii="標楷體" w:eastAsia="標楷體" w:hAnsi="標楷體"/>
-                <w:szCs w:val="24"/>
-              </w:rPr>
-              <w:t>byte</w:t>
-            </w:r>
-            <w:proofErr w:type="gramEnd"/>
+              <w:t>4 byte</w:t>
+            </w:r>
           </w:p>
         </w:tc>
         <w:tc>
@@ -12060,7 +11680,6 @@
                 <w:szCs w:val="24"/>
               </w:rPr>
             </w:pPr>
-            <w:proofErr w:type="spellStart"/>
             <w:r>
               <w:rPr>
                 <w:rFonts w:ascii="標楷體" w:eastAsia="標楷體" w:hAnsi="標楷體"/>
@@ -12068,7 +11687,6 @@
               </w:rPr>
               <w:t>user_id</w:t>
             </w:r>
-            <w:proofErr w:type="spellEnd"/>
           </w:p>
         </w:tc>
         <w:tc>
@@ -12140,17 +11758,8 @@
                 <w:rFonts w:ascii="標楷體" w:eastAsia="標楷體" w:hAnsi="標楷體"/>
                 <w:szCs w:val="24"/>
               </w:rPr>
-              <w:t xml:space="preserve">4 </w:t>
-            </w:r>
-            <w:proofErr w:type="gramStart"/>
-            <w:r>
-              <w:rPr>
-                <w:rFonts w:ascii="標楷體" w:eastAsia="標楷體" w:hAnsi="標楷體"/>
-                <w:szCs w:val="24"/>
-              </w:rPr>
-              <w:t>byte</w:t>
-            </w:r>
-            <w:proofErr w:type="gramEnd"/>
+              <w:t>4 byte</w:t>
+            </w:r>
           </w:p>
         </w:tc>
         <w:tc>
@@ -12325,7 +11934,6 @@
                 <w:szCs w:val="24"/>
               </w:rPr>
             </w:pPr>
-            <w:proofErr w:type="spellStart"/>
             <w:r>
               <w:rPr>
                 <w:rFonts w:ascii="標楷體" w:eastAsia="標楷體" w:hAnsi="標楷體"/>
@@ -12333,7 +11941,6 @@
               </w:rPr>
               <w:t>created_at</w:t>
             </w:r>
-            <w:proofErr w:type="spellEnd"/>
           </w:p>
         </w:tc>
         <w:tc>
@@ -12535,7 +12142,6 @@
               </w:rPr>
               <w:t>achievement</w:t>
             </w:r>
-            <w:proofErr w:type="gramStart"/>
             <w:r>
               <w:rPr>
                 <w:rFonts w:ascii="標楷體" w:eastAsia="標楷體" w:hAnsi="標楷體" w:hint="eastAsia"/>
@@ -12543,7 +12149,6 @@
               </w:rPr>
               <w:t>（</w:t>
             </w:r>
-            <w:proofErr w:type="gramEnd"/>
             <w:r>
               <w:rPr>
                 <w:rFonts w:ascii="標楷體" w:eastAsia="標楷體" w:hAnsi="標楷體"/>
@@ -12710,7 +12315,6 @@
                 <w:szCs w:val="24"/>
               </w:rPr>
             </w:pPr>
-            <w:proofErr w:type="gramStart"/>
             <w:r>
               <w:rPr>
                 <w:rFonts w:ascii="標楷體" w:eastAsia="標楷體" w:hAnsi="標楷體"/>
@@ -12718,7 +12322,6 @@
               </w:rPr>
               <w:t>外鍵</w:t>
             </w:r>
-            <w:proofErr w:type="gramEnd"/>
           </w:p>
         </w:tc>
       </w:tr>
@@ -12807,17 +12410,8 @@
                 <w:rFonts w:ascii="標楷體" w:eastAsia="標楷體" w:hAnsi="標楷體"/>
                 <w:szCs w:val="24"/>
               </w:rPr>
-              <w:t xml:space="preserve">4 </w:t>
-            </w:r>
-            <w:proofErr w:type="gramStart"/>
-            <w:r>
-              <w:rPr>
-                <w:rFonts w:ascii="標楷體" w:eastAsia="標楷體" w:hAnsi="標楷體"/>
-                <w:szCs w:val="24"/>
-              </w:rPr>
-              <w:t>byte</w:t>
-            </w:r>
-            <w:proofErr w:type="gramEnd"/>
+              <w:t>4 byte</w:t>
+            </w:r>
           </w:p>
         </w:tc>
         <w:tc>
@@ -13188,7 +12782,6 @@
               </w:rPr>
               <w:t xml:space="preserve"> </w:t>
             </w:r>
-            <w:proofErr w:type="spellStart"/>
             <w:r>
               <w:rPr>
                 <w:rFonts w:ascii="標楷體" w:eastAsia="標楷體" w:hAnsi="標楷體"/>
@@ -13196,8 +12789,6 @@
               </w:rPr>
               <w:t>user_achievement</w:t>
             </w:r>
-            <w:proofErr w:type="spellEnd"/>
-            <w:proofErr w:type="gramStart"/>
             <w:r>
               <w:rPr>
                 <w:rFonts w:ascii="標楷體" w:eastAsia="標楷體" w:hAnsi="標楷體" w:hint="eastAsia"/>
@@ -13205,7 +12796,6 @@
               </w:rPr>
               <w:t>（</w:t>
             </w:r>
-            <w:proofErr w:type="gramEnd"/>
             <w:r>
               <w:rPr>
                 <w:rFonts w:ascii="標楷體" w:eastAsia="標楷體" w:hAnsi="標楷體"/>
@@ -13372,7 +12962,6 @@
                 <w:szCs w:val="24"/>
               </w:rPr>
             </w:pPr>
-            <w:proofErr w:type="gramStart"/>
             <w:r>
               <w:rPr>
                 <w:rFonts w:ascii="標楷體" w:eastAsia="標楷體" w:hAnsi="標楷體"/>
@@ -13380,7 +12969,6 @@
               </w:rPr>
               <w:t>外鍵</w:t>
             </w:r>
-            <w:proofErr w:type="gramEnd"/>
           </w:p>
         </w:tc>
       </w:tr>
@@ -13425,15 +13013,7 @@
                 <w:rFonts w:ascii="標楷體" w:eastAsia="標楷體" w:hAnsi="標楷體"/>
                 <w:szCs w:val="24"/>
               </w:rPr>
-              <w:t>解鎖紀錄</w:t>
-            </w:r>
-            <w:r>
-              <w:rPr>
-                <w:rFonts w:ascii="標楷體" w:eastAsia="標楷體" w:hAnsi="標楷體"/>
-                <w:szCs w:val="24"/>
-              </w:rPr>
-              <w:lastRenderedPageBreak/>
-              <w:t>ID</w:t>
+              <w:t>解鎖紀錄ID</w:t>
             </w:r>
           </w:p>
         </w:tc>
@@ -13455,7 +13035,6 @@
                 <w:rFonts w:ascii="標楷體" w:eastAsia="標楷體" w:hAnsi="標楷體"/>
                 <w:szCs w:val="24"/>
               </w:rPr>
-              <w:lastRenderedPageBreak/>
               <w:t>INT</w:t>
             </w:r>
           </w:p>
@@ -13478,17 +13057,8 @@
                 <w:rFonts w:ascii="標楷體" w:eastAsia="標楷體" w:hAnsi="標楷體"/>
                 <w:szCs w:val="24"/>
               </w:rPr>
-              <w:t xml:space="preserve">4 </w:t>
-            </w:r>
-            <w:proofErr w:type="gramStart"/>
-            <w:r>
-              <w:rPr>
-                <w:rFonts w:ascii="標楷體" w:eastAsia="標楷體" w:hAnsi="標楷體"/>
-                <w:szCs w:val="24"/>
-              </w:rPr>
-              <w:t>byte</w:t>
-            </w:r>
-            <w:proofErr w:type="gramEnd"/>
+              <w:t>4 byte</w:t>
+            </w:r>
           </w:p>
         </w:tc>
         <w:tc>
@@ -13543,7 +13113,6 @@
                 <w:szCs w:val="24"/>
               </w:rPr>
             </w:pPr>
-            <w:proofErr w:type="spellStart"/>
             <w:r>
               <w:rPr>
                 <w:rFonts w:ascii="標楷體" w:eastAsia="標楷體" w:hAnsi="標楷體"/>
@@ -13551,7 +13120,6 @@
               </w:rPr>
               <w:t>user_id</w:t>
             </w:r>
-            <w:proofErr w:type="spellEnd"/>
           </w:p>
         </w:tc>
         <w:tc>
@@ -13616,17 +13184,8 @@
                 <w:rFonts w:ascii="標楷體" w:eastAsia="標楷體" w:hAnsi="標楷體"/>
                 <w:szCs w:val="24"/>
               </w:rPr>
-              <w:t xml:space="preserve">4 </w:t>
-            </w:r>
-            <w:proofErr w:type="gramStart"/>
-            <w:r>
-              <w:rPr>
-                <w:rFonts w:ascii="標楷體" w:eastAsia="標楷體" w:hAnsi="標楷體"/>
-                <w:szCs w:val="24"/>
-              </w:rPr>
-              <w:t>byte</w:t>
-            </w:r>
-            <w:proofErr w:type="gramEnd"/>
+              <w:t>4 byte</w:t>
+            </w:r>
           </w:p>
         </w:tc>
         <w:tc>
@@ -13681,7 +13240,6 @@
                 <w:szCs w:val="24"/>
               </w:rPr>
             </w:pPr>
-            <w:proofErr w:type="spellStart"/>
             <w:r>
               <w:rPr>
                 <w:rFonts w:ascii="標楷體" w:eastAsia="標楷體" w:hAnsi="標楷體"/>
@@ -13689,7 +13247,6 @@
               </w:rPr>
               <w:t>achievement_id</w:t>
             </w:r>
-            <w:proofErr w:type="spellEnd"/>
           </w:p>
         </w:tc>
         <w:tc>
@@ -13754,17 +13311,8 @@
                 <w:rFonts w:ascii="標楷體" w:eastAsia="標楷體" w:hAnsi="標楷體"/>
                 <w:szCs w:val="24"/>
               </w:rPr>
-              <w:t xml:space="preserve">4 </w:t>
-            </w:r>
-            <w:proofErr w:type="gramStart"/>
-            <w:r>
-              <w:rPr>
-                <w:rFonts w:ascii="標楷體" w:eastAsia="標楷體" w:hAnsi="標楷體"/>
-                <w:szCs w:val="24"/>
-              </w:rPr>
-              <w:t>byte</w:t>
-            </w:r>
-            <w:proofErr w:type="gramEnd"/>
+              <w:t>4 byte</w:t>
+            </w:r>
           </w:p>
         </w:tc>
         <w:tc>
@@ -13818,7 +13366,6 @@
                 <w:szCs w:val="24"/>
               </w:rPr>
             </w:pPr>
-            <w:proofErr w:type="spellStart"/>
             <w:r>
               <w:rPr>
                 <w:rFonts w:ascii="標楷體" w:eastAsia="標楷體" w:hAnsi="標楷體"/>
@@ -13826,7 +13373,6 @@
               </w:rPr>
               <w:t>unlocked_at</w:t>
             </w:r>
-            <w:proofErr w:type="spellEnd"/>
           </w:p>
         </w:tc>
         <w:tc>
@@ -13935,6 +13481,7 @@
         <w:pStyle w:val="a4"/>
       </w:pPr>
       <w:r>
+        <w:lastRenderedPageBreak/>
         <w:t>表 8-2-</w:t>
       </w:r>
       <w:r>
@@ -14007,7 +13554,6 @@
               </w:rPr>
               <w:t xml:space="preserve"> </w:t>
             </w:r>
-            <w:proofErr w:type="spellStart"/>
             <w:r>
               <w:rPr>
                 <w:rFonts w:ascii="標楷體" w:eastAsia="標楷體" w:hAnsi="標楷體"/>
@@ -14015,8 +13561,6 @@
               </w:rPr>
               <w:t>point_transaction</w:t>
             </w:r>
-            <w:proofErr w:type="spellEnd"/>
-            <w:proofErr w:type="gramStart"/>
             <w:r>
               <w:rPr>
                 <w:rFonts w:ascii="標楷體" w:eastAsia="標楷體" w:hAnsi="標楷體" w:hint="eastAsia"/>
@@ -14024,7 +13568,6 @@
               </w:rPr>
               <w:t>（</w:t>
             </w:r>
-            <w:proofErr w:type="gramEnd"/>
             <w:r>
               <w:rPr>
                 <w:rFonts w:ascii="標楷體" w:eastAsia="標楷體" w:hAnsi="標楷體"/>
@@ -14191,7 +13734,6 @@
                 <w:szCs w:val="24"/>
               </w:rPr>
             </w:pPr>
-            <w:proofErr w:type="gramStart"/>
             <w:r>
               <w:rPr>
                 <w:rFonts w:ascii="標楷體" w:eastAsia="標楷體" w:hAnsi="標楷體"/>
@@ -14199,7 +13741,6 @@
               </w:rPr>
               <w:t>外鍵</w:t>
             </w:r>
-            <w:proofErr w:type="gramEnd"/>
           </w:p>
         </w:tc>
       </w:tr>
@@ -14288,17 +13829,8 @@
                 <w:rFonts w:ascii="標楷體" w:eastAsia="標楷體" w:hAnsi="標楷體"/>
                 <w:szCs w:val="24"/>
               </w:rPr>
-              <w:t xml:space="preserve">4 </w:t>
-            </w:r>
-            <w:proofErr w:type="gramStart"/>
-            <w:r>
-              <w:rPr>
-                <w:rFonts w:ascii="標楷體" w:eastAsia="標楷體" w:hAnsi="標楷體"/>
-                <w:szCs w:val="24"/>
-              </w:rPr>
-              <w:t>byte</w:t>
-            </w:r>
-            <w:proofErr w:type="gramEnd"/>
+              <w:t>4 byte</w:t>
+            </w:r>
           </w:p>
         </w:tc>
         <w:tc>
@@ -14353,7 +13885,6 @@
                 <w:szCs w:val="24"/>
               </w:rPr>
             </w:pPr>
-            <w:proofErr w:type="spellStart"/>
             <w:r>
               <w:rPr>
                 <w:rFonts w:ascii="標楷體" w:eastAsia="標楷體" w:hAnsi="標楷體"/>
@@ -14361,7 +13892,6 @@
               </w:rPr>
               <w:t>user_id</w:t>
             </w:r>
-            <w:proofErr w:type="spellEnd"/>
           </w:p>
         </w:tc>
         <w:tc>
@@ -14426,17 +13956,8 @@
                 <w:rFonts w:ascii="標楷體" w:eastAsia="標楷體" w:hAnsi="標楷體"/>
                 <w:szCs w:val="24"/>
               </w:rPr>
-              <w:t xml:space="preserve">4 </w:t>
-            </w:r>
-            <w:proofErr w:type="gramStart"/>
-            <w:r>
-              <w:rPr>
-                <w:rFonts w:ascii="標楷體" w:eastAsia="標楷體" w:hAnsi="標楷體"/>
-                <w:szCs w:val="24"/>
-              </w:rPr>
-              <w:t>byte</w:t>
-            </w:r>
-            <w:proofErr w:type="gramEnd"/>
+              <w:t>4 byte</w:t>
+            </w:r>
           </w:p>
         </w:tc>
         <w:tc>
@@ -14562,17 +14083,8 @@
                 <w:rFonts w:ascii="標楷體" w:eastAsia="標楷體" w:hAnsi="標楷體"/>
                 <w:szCs w:val="24"/>
               </w:rPr>
-              <w:t xml:space="preserve">4 </w:t>
-            </w:r>
-            <w:proofErr w:type="gramStart"/>
-            <w:r>
-              <w:rPr>
-                <w:rFonts w:ascii="標楷體" w:eastAsia="標楷體" w:hAnsi="標楷體"/>
-                <w:szCs w:val="24"/>
-              </w:rPr>
-              <w:t>byte</w:t>
-            </w:r>
-            <w:proofErr w:type="gramEnd"/>
+              <w:t>4 byte</w:t>
+            </w:r>
           </w:p>
         </w:tc>
         <w:tc>
@@ -14687,17 +14199,8 @@
                 <w:rFonts w:ascii="標楷體" w:eastAsia="標楷體" w:hAnsi="標楷體"/>
                 <w:szCs w:val="24"/>
               </w:rPr>
-              <w:t xml:space="preserve">4 </w:t>
-            </w:r>
-            <w:proofErr w:type="gramStart"/>
-            <w:r>
-              <w:rPr>
-                <w:rFonts w:ascii="標楷體" w:eastAsia="標楷體" w:hAnsi="標楷體"/>
-                <w:szCs w:val="24"/>
-              </w:rPr>
-              <w:t>byte</w:t>
-            </w:r>
-            <w:proofErr w:type="gramEnd"/>
+              <w:t>4 byte</w:t>
+            </w:r>
           </w:p>
         </w:tc>
         <w:tc>
@@ -14742,7 +14245,6 @@
                 <w:szCs w:val="24"/>
               </w:rPr>
             </w:pPr>
-            <w:proofErr w:type="spellStart"/>
             <w:r>
               <w:rPr>
                 <w:rFonts w:ascii="標楷體" w:eastAsia="標楷體" w:hAnsi="標楷體"/>
@@ -14750,7 +14252,6 @@
               </w:rPr>
               <w:t>payment_method</w:t>
             </w:r>
-            <w:proofErr w:type="spellEnd"/>
           </w:p>
         </w:tc>
         <w:tc>
@@ -14858,7 +14359,6 @@
                 <w:szCs w:val="24"/>
               </w:rPr>
             </w:pPr>
-            <w:proofErr w:type="spellStart"/>
             <w:r>
               <w:rPr>
                 <w:rFonts w:ascii="標楷體" w:eastAsia="標楷體" w:hAnsi="標楷體"/>
@@ -14866,7 +14366,6 @@
               </w:rPr>
               <w:t>created_at</w:t>
             </w:r>
-            <w:proofErr w:type="spellEnd"/>
           </w:p>
         </w:tc>
         <w:tc>
@@ -14975,15 +14474,7 @@
         <w:pStyle w:val="a4"/>
       </w:pPr>
       <w:r>
-        <w:t xml:space="preserve">表 8-2-13 T13 </w:t>
-      </w:r>
-      <w:proofErr w:type="gramStart"/>
-      <w:r>
-        <w:t>–</w:t>
-      </w:r>
-      <w:proofErr w:type="gramEnd"/>
-      <w:r>
-        <w:t xml:space="preserve"> 好友邀請</w:t>
+        <w:t>表 8-2-13 T13 – 好友邀請</w:t>
       </w:r>
       <w:r>
         <w:rPr>
@@ -15030,23 +14521,7 @@
                 <w:rFonts w:ascii="標楷體" w:eastAsia="標楷體" w:hAnsi="標楷體" w:hint="eastAsia"/>
                 <w:szCs w:val="24"/>
               </w:rPr>
-              <w:t xml:space="preserve">T13 </w:t>
-            </w:r>
-            <w:proofErr w:type="spellStart"/>
-            <w:r>
-              <w:rPr>
-                <w:rFonts w:ascii="標楷體" w:eastAsia="標楷體" w:hAnsi="標楷體" w:hint="eastAsia"/>
-                <w:szCs w:val="24"/>
-              </w:rPr>
-              <w:t>friend_request</w:t>
-            </w:r>
-            <w:proofErr w:type="spellEnd"/>
-            <w:r>
-              <w:rPr>
-                <w:rFonts w:ascii="標楷體" w:eastAsia="標楷體" w:hAnsi="標楷體" w:hint="eastAsia"/>
-                <w:szCs w:val="24"/>
-              </w:rPr>
-              <w:t>（好友邀請）</w:t>
+              <w:t>T13 friend_request（好友邀請）</w:t>
             </w:r>
           </w:p>
         </w:tc>
@@ -15187,7 +14662,6 @@
                 <w:szCs w:val="24"/>
               </w:rPr>
             </w:pPr>
-            <w:proofErr w:type="gramStart"/>
             <w:r>
               <w:rPr>
                 <w:rFonts w:ascii="標楷體" w:eastAsia="標楷體" w:hAnsi="標楷體"/>
@@ -15195,7 +14669,6 @@
               </w:rPr>
               <w:t>外鍵</w:t>
             </w:r>
-            <w:proofErr w:type="gramEnd"/>
           </w:p>
         </w:tc>
       </w:tr>
@@ -15284,17 +14757,8 @@
                 <w:rFonts w:ascii="標楷體" w:eastAsia="標楷體" w:hAnsi="標楷體"/>
                 <w:szCs w:val="24"/>
               </w:rPr>
-              <w:t xml:space="preserve">4 </w:t>
-            </w:r>
-            <w:proofErr w:type="gramStart"/>
-            <w:r>
-              <w:rPr>
-                <w:rFonts w:ascii="標楷體" w:eastAsia="標楷體" w:hAnsi="標楷體"/>
-                <w:szCs w:val="24"/>
-              </w:rPr>
-              <w:t>byte</w:t>
-            </w:r>
-            <w:proofErr w:type="gramEnd"/>
+              <w:t>4 byte</w:t>
+            </w:r>
           </w:p>
         </w:tc>
         <w:tc>
@@ -15349,7 +14813,6 @@
                 <w:szCs w:val="24"/>
               </w:rPr>
             </w:pPr>
-            <w:proofErr w:type="spellStart"/>
             <w:r>
               <w:rPr>
                 <w:rFonts w:ascii="標楷體" w:eastAsia="標楷體" w:hAnsi="標楷體"/>
@@ -15357,7 +14820,6 @@
               </w:rPr>
               <w:t>sender_id</w:t>
             </w:r>
-            <w:proofErr w:type="spellEnd"/>
           </w:p>
         </w:tc>
         <w:tc>
@@ -15422,17 +14884,8 @@
                 <w:rFonts w:ascii="標楷體" w:eastAsia="標楷體" w:hAnsi="標楷體"/>
                 <w:szCs w:val="24"/>
               </w:rPr>
-              <w:t xml:space="preserve">4 </w:t>
-            </w:r>
-            <w:proofErr w:type="gramStart"/>
-            <w:r>
-              <w:rPr>
-                <w:rFonts w:ascii="標楷體" w:eastAsia="標楷體" w:hAnsi="標楷體"/>
-                <w:szCs w:val="24"/>
-              </w:rPr>
-              <w:t>byte</w:t>
-            </w:r>
-            <w:proofErr w:type="gramEnd"/>
+              <w:t>4 byte</w:t>
+            </w:r>
           </w:p>
         </w:tc>
         <w:tc>
@@ -15487,7 +14940,6 @@
                 <w:szCs w:val="24"/>
               </w:rPr>
             </w:pPr>
-            <w:proofErr w:type="spellStart"/>
             <w:r>
               <w:rPr>
                 <w:rFonts w:ascii="標楷體" w:eastAsia="標楷體" w:hAnsi="標楷體"/>
@@ -15495,7 +14947,6 @@
               </w:rPr>
               <w:t>receiver_id</w:t>
             </w:r>
-            <w:proofErr w:type="spellEnd"/>
           </w:p>
         </w:tc>
         <w:tc>
@@ -15560,17 +15011,8 @@
                 <w:rFonts w:ascii="標楷體" w:eastAsia="標楷體" w:hAnsi="標楷體"/>
                 <w:szCs w:val="24"/>
               </w:rPr>
-              <w:t xml:space="preserve">4 </w:t>
-            </w:r>
-            <w:proofErr w:type="gramStart"/>
-            <w:r>
-              <w:rPr>
-                <w:rFonts w:ascii="標楷體" w:eastAsia="標楷體" w:hAnsi="標楷體"/>
-                <w:szCs w:val="24"/>
-              </w:rPr>
-              <w:t>byte</w:t>
-            </w:r>
-            <w:proofErr w:type="gramEnd"/>
+              <w:t>4 byte</w:t>
+            </w:r>
           </w:p>
         </w:tc>
         <w:tc>
@@ -15745,7 +15187,6 @@
                 <w:szCs w:val="24"/>
               </w:rPr>
             </w:pPr>
-            <w:proofErr w:type="spellStart"/>
             <w:r>
               <w:rPr>
                 <w:rFonts w:ascii="標楷體" w:eastAsia="標楷體" w:hAnsi="標楷體"/>
@@ -15753,7 +15194,6 @@
               </w:rPr>
               <w:t>created_at</w:t>
             </w:r>
-            <w:proofErr w:type="spellEnd"/>
           </w:p>
         </w:tc>
         <w:tc>
@@ -15867,15 +15307,7 @@
         <w:pStyle w:val="a4"/>
       </w:pPr>
       <w:r>
-        <w:t xml:space="preserve">表 8-2-14 T14 </w:t>
-      </w:r>
-      <w:proofErr w:type="gramStart"/>
-      <w:r>
-        <w:t>–</w:t>
-      </w:r>
-      <w:proofErr w:type="gramEnd"/>
-      <w:r>
-        <w:t xml:space="preserve"> </w:t>
+        <w:t xml:space="preserve">表 8-2-14 T14 – </w:t>
       </w:r>
       <w:r>
         <w:rPr>
@@ -15971,7 +15403,6 @@
                 <w:rFonts w:ascii="標楷體" w:eastAsia="標楷體" w:hAnsi="標楷體"/>
                 <w:szCs w:val="24"/>
               </w:rPr>
-              <w:lastRenderedPageBreak/>
               <w:t>英文名稱</w:t>
             </w:r>
           </w:p>
@@ -16087,7 +15518,6 @@
                 <w:szCs w:val="24"/>
               </w:rPr>
             </w:pPr>
-            <w:proofErr w:type="gramStart"/>
             <w:r>
               <w:rPr>
                 <w:rFonts w:ascii="標楷體" w:eastAsia="標楷體" w:hAnsi="標楷體"/>
@@ -16095,7 +15525,6 @@
               </w:rPr>
               <w:t>外鍵</w:t>
             </w:r>
-            <w:proofErr w:type="gramEnd"/>
           </w:p>
         </w:tc>
       </w:tr>
@@ -16184,17 +15613,8 @@
                 <w:rFonts w:ascii="標楷體" w:eastAsia="標楷體" w:hAnsi="標楷體"/>
                 <w:szCs w:val="24"/>
               </w:rPr>
-              <w:t xml:space="preserve">4 </w:t>
-            </w:r>
-            <w:proofErr w:type="gramStart"/>
-            <w:r>
-              <w:rPr>
-                <w:rFonts w:ascii="標楷體" w:eastAsia="標楷體" w:hAnsi="標楷體"/>
-                <w:szCs w:val="24"/>
-              </w:rPr>
-              <w:t>byte</w:t>
-            </w:r>
-            <w:proofErr w:type="gramEnd"/>
+              <w:t>4 byte</w:t>
+            </w:r>
           </w:p>
         </w:tc>
         <w:tc>
@@ -16249,7 +15669,6 @@
                 <w:szCs w:val="24"/>
               </w:rPr>
             </w:pPr>
-            <w:proofErr w:type="spellStart"/>
             <w:r>
               <w:rPr>
                 <w:rFonts w:ascii="標楷體" w:eastAsia="標楷體" w:hAnsi="標楷體"/>
@@ -16257,7 +15676,6 @@
               </w:rPr>
               <w:t>user_id</w:t>
             </w:r>
-            <w:proofErr w:type="spellEnd"/>
           </w:p>
         </w:tc>
         <w:tc>
@@ -16322,17 +15740,8 @@
                 <w:rFonts w:ascii="標楷體" w:eastAsia="標楷體" w:hAnsi="標楷體"/>
                 <w:szCs w:val="24"/>
               </w:rPr>
-              <w:t xml:space="preserve">4 </w:t>
-            </w:r>
-            <w:proofErr w:type="gramStart"/>
-            <w:r>
-              <w:rPr>
-                <w:rFonts w:ascii="標楷體" w:eastAsia="標楷體" w:hAnsi="標楷體"/>
-                <w:szCs w:val="24"/>
-              </w:rPr>
-              <w:t>byte</w:t>
-            </w:r>
-            <w:proofErr w:type="gramEnd"/>
+              <w:t>4 byte</w:t>
+            </w:r>
           </w:p>
         </w:tc>
         <w:tc>
@@ -16387,7 +15796,6 @@
                 <w:szCs w:val="24"/>
               </w:rPr>
             </w:pPr>
-            <w:proofErr w:type="spellStart"/>
             <w:r>
               <w:rPr>
                 <w:rFonts w:ascii="標楷體" w:eastAsia="標楷體" w:hAnsi="標楷體"/>
@@ -16395,7 +15803,6 @@
               </w:rPr>
               <w:t>friend_id</w:t>
             </w:r>
-            <w:proofErr w:type="spellEnd"/>
           </w:p>
         </w:tc>
         <w:tc>
@@ -16460,17 +15867,8 @@
                 <w:rFonts w:ascii="標楷體" w:eastAsia="標楷體" w:hAnsi="標楷體"/>
                 <w:szCs w:val="24"/>
               </w:rPr>
-              <w:t xml:space="preserve">4 </w:t>
-            </w:r>
-            <w:proofErr w:type="gramStart"/>
-            <w:r>
-              <w:rPr>
-                <w:rFonts w:ascii="標楷體" w:eastAsia="標楷體" w:hAnsi="標楷體"/>
-                <w:szCs w:val="24"/>
-              </w:rPr>
-              <w:t>byte</w:t>
-            </w:r>
-            <w:proofErr w:type="gramEnd"/>
+              <w:t>4 byte</w:t>
+            </w:r>
           </w:p>
         </w:tc>
         <w:tc>
@@ -16525,7 +15923,6 @@
                 <w:szCs w:val="24"/>
               </w:rPr>
             </w:pPr>
-            <w:proofErr w:type="spellStart"/>
             <w:r>
               <w:rPr>
                 <w:rFonts w:ascii="標楷體" w:eastAsia="標楷體" w:hAnsi="標楷體"/>
@@ -16533,7 +15930,6 @@
               </w:rPr>
               <w:t>created_at</w:t>
             </w:r>
-            <w:proofErr w:type="spellEnd"/>
           </w:p>
         </w:tc>
         <w:tc>
@@ -16647,15 +16043,7 @@
         <w:pStyle w:val="a4"/>
       </w:pPr>
       <w:r>
-        <w:t xml:space="preserve">表 8-2-15 T15 </w:t>
-      </w:r>
-      <w:proofErr w:type="gramStart"/>
-      <w:r>
-        <w:t>–</w:t>
-      </w:r>
-      <w:proofErr w:type="gramEnd"/>
-      <w:r>
-        <w:t xml:space="preserve"> </w:t>
+        <w:t xml:space="preserve">表 8-2-15 T15 – </w:t>
       </w:r>
       <w:r>
         <w:rPr>
@@ -16713,23 +16101,7 @@
                 <w:rFonts w:ascii="標楷體" w:eastAsia="標楷體" w:hAnsi="標楷體" w:hint="eastAsia"/>
                 <w:szCs w:val="24"/>
               </w:rPr>
-              <w:t xml:space="preserve"> </w:t>
-            </w:r>
-            <w:proofErr w:type="spellStart"/>
-            <w:r>
-              <w:rPr>
-                <w:rFonts w:ascii="標楷體" w:eastAsia="標楷體" w:hAnsi="標楷體" w:hint="eastAsia"/>
-                <w:szCs w:val="24"/>
-              </w:rPr>
-              <w:t>study_group</w:t>
-            </w:r>
-            <w:proofErr w:type="spellEnd"/>
-            <w:r>
-              <w:rPr>
-                <w:rFonts w:ascii="標楷體" w:eastAsia="標楷體" w:hAnsi="標楷體" w:hint="eastAsia"/>
-                <w:szCs w:val="24"/>
-              </w:rPr>
-              <w:t>（學習小組）</w:t>
+              <w:t xml:space="preserve"> study_group（學習小組）</w:t>
             </w:r>
           </w:p>
         </w:tc>
@@ -16870,7 +16242,6 @@
                 <w:szCs w:val="24"/>
               </w:rPr>
             </w:pPr>
-            <w:proofErr w:type="gramStart"/>
             <w:r>
               <w:rPr>
                 <w:rFonts w:ascii="標楷體" w:eastAsia="標楷體" w:hAnsi="標楷體"/>
@@ -16878,7 +16249,6 @@
               </w:rPr>
               <w:t>外鍵</w:t>
             </w:r>
-            <w:proofErr w:type="gramEnd"/>
           </w:p>
         </w:tc>
       </w:tr>
@@ -16967,17 +16337,8 @@
                 <w:rFonts w:ascii="標楷體" w:eastAsia="標楷體" w:hAnsi="標楷體"/>
                 <w:szCs w:val="24"/>
               </w:rPr>
-              <w:t xml:space="preserve">4 </w:t>
-            </w:r>
-            <w:proofErr w:type="gramStart"/>
-            <w:r>
-              <w:rPr>
-                <w:rFonts w:ascii="標楷體" w:eastAsia="標楷體" w:hAnsi="標楷體"/>
-                <w:szCs w:val="24"/>
-              </w:rPr>
-              <w:t>byte</w:t>
-            </w:r>
-            <w:proofErr w:type="gramEnd"/>
+              <w:t>4 byte</w:t>
+            </w:r>
           </w:p>
         </w:tc>
         <w:tc>
@@ -17152,7 +16513,6 @@
                 <w:szCs w:val="24"/>
               </w:rPr>
             </w:pPr>
-            <w:proofErr w:type="spellStart"/>
             <w:r>
               <w:rPr>
                 <w:rFonts w:ascii="標楷體" w:eastAsia="標楷體" w:hAnsi="標楷體"/>
@@ -17160,7 +16520,6 @@
               </w:rPr>
               <w:t>host_id</w:t>
             </w:r>
-            <w:proofErr w:type="spellEnd"/>
           </w:p>
         </w:tc>
         <w:tc>
@@ -17225,17 +16584,8 @@
                 <w:rFonts w:ascii="標楷體" w:eastAsia="標楷體" w:hAnsi="標楷體"/>
                 <w:szCs w:val="24"/>
               </w:rPr>
-              <w:t xml:space="preserve">4 </w:t>
-            </w:r>
-            <w:proofErr w:type="gramStart"/>
-            <w:r>
-              <w:rPr>
-                <w:rFonts w:ascii="標楷體" w:eastAsia="標楷體" w:hAnsi="標楷體"/>
-                <w:szCs w:val="24"/>
-              </w:rPr>
-              <w:t>byte</w:t>
-            </w:r>
-            <w:proofErr w:type="gramEnd"/>
+              <w:t>4 byte</w:t>
+            </w:r>
           </w:p>
         </w:tc>
         <w:tc>
@@ -17290,7 +16640,6 @@
                 <w:szCs w:val="24"/>
               </w:rPr>
             </w:pPr>
-            <w:proofErr w:type="spellStart"/>
             <w:r>
               <w:rPr>
                 <w:rFonts w:ascii="標楷體" w:eastAsia="標楷體" w:hAnsi="標楷體"/>
@@ -17298,7 +16647,6 @@
               </w:rPr>
               <w:t>created_at</w:t>
             </w:r>
-            <w:proofErr w:type="spellEnd"/>
           </w:p>
         </w:tc>
         <w:tc>
@@ -17412,7 +16760,6 @@
                 <w:szCs w:val="24"/>
               </w:rPr>
             </w:pPr>
-            <w:proofErr w:type="spellStart"/>
             <w:r>
               <w:rPr>
                 <w:rFonts w:ascii="標楷體" w:eastAsia="標楷體" w:hAnsi="標楷體"/>
@@ -17420,7 +16767,6 @@
               </w:rPr>
               <w:t>goal_type</w:t>
             </w:r>
-            <w:proofErr w:type="spellEnd"/>
           </w:p>
         </w:tc>
         <w:tc>
@@ -17534,7 +16880,6 @@
                 <w:szCs w:val="24"/>
               </w:rPr>
             </w:pPr>
-            <w:proofErr w:type="spellStart"/>
             <w:r>
               <w:rPr>
                 <w:rFonts w:ascii="標楷體" w:eastAsia="標楷體" w:hAnsi="標楷體"/>
@@ -17542,7 +16887,6 @@
               </w:rPr>
               <w:t>goal_target</w:t>
             </w:r>
-            <w:proofErr w:type="spellEnd"/>
           </w:p>
         </w:tc>
         <w:tc>
@@ -17607,17 +16951,8 @@
                 <w:rFonts w:ascii="標楷體" w:eastAsia="標楷體" w:hAnsi="標楷體"/>
                 <w:szCs w:val="24"/>
               </w:rPr>
-              <w:t xml:space="preserve">4 </w:t>
-            </w:r>
-            <w:proofErr w:type="gramStart"/>
-            <w:r>
-              <w:rPr>
-                <w:rFonts w:ascii="標楷體" w:eastAsia="標楷體" w:hAnsi="標楷體"/>
-                <w:szCs w:val="24"/>
-              </w:rPr>
-              <w:t>byte</w:t>
-            </w:r>
-            <w:proofErr w:type="gramEnd"/>
+              <w:t>4 byte</w:t>
+            </w:r>
           </w:p>
         </w:tc>
         <w:tc>
@@ -17665,7 +17000,6 @@
                 <w:szCs w:val="24"/>
               </w:rPr>
             </w:pPr>
-            <w:proofErr w:type="spellStart"/>
             <w:r>
               <w:rPr>
                 <w:rFonts w:ascii="標楷體" w:eastAsia="標楷體" w:hAnsi="標楷體"/>
@@ -17673,7 +17007,6 @@
               </w:rPr>
               <w:t>current_progress</w:t>
             </w:r>
-            <w:proofErr w:type="spellEnd"/>
           </w:p>
         </w:tc>
         <w:tc>
@@ -17738,17 +17071,8 @@
                 <w:rFonts w:ascii="標楷體" w:eastAsia="標楷體" w:hAnsi="標楷體"/>
                 <w:szCs w:val="24"/>
               </w:rPr>
-              <w:t xml:space="preserve">4 </w:t>
-            </w:r>
-            <w:proofErr w:type="gramStart"/>
-            <w:r>
-              <w:rPr>
-                <w:rFonts w:ascii="標楷體" w:eastAsia="標楷體" w:hAnsi="標楷體"/>
-                <w:szCs w:val="24"/>
-              </w:rPr>
-              <w:t>byte</w:t>
-            </w:r>
-            <w:proofErr w:type="gramEnd"/>
+              <w:t>4 byte</w:t>
+            </w:r>
           </w:p>
         </w:tc>
         <w:tc>
@@ -17796,7 +17120,6 @@
                 <w:szCs w:val="24"/>
               </w:rPr>
             </w:pPr>
-            <w:proofErr w:type="spellStart"/>
             <w:r>
               <w:rPr>
                 <w:rFonts w:ascii="標楷體" w:eastAsia="標楷體" w:hAnsi="標楷體"/>
@@ -17804,7 +17127,6 @@
               </w:rPr>
               <w:t>reward_points</w:t>
             </w:r>
-            <w:proofErr w:type="spellEnd"/>
           </w:p>
         </w:tc>
         <w:tc>
@@ -17869,17 +17191,8 @@
                 <w:rFonts w:ascii="標楷體" w:eastAsia="標楷體" w:hAnsi="標楷體"/>
                 <w:szCs w:val="24"/>
               </w:rPr>
-              <w:t xml:space="preserve">4 </w:t>
-            </w:r>
-            <w:proofErr w:type="gramStart"/>
-            <w:r>
-              <w:rPr>
-                <w:rFonts w:ascii="標楷體" w:eastAsia="標楷體" w:hAnsi="標楷體"/>
-                <w:szCs w:val="24"/>
-              </w:rPr>
-              <w:t>byte</w:t>
-            </w:r>
-            <w:proofErr w:type="gramEnd"/>
+              <w:t>4 byte</w:t>
+            </w:r>
           </w:p>
         </w:tc>
         <w:tc>
@@ -17927,7 +17240,6 @@
                 <w:szCs w:val="24"/>
               </w:rPr>
             </w:pPr>
-            <w:proofErr w:type="spellStart"/>
             <w:r>
               <w:rPr>
                 <w:rFonts w:ascii="標楷體" w:eastAsia="標楷體" w:hAnsi="標楷體"/>
@@ -17935,7 +17247,6 @@
               </w:rPr>
               <w:t>is_reward_claimed</w:t>
             </w:r>
-            <w:proofErr w:type="spellEnd"/>
           </w:p>
         </w:tc>
         <w:tc>
@@ -18049,15 +17360,7 @@
         <w:pStyle w:val="a4"/>
       </w:pPr>
       <w:r>
-        <w:t xml:space="preserve">表 8-2-16 T16 </w:t>
-      </w:r>
-      <w:proofErr w:type="gramStart"/>
-      <w:r>
-        <w:t>–</w:t>
-      </w:r>
-      <w:proofErr w:type="gramEnd"/>
-      <w:r>
-        <w:t xml:space="preserve"> </w:t>
+        <w:t xml:space="preserve">表 8-2-16 T16 – </w:t>
       </w:r>
       <w:r>
         <w:rPr>
@@ -18115,23 +17418,7 @@
                 <w:rFonts w:ascii="標楷體" w:eastAsia="標楷體" w:hAnsi="標楷體" w:hint="eastAsia"/>
                 <w:szCs w:val="24"/>
               </w:rPr>
-              <w:t xml:space="preserve"> </w:t>
-            </w:r>
-            <w:proofErr w:type="spellStart"/>
-            <w:r>
-              <w:rPr>
-                <w:rFonts w:ascii="標楷體" w:eastAsia="標楷體" w:hAnsi="標楷體" w:hint="eastAsia"/>
-                <w:szCs w:val="24"/>
-              </w:rPr>
-              <w:t>group_member</w:t>
-            </w:r>
-            <w:proofErr w:type="spellEnd"/>
-            <w:r>
-              <w:rPr>
-                <w:rFonts w:ascii="標楷體" w:eastAsia="標楷體" w:hAnsi="標楷體" w:hint="eastAsia"/>
-                <w:szCs w:val="24"/>
-              </w:rPr>
-              <w:t xml:space="preserve"> 小組成員表</w:t>
+              <w:t xml:space="preserve"> group_member 小組成員表</w:t>
             </w:r>
           </w:p>
         </w:tc>
@@ -18272,7 +17559,6 @@
                 <w:szCs w:val="24"/>
               </w:rPr>
             </w:pPr>
-            <w:proofErr w:type="gramStart"/>
             <w:r>
               <w:rPr>
                 <w:rFonts w:ascii="標楷體" w:eastAsia="標楷體" w:hAnsi="標楷體"/>
@@ -18280,7 +17566,6 @@
               </w:rPr>
               <w:t>外鍵</w:t>
             </w:r>
-            <w:proofErr w:type="gramEnd"/>
           </w:p>
         </w:tc>
       </w:tr>
@@ -18369,17 +17654,8 @@
                 <w:rFonts w:ascii="標楷體" w:eastAsia="標楷體" w:hAnsi="標楷體"/>
                 <w:szCs w:val="24"/>
               </w:rPr>
-              <w:t xml:space="preserve">4 </w:t>
-            </w:r>
-            <w:proofErr w:type="gramStart"/>
-            <w:r>
-              <w:rPr>
-                <w:rFonts w:ascii="標楷體" w:eastAsia="標楷體" w:hAnsi="標楷體"/>
-                <w:szCs w:val="24"/>
-              </w:rPr>
-              <w:t>byte</w:t>
-            </w:r>
-            <w:proofErr w:type="gramEnd"/>
+              <w:t>4 byte</w:t>
+            </w:r>
           </w:p>
         </w:tc>
         <w:tc>
@@ -18434,7 +17710,6 @@
                 <w:szCs w:val="24"/>
               </w:rPr>
             </w:pPr>
-            <w:proofErr w:type="spellStart"/>
             <w:r>
               <w:rPr>
                 <w:rFonts w:ascii="標楷體" w:eastAsia="標楷體" w:hAnsi="標楷體"/>
@@ -18442,7 +17717,6 @@
               </w:rPr>
               <w:t>group_id</w:t>
             </w:r>
-            <w:proofErr w:type="spellEnd"/>
           </w:p>
         </w:tc>
         <w:tc>
@@ -18507,17 +17781,8 @@
                 <w:rFonts w:ascii="標楷體" w:eastAsia="標楷體" w:hAnsi="標楷體"/>
                 <w:szCs w:val="24"/>
               </w:rPr>
-              <w:t xml:space="preserve">4 </w:t>
-            </w:r>
-            <w:proofErr w:type="gramStart"/>
-            <w:r>
-              <w:rPr>
-                <w:rFonts w:ascii="標楷體" w:eastAsia="標楷體" w:hAnsi="標楷體"/>
-                <w:szCs w:val="24"/>
-              </w:rPr>
-              <w:t>byte</w:t>
-            </w:r>
-            <w:proofErr w:type="gramEnd"/>
+              <w:t>4 byte</w:t>
+            </w:r>
           </w:p>
         </w:tc>
         <w:tc>
@@ -18572,7 +17837,6 @@
                 <w:szCs w:val="24"/>
               </w:rPr>
             </w:pPr>
-            <w:proofErr w:type="spellStart"/>
             <w:r>
               <w:rPr>
                 <w:rFonts w:ascii="標楷體" w:eastAsia="標楷體" w:hAnsi="標楷體"/>
@@ -18580,7 +17844,6 @@
               </w:rPr>
               <w:t>user_id</w:t>
             </w:r>
-            <w:proofErr w:type="spellEnd"/>
           </w:p>
         </w:tc>
         <w:tc>
@@ -18645,17 +17908,8 @@
                 <w:rFonts w:ascii="標楷體" w:eastAsia="標楷體" w:hAnsi="標楷體"/>
                 <w:szCs w:val="24"/>
               </w:rPr>
-              <w:t xml:space="preserve">4 </w:t>
-            </w:r>
-            <w:proofErr w:type="gramStart"/>
-            <w:r>
-              <w:rPr>
-                <w:rFonts w:ascii="標楷體" w:eastAsia="標楷體" w:hAnsi="標楷體"/>
-                <w:szCs w:val="24"/>
-              </w:rPr>
-              <w:t>byte</w:t>
-            </w:r>
-            <w:proofErr w:type="gramEnd"/>
+              <w:t>4 byte</w:t>
+            </w:r>
           </w:p>
         </w:tc>
         <w:tc>
@@ -18710,7 +17964,6 @@
                 <w:szCs w:val="24"/>
               </w:rPr>
             </w:pPr>
-            <w:proofErr w:type="spellStart"/>
             <w:r>
               <w:rPr>
                 <w:rFonts w:ascii="標楷體" w:eastAsia="標楷體" w:hAnsi="標楷體"/>
@@ -18718,7 +17971,6 @@
               </w:rPr>
               <w:t>joined_at</w:t>
             </w:r>
-            <w:proofErr w:type="spellEnd"/>
           </w:p>
         </w:tc>
         <w:tc>
@@ -18832,16 +18084,13 @@
                 <w:szCs w:val="24"/>
               </w:rPr>
             </w:pPr>
-            <w:proofErr w:type="spellStart"/>
-            <w:r>
-              <w:rPr>
-                <w:rFonts w:ascii="標楷體" w:eastAsia="標楷體" w:hAnsi="標楷體"/>
-                <w:szCs w:val="24"/>
-              </w:rPr>
-              <w:lastRenderedPageBreak/>
+            <w:r>
+              <w:rPr>
+                <w:rFonts w:ascii="標楷體" w:eastAsia="標楷體" w:hAnsi="標楷體"/>
+                <w:szCs w:val="24"/>
+              </w:rPr>
               <w:t>group_scans</w:t>
             </w:r>
-            <w:proofErr w:type="spellEnd"/>
           </w:p>
         </w:tc>
         <w:tc>
@@ -18906,17 +18155,8 @@
                 <w:rFonts w:ascii="標楷體" w:eastAsia="標楷體" w:hAnsi="標楷體"/>
                 <w:szCs w:val="24"/>
               </w:rPr>
-              <w:t xml:space="preserve">4 </w:t>
-            </w:r>
-            <w:proofErr w:type="gramStart"/>
-            <w:r>
-              <w:rPr>
-                <w:rFonts w:ascii="標楷體" w:eastAsia="標楷體" w:hAnsi="標楷體"/>
-                <w:szCs w:val="24"/>
-              </w:rPr>
-              <w:t>byte</w:t>
-            </w:r>
-            <w:proofErr w:type="gramEnd"/>
+              <w:t>4 byte</w:t>
+            </w:r>
           </w:p>
         </w:tc>
         <w:tc>
@@ -18964,7 +18204,6 @@
                 <w:szCs w:val="24"/>
               </w:rPr>
             </w:pPr>
-            <w:proofErr w:type="spellStart"/>
             <w:r>
               <w:rPr>
                 <w:rFonts w:ascii="標楷體" w:eastAsia="標楷體" w:hAnsi="標楷體"/>
@@ -18972,7 +18211,6 @@
               </w:rPr>
               <w:t>group_points</w:t>
             </w:r>
-            <w:proofErr w:type="spellEnd"/>
           </w:p>
         </w:tc>
         <w:tc>
@@ -19037,17 +18275,8 @@
                 <w:rFonts w:ascii="標楷體" w:eastAsia="標楷體" w:hAnsi="標楷體"/>
                 <w:szCs w:val="24"/>
               </w:rPr>
-              <w:t xml:space="preserve">4 </w:t>
-            </w:r>
-            <w:proofErr w:type="gramStart"/>
-            <w:r>
-              <w:rPr>
-                <w:rFonts w:ascii="標楷體" w:eastAsia="標楷體" w:hAnsi="標楷體"/>
-                <w:szCs w:val="24"/>
-              </w:rPr>
-              <w:t>byte</w:t>
-            </w:r>
-            <w:proofErr w:type="gramEnd"/>
+              <w:t>4 byte</w:t>
+            </w:r>
           </w:p>
         </w:tc>
         <w:tc>
@@ -19095,7 +18324,6 @@
                 <w:szCs w:val="24"/>
               </w:rPr>
             </w:pPr>
-            <w:proofErr w:type="spellStart"/>
             <w:r>
               <w:rPr>
                 <w:rFonts w:ascii="標楷體" w:eastAsia="標楷體" w:hAnsi="標楷體"/>
@@ -19103,7 +18331,6 @@
               </w:rPr>
               <w:t>group_logins</w:t>
             </w:r>
-            <w:proofErr w:type="spellEnd"/>
           </w:p>
         </w:tc>
         <w:tc>
@@ -19168,17 +18395,8 @@
                 <w:rFonts w:ascii="標楷體" w:eastAsia="標楷體" w:hAnsi="標楷體"/>
                 <w:szCs w:val="24"/>
               </w:rPr>
-              <w:t xml:space="preserve">4 </w:t>
-            </w:r>
-            <w:proofErr w:type="gramStart"/>
-            <w:r>
-              <w:rPr>
-                <w:rFonts w:ascii="標楷體" w:eastAsia="標楷體" w:hAnsi="標楷體"/>
-                <w:szCs w:val="24"/>
-              </w:rPr>
-              <w:t>byte</w:t>
-            </w:r>
-            <w:proofErr w:type="gramEnd"/>
+              <w:t>4 byte</w:t>
+            </w:r>
           </w:p>
         </w:tc>
         <w:tc>
@@ -19226,6 +18444,7 @@
         <w:pStyle w:val="a4"/>
       </w:pPr>
       <w:r>
+        <w:lastRenderedPageBreak/>
         <w:t>表 8-2-1</w:t>
       </w:r>
       <w:r>
@@ -19238,15 +18457,7 @@
         <w:t>7</w:t>
       </w:r>
       <w:r>
-        <w:t xml:space="preserve"> </w:t>
-      </w:r>
-      <w:proofErr w:type="gramStart"/>
-      <w:r>
-        <w:t>–</w:t>
-      </w:r>
-      <w:proofErr w:type="gramEnd"/>
-      <w:r>
-        <w:t xml:space="preserve"> </w:t>
+        <w:t xml:space="preserve"> – </w:t>
       </w:r>
       <w:r>
         <w:rPr>
@@ -19304,23 +18515,7 @@
                 <w:rFonts w:ascii="標楷體" w:eastAsia="標楷體" w:hAnsi="標楷體" w:hint="eastAsia"/>
                 <w:szCs w:val="24"/>
               </w:rPr>
-              <w:t xml:space="preserve"> </w:t>
-            </w:r>
-            <w:proofErr w:type="spellStart"/>
-            <w:r>
-              <w:rPr>
-                <w:rFonts w:ascii="標楷體" w:eastAsia="標楷體" w:hAnsi="標楷體" w:hint="eastAsia"/>
-                <w:szCs w:val="24"/>
-              </w:rPr>
-              <w:t>group_invite</w:t>
-            </w:r>
-            <w:proofErr w:type="spellEnd"/>
-            <w:r>
-              <w:rPr>
-                <w:rFonts w:ascii="標楷體" w:eastAsia="標楷體" w:hAnsi="標楷體" w:hint="eastAsia"/>
-                <w:szCs w:val="24"/>
-              </w:rPr>
-              <w:t>（小組邀請）</w:t>
+              <w:t xml:space="preserve"> group_invite（小組邀請）</w:t>
             </w:r>
           </w:p>
         </w:tc>
@@ -19461,7 +18656,6 @@
                 <w:szCs w:val="24"/>
               </w:rPr>
             </w:pPr>
-            <w:proofErr w:type="gramStart"/>
             <w:r>
               <w:rPr>
                 <w:rFonts w:ascii="標楷體" w:eastAsia="標楷體" w:hAnsi="標楷體"/>
@@ -19469,7 +18663,6 @@
               </w:rPr>
               <w:t>外鍵</w:t>
             </w:r>
-            <w:proofErr w:type="gramEnd"/>
           </w:p>
         </w:tc>
       </w:tr>
@@ -19558,17 +18751,8 @@
                 <w:rFonts w:ascii="標楷體" w:eastAsia="標楷體" w:hAnsi="標楷體"/>
                 <w:szCs w:val="24"/>
               </w:rPr>
-              <w:t xml:space="preserve">4 </w:t>
-            </w:r>
-            <w:proofErr w:type="gramStart"/>
-            <w:r>
-              <w:rPr>
-                <w:rFonts w:ascii="標楷體" w:eastAsia="標楷體" w:hAnsi="標楷體"/>
-                <w:szCs w:val="24"/>
-              </w:rPr>
-              <w:t>byte</w:t>
-            </w:r>
-            <w:proofErr w:type="gramEnd"/>
+              <w:t>4 byte</w:t>
+            </w:r>
           </w:p>
         </w:tc>
         <w:tc>
@@ -19623,7 +18807,6 @@
                 <w:szCs w:val="24"/>
               </w:rPr>
             </w:pPr>
-            <w:proofErr w:type="spellStart"/>
             <w:r>
               <w:rPr>
                 <w:rFonts w:ascii="標楷體" w:eastAsia="標楷體" w:hAnsi="標楷體"/>
@@ -19631,7 +18814,6 @@
               </w:rPr>
               <w:t>group_id</w:t>
             </w:r>
-            <w:proofErr w:type="spellEnd"/>
           </w:p>
         </w:tc>
         <w:tc>
@@ -19696,17 +18878,8 @@
                 <w:rFonts w:ascii="標楷體" w:eastAsia="標楷體" w:hAnsi="標楷體"/>
                 <w:szCs w:val="24"/>
               </w:rPr>
-              <w:t xml:space="preserve">4 </w:t>
-            </w:r>
-            <w:proofErr w:type="gramStart"/>
-            <w:r>
-              <w:rPr>
-                <w:rFonts w:ascii="標楷體" w:eastAsia="標楷體" w:hAnsi="標楷體"/>
-                <w:szCs w:val="24"/>
-              </w:rPr>
-              <w:t>byte</w:t>
-            </w:r>
-            <w:proofErr w:type="gramEnd"/>
+              <w:t>4 byte</w:t>
+            </w:r>
           </w:p>
         </w:tc>
         <w:tc>
@@ -19761,7 +18934,6 @@
                 <w:szCs w:val="24"/>
               </w:rPr>
             </w:pPr>
-            <w:proofErr w:type="spellStart"/>
             <w:r>
               <w:rPr>
                 <w:rFonts w:ascii="標楷體" w:eastAsia="標楷體" w:hAnsi="標楷體"/>
@@ -19769,7 +18941,6 @@
               </w:rPr>
               <w:t>sender_id</w:t>
             </w:r>
-            <w:proofErr w:type="spellEnd"/>
           </w:p>
         </w:tc>
         <w:tc>
@@ -19834,17 +19005,8 @@
                 <w:rFonts w:ascii="標楷體" w:eastAsia="標楷體" w:hAnsi="標楷體"/>
                 <w:szCs w:val="24"/>
               </w:rPr>
-              <w:t xml:space="preserve">4 </w:t>
-            </w:r>
-            <w:proofErr w:type="gramStart"/>
-            <w:r>
-              <w:rPr>
-                <w:rFonts w:ascii="標楷體" w:eastAsia="標楷體" w:hAnsi="標楷體"/>
-                <w:szCs w:val="24"/>
-              </w:rPr>
-              <w:t>byte</w:t>
-            </w:r>
-            <w:proofErr w:type="gramEnd"/>
+              <w:t>4 byte</w:t>
+            </w:r>
           </w:p>
         </w:tc>
         <w:tc>
@@ -19899,7 +19061,6 @@
                 <w:szCs w:val="24"/>
               </w:rPr>
             </w:pPr>
-            <w:proofErr w:type="spellStart"/>
             <w:r>
               <w:rPr>
                 <w:rFonts w:ascii="標楷體" w:eastAsia="標楷體" w:hAnsi="標楷體"/>
@@ -19907,7 +19068,6 @@
               </w:rPr>
               <w:t>receiver_id</w:t>
             </w:r>
-            <w:proofErr w:type="spellEnd"/>
           </w:p>
         </w:tc>
         <w:tc>
@@ -19972,17 +19132,8 @@
                 <w:rFonts w:ascii="標楷體" w:eastAsia="標楷體" w:hAnsi="標楷體"/>
                 <w:szCs w:val="24"/>
               </w:rPr>
-              <w:t xml:space="preserve">4 </w:t>
-            </w:r>
-            <w:proofErr w:type="gramStart"/>
-            <w:r>
-              <w:rPr>
-                <w:rFonts w:ascii="標楷體" w:eastAsia="標楷體" w:hAnsi="標楷體"/>
-                <w:szCs w:val="24"/>
-              </w:rPr>
-              <w:t>byte</w:t>
-            </w:r>
-            <w:proofErr w:type="gramEnd"/>
+              <w:t>4 byte</w:t>
+            </w:r>
           </w:p>
         </w:tc>
         <w:tc>
@@ -20157,7 +19308,6 @@
                 <w:szCs w:val="24"/>
               </w:rPr>
             </w:pPr>
-            <w:proofErr w:type="spellStart"/>
             <w:r>
               <w:rPr>
                 <w:rFonts w:ascii="標楷體" w:eastAsia="標楷體" w:hAnsi="標楷體"/>
@@ -20165,7 +19315,6 @@
               </w:rPr>
               <w:t>created_at</w:t>
             </w:r>
-            <w:proofErr w:type="spellEnd"/>
           </w:p>
         </w:tc>
         <w:tc>
@@ -20291,15 +19440,7 @@
         <w:t>8</w:t>
       </w:r>
       <w:r>
-        <w:t xml:space="preserve"> </w:t>
-      </w:r>
-      <w:proofErr w:type="gramStart"/>
-      <w:r>
-        <w:t>–</w:t>
-      </w:r>
-      <w:proofErr w:type="gramEnd"/>
-      <w:r>
-        <w:t xml:space="preserve"> </w:t>
+        <w:t xml:space="preserve"> – </w:t>
       </w:r>
       <w:r>
         <w:rPr>
@@ -20498,7 +19639,6 @@
                 <w:szCs w:val="24"/>
               </w:rPr>
             </w:pPr>
-            <w:proofErr w:type="gramStart"/>
             <w:r>
               <w:rPr>
                 <w:rFonts w:ascii="標楷體" w:eastAsia="標楷體" w:hAnsi="標楷體"/>
@@ -20506,7 +19646,6 @@
               </w:rPr>
               <w:t>外鍵</w:t>
             </w:r>
-            <w:proofErr w:type="gramEnd"/>
           </w:p>
         </w:tc>
       </w:tr>
@@ -20595,17 +19734,8 @@
                 <w:rFonts w:ascii="標楷體" w:eastAsia="標楷體" w:hAnsi="標楷體"/>
                 <w:szCs w:val="24"/>
               </w:rPr>
-              <w:t xml:space="preserve">4 </w:t>
-            </w:r>
-            <w:proofErr w:type="gramStart"/>
-            <w:r>
-              <w:rPr>
-                <w:rFonts w:ascii="標楷體" w:eastAsia="標楷體" w:hAnsi="標楷體"/>
-                <w:szCs w:val="24"/>
-              </w:rPr>
-              <w:t>byte</w:t>
-            </w:r>
-            <w:proofErr w:type="gramEnd"/>
+              <w:t>4 byte</w:t>
+            </w:r>
           </w:p>
         </w:tc>
         <w:tc>
@@ -20660,7 +19790,6 @@
                 <w:szCs w:val="24"/>
               </w:rPr>
             </w:pPr>
-            <w:proofErr w:type="spellStart"/>
             <w:r>
               <w:rPr>
                 <w:rFonts w:ascii="標楷體" w:eastAsia="標楷體" w:hAnsi="標楷體"/>
@@ -20668,7 +19797,6 @@
               </w:rPr>
               <w:t>user_id</w:t>
             </w:r>
-            <w:proofErr w:type="spellEnd"/>
           </w:p>
         </w:tc>
         <w:tc>
@@ -20733,17 +19861,8 @@
                 <w:rFonts w:ascii="標楷體" w:eastAsia="標楷體" w:hAnsi="標楷體"/>
                 <w:szCs w:val="24"/>
               </w:rPr>
-              <w:t xml:space="preserve">4 </w:t>
-            </w:r>
-            <w:proofErr w:type="gramStart"/>
-            <w:r>
-              <w:rPr>
-                <w:rFonts w:ascii="標楷體" w:eastAsia="標楷體" w:hAnsi="標楷體"/>
-                <w:szCs w:val="24"/>
-              </w:rPr>
-              <w:t>byte</w:t>
-            </w:r>
-            <w:proofErr w:type="gramEnd"/>
+              <w:t>4 byte</w:t>
+            </w:r>
           </w:p>
         </w:tc>
         <w:tc>
@@ -20918,7 +20037,6 @@
                 <w:szCs w:val="24"/>
               </w:rPr>
             </w:pPr>
-            <w:proofErr w:type="spellStart"/>
             <w:r>
               <w:rPr>
                 <w:rFonts w:ascii="標楷體" w:eastAsia="標楷體" w:hAnsi="標楷體"/>
@@ -20926,7 +20044,6 @@
               </w:rPr>
               <w:t>feedback_type</w:t>
             </w:r>
-            <w:proofErr w:type="spellEnd"/>
           </w:p>
         </w:tc>
         <w:tc>
@@ -21283,7 +20400,6 @@
                 <w:szCs w:val="24"/>
               </w:rPr>
             </w:pPr>
-            <w:proofErr w:type="spellStart"/>
             <w:r>
               <w:rPr>
                 <w:rFonts w:ascii="標楷體" w:eastAsia="標楷體" w:hAnsi="標楷體"/>
@@ -21291,7 +20407,6 @@
               </w:rPr>
               <w:t>replied_at</w:t>
             </w:r>
-            <w:proofErr w:type="spellEnd"/>
           </w:p>
         </w:tc>
         <w:tc>
@@ -21405,7 +20520,6 @@
                 <w:szCs w:val="24"/>
               </w:rPr>
             </w:pPr>
-            <w:proofErr w:type="spellStart"/>
             <w:r>
               <w:rPr>
                 <w:rFonts w:ascii="標楷體" w:eastAsia="標楷體" w:hAnsi="標楷體"/>
@@ -21413,7 +20527,6 @@
               </w:rPr>
               <w:t>created_at</w:t>
             </w:r>
-            <w:proofErr w:type="spellEnd"/>
           </w:p>
         </w:tc>
         <w:tc>
@@ -22221,6 +21334,27 @@
       <w:sz w:val="36"/>
     </w:rPr>
   </w:style>
+  <w:style w:type="paragraph" w:customStyle="1" w:styleId="aa">
+    <w:name w:val="圖"/>
+    <w:basedOn w:val="a4"/>
+    <w:link w:val="ab"/>
+    <w:qFormat/>
+    <w:rsid w:val="001A224D"/>
+  </w:style>
+  <w:style w:type="character" w:customStyle="1" w:styleId="ab">
+    <w:name w:val="圖 字元"/>
+    <w:basedOn w:val="a5"/>
+    <w:link w:val="aa"/>
+    <w:rsid w:val="001A224D"/>
+    <w:rPr>
+      <w:rFonts w:ascii="標楷體" w:eastAsia="標楷體" w:hAnsi="標楷體" w:cstheme="majorBidi"/>
+      <w:b w:val="0"/>
+      <w:bCs w:val="0"/>
+      <w:kern w:val="52"/>
+      <w:sz w:val="52"/>
+      <w:szCs w:val="24"/>
+    </w:rPr>
+  </w:style>
 </w:styles>
 </file>
 

--- a/系統文件/7、8.docx
+++ b/系統文件/7、8.docx
@@ -123,9 +123,6 @@
     <w:p>
       <w:pPr>
         <w:pStyle w:val="aa"/>
-        <w:rPr>
-          <w:rFonts w:hint="eastAsia"/>
-        </w:rPr>
       </w:pPr>
       <w:r>
         <w:rPr>
@@ -374,6 +371,7 @@
                 <w:szCs w:val="24"/>
               </w:rPr>
             </w:pPr>
+            <w:proofErr w:type="spellStart"/>
             <w:r>
               <w:rPr>
                 <w:rFonts w:ascii="標楷體" w:eastAsia="標楷體" w:hAnsi="標楷體"/>
@@ -381,6 +379,7 @@
               </w:rPr>
               <w:t>user_ability</w:t>
             </w:r>
+            <w:proofErr w:type="spellEnd"/>
           </w:p>
         </w:tc>
         <w:tc>
@@ -588,6 +587,7 @@
                 <w:szCs w:val="24"/>
               </w:rPr>
             </w:pPr>
+            <w:proofErr w:type="spellStart"/>
             <w:r>
               <w:rPr>
                 <w:rFonts w:ascii="標楷體" w:eastAsia="標楷體" w:hAnsi="標楷體"/>
@@ -595,6 +595,7 @@
               </w:rPr>
               <w:t>quiz_question</w:t>
             </w:r>
+            <w:proofErr w:type="spellEnd"/>
           </w:p>
         </w:tc>
         <w:tc>
@@ -659,6 +660,7 @@
                 <w:szCs w:val="24"/>
               </w:rPr>
             </w:pPr>
+            <w:proofErr w:type="spellStart"/>
             <w:r>
               <w:rPr>
                 <w:rFonts w:ascii="標楷體" w:eastAsia="標楷體" w:hAnsi="標楷體"/>
@@ -666,6 +668,7 @@
               </w:rPr>
               <w:t>user_photo</w:t>
             </w:r>
+            <w:proofErr w:type="spellEnd"/>
           </w:p>
         </w:tc>
         <w:tc>
@@ -730,6 +733,7 @@
                 <w:szCs w:val="24"/>
               </w:rPr>
             </w:pPr>
+            <w:proofErr w:type="spellStart"/>
             <w:r>
               <w:rPr>
                 <w:rFonts w:ascii="標楷體" w:eastAsia="標楷體" w:hAnsi="標楷體"/>
@@ -737,6 +741,7 @@
               </w:rPr>
               <w:t>user_photo_vocab</w:t>
             </w:r>
+            <w:proofErr w:type="spellEnd"/>
           </w:p>
         </w:tc>
         <w:tc>
@@ -801,6 +806,7 @@
                 <w:szCs w:val="24"/>
               </w:rPr>
             </w:pPr>
+            <w:proofErr w:type="spellStart"/>
             <w:r>
               <w:rPr>
                 <w:rFonts w:ascii="標楷體" w:eastAsia="標楷體" w:hAnsi="標楷體"/>
@@ -808,6 +814,7 @@
               </w:rPr>
               <w:t>user_vocab</w:t>
             </w:r>
+            <w:proofErr w:type="spellEnd"/>
           </w:p>
         </w:tc>
         <w:tc>
@@ -872,6 +879,7 @@
                 <w:szCs w:val="24"/>
               </w:rPr>
             </w:pPr>
+            <w:proofErr w:type="spellStart"/>
             <w:r>
               <w:rPr>
                 <w:rFonts w:ascii="標楷體" w:eastAsia="標楷體" w:hAnsi="標楷體"/>
@@ -879,6 +887,7 @@
               </w:rPr>
               <w:t>user_folder</w:t>
             </w:r>
+            <w:proofErr w:type="spellEnd"/>
           </w:p>
         </w:tc>
         <w:tc>
@@ -1014,6 +1023,7 @@
                 <w:szCs w:val="24"/>
               </w:rPr>
             </w:pPr>
+            <w:proofErr w:type="spellStart"/>
             <w:r>
               <w:rPr>
                 <w:rFonts w:ascii="標楷體" w:eastAsia="標楷體" w:hAnsi="標楷體"/>
@@ -1021,6 +1031,7 @@
               </w:rPr>
               <w:t>user_achievement</w:t>
             </w:r>
+            <w:proofErr w:type="spellEnd"/>
           </w:p>
         </w:tc>
         <w:tc>
@@ -1085,6 +1096,7 @@
                 <w:szCs w:val="24"/>
               </w:rPr>
             </w:pPr>
+            <w:proofErr w:type="spellStart"/>
             <w:r>
               <w:rPr>
                 <w:rFonts w:ascii="標楷體" w:eastAsia="標楷體" w:hAnsi="標楷體"/>
@@ -1092,6 +1104,7 @@
               </w:rPr>
               <w:t>point_transaction</w:t>
             </w:r>
+            <w:proofErr w:type="spellEnd"/>
           </w:p>
         </w:tc>
         <w:tc>
@@ -1156,6 +1169,7 @@
                 <w:szCs w:val="24"/>
               </w:rPr>
             </w:pPr>
+            <w:proofErr w:type="spellStart"/>
             <w:r>
               <w:rPr>
                 <w:rFonts w:ascii="標楷體" w:eastAsia="標楷體" w:hAnsi="標楷體"/>
@@ -1163,6 +1177,7 @@
               </w:rPr>
               <w:t>friend_request</w:t>
             </w:r>
+            <w:proofErr w:type="spellEnd"/>
           </w:p>
         </w:tc>
         <w:tc>
@@ -1298,6 +1313,7 @@
                 <w:szCs w:val="24"/>
               </w:rPr>
             </w:pPr>
+            <w:proofErr w:type="spellStart"/>
             <w:r>
               <w:rPr>
                 <w:rFonts w:ascii="標楷體" w:eastAsia="標楷體" w:hAnsi="標楷體"/>
@@ -1305,6 +1321,7 @@
               </w:rPr>
               <w:t>study_group</w:t>
             </w:r>
+            <w:proofErr w:type="spellEnd"/>
           </w:p>
         </w:tc>
         <w:tc>
@@ -1369,6 +1386,7 @@
                 <w:szCs w:val="24"/>
               </w:rPr>
             </w:pPr>
+            <w:proofErr w:type="spellStart"/>
             <w:r>
               <w:rPr>
                 <w:rFonts w:ascii="標楷體" w:eastAsia="標楷體" w:hAnsi="標楷體"/>
@@ -1376,6 +1394,7 @@
               </w:rPr>
               <w:t>group_member</w:t>
             </w:r>
+            <w:proofErr w:type="spellEnd"/>
           </w:p>
         </w:tc>
         <w:tc>
@@ -1440,6 +1459,7 @@
                 <w:szCs w:val="24"/>
               </w:rPr>
             </w:pPr>
+            <w:proofErr w:type="spellStart"/>
             <w:r>
               <w:rPr>
                 <w:rFonts w:ascii="標楷體" w:eastAsia="標楷體" w:hAnsi="標楷體"/>
@@ -1447,6 +1467,7 @@
               </w:rPr>
               <w:t>group_invite</w:t>
             </w:r>
+            <w:proofErr w:type="spellEnd"/>
           </w:p>
         </w:tc>
         <w:tc>
@@ -1545,6 +1566,7 @@
         </w:tc>
       </w:tr>
     </w:tbl>
+    <w:p/>
     <w:p>
       <w:pPr>
         <w:pStyle w:val="a8"/>
@@ -1576,7 +1598,69 @@
         <w:t>聯圖</w:t>
       </w:r>
     </w:p>
-    <w:p/>
+    <w:p>
+      <w:r>
+        <w:rPr>
+          <w:noProof/>
+        </w:rPr>
+        <w:lastRenderedPageBreak/>
+        <w:drawing>
+          <wp:inline distT="0" distB="0" distL="0" distR="0" wp14:anchorId="66D73813" wp14:editId="0D8DC2A3">
+            <wp:extent cx="5266267" cy="5864585"/>
+            <wp:effectExtent l="0" t="0" r="0" b="3175"/>
+            <wp:docPr id="3" name="圖片 3"/>
+            <wp:cNvGraphicFramePr>
+              <a:graphicFrameLocks xmlns:a="http://schemas.openxmlformats.org/drawingml/2006/main" noChangeAspect="1"/>
+            </wp:cNvGraphicFramePr>
+            <a:graphic xmlns:a="http://schemas.openxmlformats.org/drawingml/2006/main">
+              <a:graphicData uri="http://schemas.openxmlformats.org/drawingml/2006/picture">
+                <pic:pic xmlns:pic="http://schemas.openxmlformats.org/drawingml/2006/picture">
+                  <pic:nvPicPr>
+                    <pic:cNvPr id="3" name="圖片 3"/>
+                    <pic:cNvPicPr/>
+                  </pic:nvPicPr>
+                  <pic:blipFill rotWithShape="1">
+                    <a:blip r:embed="rId6" cstate="print">
+                      <a:extLst>
+                        <a:ext uri="{28A0092B-C50C-407E-A947-70E740481C1C}">
+                          <a14:useLocalDpi xmlns:a14="http://schemas.microsoft.com/office/drawing/2010/main" val="0"/>
+                        </a:ext>
+                      </a:extLst>
+                    </a:blip>
+                    <a:srcRect l="2407" t="3424" r="2958" b="2897"/>
+                    <a:stretch/>
+                  </pic:blipFill>
+                  <pic:spPr bwMode="auto">
+                    <a:xfrm>
+                      <a:off x="0" y="0"/>
+                      <a:ext cx="5278524" cy="5878235"/>
+                    </a:xfrm>
+                    <a:prstGeom prst="rect">
+                      <a:avLst/>
+                    </a:prstGeom>
+                    <a:ln>
+                      <a:noFill/>
+                    </a:ln>
+                    <a:extLst>
+                      <a:ext uri="{53640926-AAD7-44D8-BBD7-CCE9431645EC}">
+                        <a14:shadowObscured xmlns:a14="http://schemas.microsoft.com/office/drawing/2010/main"/>
+                      </a:ext>
+                    </a:extLst>
+                  </pic:spPr>
+                </pic:pic>
+              </a:graphicData>
+            </a:graphic>
+          </wp:inline>
+        </w:drawing>
+      </w:r>
+    </w:p>
+    <w:p>
+      <w:pPr>
+        <w:rPr>
+          <w:rFonts w:hint="eastAsia"/>
+        </w:rPr>
+      </w:pPr>
+    </w:p>
     <w:p>
       <w:pPr>
         <w:pStyle w:val="-"/>
@@ -1596,7 +1680,6 @@
         <w:pStyle w:val="a4"/>
       </w:pPr>
       <w:r>
-        <w:lastRenderedPageBreak/>
         <w:t>表 8-2-1 T01 使用者</w:t>
       </w:r>
       <w:r>
@@ -1826,6 +1909,7 @@
                 <w:szCs w:val="24"/>
               </w:rPr>
             </w:pPr>
+            <w:proofErr w:type="gramStart"/>
             <w:r>
               <w:rPr>
                 <w:rFonts w:ascii="標楷體" w:eastAsia="標楷體" w:hAnsi="標楷體"/>
@@ -1833,6 +1917,7 @@
               </w:rPr>
               <w:t>外鍵</w:t>
             </w:r>
+            <w:proofErr w:type="gramEnd"/>
           </w:p>
         </w:tc>
       </w:tr>
@@ -1921,8 +2006,17 @@
                 <w:rFonts w:ascii="標楷體" w:eastAsia="標楷體" w:hAnsi="標楷體"/>
                 <w:szCs w:val="24"/>
               </w:rPr>
-              <w:t>4 byte</w:t>
-            </w:r>
+              <w:t xml:space="preserve">4 </w:t>
+            </w:r>
+            <w:proofErr w:type="gramStart"/>
+            <w:r>
+              <w:rPr>
+                <w:rFonts w:ascii="標楷體" w:eastAsia="標楷體" w:hAnsi="標楷體"/>
+                <w:szCs w:val="24"/>
+              </w:rPr>
+              <w:t>byte</w:t>
+            </w:r>
+            <w:proofErr w:type="gramEnd"/>
           </w:p>
         </w:tc>
         <w:tc>
@@ -2099,6 +2193,7 @@
                 <w:szCs w:val="24"/>
               </w:rPr>
             </w:pPr>
+            <w:proofErr w:type="spellStart"/>
             <w:r>
               <w:rPr>
                 <w:rFonts w:ascii="標楷體" w:eastAsia="標楷體" w:hAnsi="標楷體"/>
@@ -2106,6 +2201,7 @@
               </w:rPr>
               <w:t>password_hash</w:t>
             </w:r>
+            <w:proofErr w:type="spellEnd"/>
           </w:p>
         </w:tc>
         <w:tc>
@@ -2224,6 +2320,7 @@
                 <w:rFonts w:ascii="標楷體" w:eastAsia="標楷體" w:hAnsi="標楷體"/>
                 <w:szCs w:val="24"/>
               </w:rPr>
+              <w:lastRenderedPageBreak/>
               <w:t>username</w:t>
             </w:r>
           </w:p>
@@ -2339,6 +2436,7 @@
                 <w:szCs w:val="24"/>
               </w:rPr>
             </w:pPr>
+            <w:proofErr w:type="spellStart"/>
             <w:r>
               <w:rPr>
                 <w:rFonts w:ascii="標楷體" w:eastAsia="標楷體" w:hAnsi="標楷體"/>
@@ -2346,6 +2444,7 @@
               </w:rPr>
               <w:t>friend_id</w:t>
             </w:r>
+            <w:proofErr w:type="spellEnd"/>
           </w:p>
         </w:tc>
         <w:tc>
@@ -2459,6 +2558,7 @@
                 <w:szCs w:val="24"/>
               </w:rPr>
             </w:pPr>
+            <w:proofErr w:type="spellStart"/>
             <w:r>
               <w:rPr>
                 <w:rFonts w:ascii="標楷體" w:eastAsia="標楷體" w:hAnsi="標楷體"/>
@@ -2466,6 +2566,7 @@
               </w:rPr>
               <w:t>japanese_level</w:t>
             </w:r>
+            <w:proofErr w:type="spellEnd"/>
           </w:p>
         </w:tc>
         <w:tc>
@@ -2699,6 +2800,7 @@
                 <w:szCs w:val="24"/>
               </w:rPr>
             </w:pPr>
+            <w:proofErr w:type="spellStart"/>
             <w:r>
               <w:rPr>
                 <w:rFonts w:ascii="標楷體" w:eastAsia="標楷體" w:hAnsi="標楷體"/>
@@ -2706,6 +2808,7 @@
               </w:rPr>
               <w:t>j_pts</w:t>
             </w:r>
+            <w:proofErr w:type="spellEnd"/>
           </w:p>
         </w:tc>
         <w:tc>
@@ -2770,8 +2873,17 @@
                 <w:rFonts w:ascii="標楷體" w:eastAsia="標楷體" w:hAnsi="標楷體"/>
                 <w:szCs w:val="24"/>
               </w:rPr>
-              <w:t>4 byte</w:t>
-            </w:r>
+              <w:t xml:space="preserve">4 </w:t>
+            </w:r>
+            <w:proofErr w:type="gramStart"/>
+            <w:r>
+              <w:rPr>
+                <w:rFonts w:ascii="標楷體" w:eastAsia="標楷體" w:hAnsi="標楷體"/>
+                <w:szCs w:val="24"/>
+              </w:rPr>
+              <w:t>byte</w:t>
+            </w:r>
+            <w:proofErr w:type="gramEnd"/>
           </w:p>
         </w:tc>
         <w:tc>
@@ -2819,6 +2931,7 @@
                 <w:szCs w:val="24"/>
               </w:rPr>
             </w:pPr>
+            <w:proofErr w:type="spellStart"/>
             <w:r>
               <w:rPr>
                 <w:rFonts w:ascii="標楷體" w:eastAsia="標楷體" w:hAnsi="標楷體"/>
@@ -2826,6 +2939,7 @@
               </w:rPr>
               <w:t>streak_days</w:t>
             </w:r>
+            <w:proofErr w:type="spellEnd"/>
           </w:p>
         </w:tc>
         <w:tc>
@@ -2890,8 +3004,17 @@
                 <w:rFonts w:ascii="標楷體" w:eastAsia="標楷體" w:hAnsi="標楷體"/>
                 <w:szCs w:val="24"/>
               </w:rPr>
-              <w:t>4 byte</w:t>
-            </w:r>
+              <w:t xml:space="preserve">4 </w:t>
+            </w:r>
+            <w:proofErr w:type="gramStart"/>
+            <w:r>
+              <w:rPr>
+                <w:rFonts w:ascii="標楷體" w:eastAsia="標楷體" w:hAnsi="標楷體"/>
+                <w:szCs w:val="24"/>
+              </w:rPr>
+              <w:t>byte</w:t>
+            </w:r>
+            <w:proofErr w:type="gramEnd"/>
           </w:p>
         </w:tc>
         <w:tc>
@@ -2939,6 +3062,7 @@
                 <w:szCs w:val="24"/>
               </w:rPr>
             </w:pPr>
+            <w:proofErr w:type="spellStart"/>
             <w:r>
               <w:rPr>
                 <w:rFonts w:ascii="標楷體" w:eastAsia="標楷體" w:hAnsi="標楷體"/>
@@ -2946,6 +3070,7 @@
               </w:rPr>
               <w:t>last_login_date</w:t>
             </w:r>
+            <w:proofErr w:type="spellEnd"/>
           </w:p>
         </w:tc>
         <w:tc>
@@ -3059,6 +3184,7 @@
                 <w:szCs w:val="24"/>
               </w:rPr>
             </w:pPr>
+            <w:proofErr w:type="spellStart"/>
             <w:r>
               <w:rPr>
                 <w:rFonts w:ascii="標楷體" w:eastAsia="標楷體" w:hAnsi="標楷體"/>
@@ -3066,6 +3192,7 @@
               </w:rPr>
               <w:t>created_at</w:t>
             </w:r>
+            <w:proofErr w:type="spellEnd"/>
           </w:p>
         </w:tc>
         <w:tc>
@@ -3179,6 +3306,7 @@
                 <w:szCs w:val="24"/>
               </w:rPr>
             </w:pPr>
+            <w:proofErr w:type="spellStart"/>
             <w:r>
               <w:rPr>
                 <w:rFonts w:ascii="標楷體" w:eastAsia="標楷體" w:hAnsi="標楷體"/>
@@ -3186,6 +3314,7 @@
               </w:rPr>
               <w:t>daily_scans</w:t>
             </w:r>
+            <w:proofErr w:type="spellEnd"/>
           </w:p>
         </w:tc>
         <w:tc>
@@ -3250,8 +3379,17 @@
                 <w:rFonts w:ascii="標楷體" w:eastAsia="標楷體" w:hAnsi="標楷體"/>
                 <w:szCs w:val="24"/>
               </w:rPr>
-              <w:t>4 byte</w:t>
-            </w:r>
+              <w:t xml:space="preserve">4 </w:t>
+            </w:r>
+            <w:proofErr w:type="gramStart"/>
+            <w:r>
+              <w:rPr>
+                <w:rFonts w:ascii="標楷體" w:eastAsia="標楷體" w:hAnsi="標楷體"/>
+                <w:szCs w:val="24"/>
+              </w:rPr>
+              <w:t>byte</w:t>
+            </w:r>
+            <w:proofErr w:type="gramEnd"/>
           </w:p>
         </w:tc>
         <w:tc>
@@ -3299,6 +3437,7 @@
                 <w:szCs w:val="24"/>
               </w:rPr>
             </w:pPr>
+            <w:proofErr w:type="spellStart"/>
             <w:r>
               <w:rPr>
                 <w:rFonts w:ascii="標楷體" w:eastAsia="標楷體" w:hAnsi="標楷體"/>
@@ -3306,6 +3445,7 @@
               </w:rPr>
               <w:t>last_scan_date</w:t>
             </w:r>
+            <w:proofErr w:type="spellEnd"/>
           </w:p>
         </w:tc>
         <w:tc>
@@ -3418,6 +3558,7 @@
                 <w:szCs w:val="24"/>
               </w:rPr>
             </w:pPr>
+            <w:proofErr w:type="spellStart"/>
             <w:r>
               <w:rPr>
                 <w:rFonts w:ascii="標楷體" w:eastAsia="標楷體" w:hAnsi="標楷體"/>
@@ -3425,6 +3566,7 @@
               </w:rPr>
               <w:t>total_active_days</w:t>
             </w:r>
+            <w:proofErr w:type="spellEnd"/>
           </w:p>
         </w:tc>
         <w:tc>
@@ -3486,8 +3628,17 @@
                 <w:rFonts w:ascii="標楷體" w:eastAsia="標楷體" w:hAnsi="標楷體"/>
                 <w:szCs w:val="24"/>
               </w:rPr>
-              <w:t>4 byte</w:t>
-            </w:r>
+              <w:t xml:space="preserve">4 </w:t>
+            </w:r>
+            <w:proofErr w:type="gramStart"/>
+            <w:r>
+              <w:rPr>
+                <w:rFonts w:ascii="標楷體" w:eastAsia="標楷體" w:hAnsi="標楷體"/>
+                <w:szCs w:val="24"/>
+              </w:rPr>
+              <w:t>byte</w:t>
+            </w:r>
+            <w:proofErr w:type="gramEnd"/>
           </w:p>
         </w:tc>
         <w:tc>
@@ -3532,6 +3683,7 @@
                 <w:szCs w:val="24"/>
               </w:rPr>
             </w:pPr>
+            <w:proofErr w:type="spellStart"/>
             <w:r>
               <w:rPr>
                 <w:rFonts w:ascii="標楷體" w:eastAsia="標楷體" w:hAnsi="標楷體"/>
@@ -3539,6 +3691,7 @@
               </w:rPr>
               <w:t>total_scans</w:t>
             </w:r>
+            <w:proofErr w:type="spellEnd"/>
           </w:p>
         </w:tc>
         <w:tc>
@@ -3600,8 +3753,17 @@
                 <w:rFonts w:ascii="標楷體" w:eastAsia="標楷體" w:hAnsi="標楷體"/>
                 <w:szCs w:val="24"/>
               </w:rPr>
-              <w:t>4 byte</w:t>
-            </w:r>
+              <w:t xml:space="preserve">4 </w:t>
+            </w:r>
+            <w:proofErr w:type="gramStart"/>
+            <w:r>
+              <w:rPr>
+                <w:rFonts w:ascii="標楷體" w:eastAsia="標楷體" w:hAnsi="標楷體"/>
+                <w:szCs w:val="24"/>
+              </w:rPr>
+              <w:t>byte</w:t>
+            </w:r>
+            <w:proofErr w:type="gramEnd"/>
           </w:p>
         </w:tc>
         <w:tc>
@@ -3646,6 +3808,7 @@
                 <w:szCs w:val="24"/>
               </w:rPr>
             </w:pPr>
+            <w:proofErr w:type="spellStart"/>
             <w:r>
               <w:rPr>
                 <w:rFonts w:ascii="標楷體" w:eastAsia="標楷體" w:hAnsi="標楷體"/>
@@ -3653,6 +3816,7 @@
               </w:rPr>
               <w:t>notified_levels</w:t>
             </w:r>
+            <w:proofErr w:type="spellEnd"/>
           </w:p>
         </w:tc>
         <w:tc>
@@ -3808,8 +3972,17 @@
                 <w:rFonts w:ascii="標楷體" w:eastAsia="標楷體" w:hAnsi="標楷體"/>
                 <w:szCs w:val="24"/>
               </w:rPr>
-              <w:t>T02 user_ability</w:t>
-            </w:r>
+              <w:t xml:space="preserve">T02 </w:t>
+            </w:r>
+            <w:proofErr w:type="spellStart"/>
+            <w:r>
+              <w:rPr>
+                <w:rFonts w:ascii="標楷體" w:eastAsia="標楷體" w:hAnsi="標楷體"/>
+                <w:szCs w:val="24"/>
+              </w:rPr>
+              <w:t>user_ability</w:t>
+            </w:r>
+            <w:proofErr w:type="spellEnd"/>
             <w:r>
               <w:rPr>
                 <w:rFonts w:ascii="標楷體" w:eastAsia="標楷體" w:hAnsi="標楷體" w:hint="eastAsia"/>
@@ -3983,6 +4156,7 @@
                 <w:szCs w:val="24"/>
               </w:rPr>
             </w:pPr>
+            <w:proofErr w:type="gramStart"/>
             <w:r>
               <w:rPr>
                 <w:rFonts w:ascii="標楷體" w:eastAsia="標楷體" w:hAnsi="標楷體"/>
@@ -3990,6 +4164,7 @@
               </w:rPr>
               <w:t>外鍵</w:t>
             </w:r>
+            <w:proofErr w:type="gramEnd"/>
           </w:p>
         </w:tc>
       </w:tr>
@@ -4078,8 +4253,17 @@
                 <w:rFonts w:ascii="標楷體" w:eastAsia="標楷體" w:hAnsi="標楷體"/>
                 <w:szCs w:val="24"/>
               </w:rPr>
-              <w:t>4 byte</w:t>
-            </w:r>
+              <w:t xml:space="preserve">4 </w:t>
+            </w:r>
+            <w:proofErr w:type="gramStart"/>
+            <w:r>
+              <w:rPr>
+                <w:rFonts w:ascii="標楷體" w:eastAsia="標楷體" w:hAnsi="標楷體"/>
+                <w:szCs w:val="24"/>
+              </w:rPr>
+              <w:t>byte</w:t>
+            </w:r>
+            <w:proofErr w:type="gramEnd"/>
           </w:p>
         </w:tc>
         <w:tc>
@@ -4135,6 +4319,7 @@
                 <w:szCs w:val="24"/>
               </w:rPr>
             </w:pPr>
+            <w:proofErr w:type="spellStart"/>
             <w:r>
               <w:rPr>
                 <w:rFonts w:ascii="標楷體" w:eastAsia="標楷體" w:hAnsi="標楷體"/>
@@ -4142,6 +4327,7 @@
               </w:rPr>
               <w:t>user_id</w:t>
             </w:r>
+            <w:proofErr w:type="spellEnd"/>
           </w:p>
         </w:tc>
         <w:tc>
@@ -4206,8 +4392,17 @@
                 <w:rFonts w:ascii="標楷體" w:eastAsia="標楷體" w:hAnsi="標楷體"/>
                 <w:szCs w:val="24"/>
               </w:rPr>
-              <w:t>4 byte</w:t>
-            </w:r>
+              <w:t xml:space="preserve">4 </w:t>
+            </w:r>
+            <w:proofErr w:type="gramStart"/>
+            <w:r>
+              <w:rPr>
+                <w:rFonts w:ascii="標楷體" w:eastAsia="標楷體" w:hAnsi="標楷體"/>
+                <w:szCs w:val="24"/>
+              </w:rPr>
+              <w:t>byte</w:t>
+            </w:r>
+            <w:proofErr w:type="gramEnd"/>
           </w:p>
         </w:tc>
         <w:tc>
@@ -4267,7 +4462,6 @@
                 <w:rFonts w:ascii="標楷體" w:eastAsia="標楷體" w:hAnsi="標楷體"/>
                 <w:szCs w:val="24"/>
               </w:rPr>
-              <w:lastRenderedPageBreak/>
               <w:t>listening</w:t>
             </w:r>
           </w:p>
@@ -4863,6 +5057,7 @@
         <w:pStyle w:val="a4"/>
       </w:pPr>
       <w:r>
+        <w:lastRenderedPageBreak/>
         <w:t xml:space="preserve">表 8-2-3 T03 </w:t>
       </w:r>
       <w:r>
@@ -4907,7 +5102,23 @@
                 <w:rFonts w:ascii="標楷體" w:eastAsia="標楷體" w:hAnsi="標楷體" w:hint="eastAsia"/>
                 <w:szCs w:val="24"/>
               </w:rPr>
-              <w:t>T03 scene（場景)</w:t>
+              <w:t>T03 scene</w:t>
+            </w:r>
+            <w:proofErr w:type="gramStart"/>
+            <w:r>
+              <w:rPr>
+                <w:rFonts w:ascii="標楷體" w:eastAsia="標楷體" w:hAnsi="標楷體" w:hint="eastAsia"/>
+                <w:szCs w:val="24"/>
+              </w:rPr>
+              <w:t>（</w:t>
+            </w:r>
+            <w:proofErr w:type="gramEnd"/>
+            <w:r>
+              <w:rPr>
+                <w:rFonts w:ascii="標楷體" w:eastAsia="標楷體" w:hAnsi="標楷體" w:hint="eastAsia"/>
+                <w:szCs w:val="24"/>
+              </w:rPr>
+              <w:t>場景)</w:t>
             </w:r>
           </w:p>
         </w:tc>
@@ -5061,6 +5272,7 @@
                 <w:szCs w:val="24"/>
               </w:rPr>
             </w:pPr>
+            <w:proofErr w:type="gramStart"/>
             <w:r>
               <w:rPr>
                 <w:rFonts w:ascii="標楷體" w:eastAsia="標楷體" w:hAnsi="標楷體"/>
@@ -5068,6 +5280,7 @@
               </w:rPr>
               <w:t>外鍵</w:t>
             </w:r>
+            <w:proofErr w:type="gramEnd"/>
           </w:p>
         </w:tc>
       </w:tr>
@@ -5156,8 +5369,17 @@
                 <w:rFonts w:ascii="標楷體" w:eastAsia="標楷體" w:hAnsi="標楷體"/>
                 <w:szCs w:val="24"/>
               </w:rPr>
-              <w:t>4 byte</w:t>
-            </w:r>
+              <w:t xml:space="preserve">4 </w:t>
+            </w:r>
+            <w:proofErr w:type="gramStart"/>
+            <w:r>
+              <w:rPr>
+                <w:rFonts w:ascii="標楷體" w:eastAsia="標楷體" w:hAnsi="標楷體"/>
+                <w:szCs w:val="24"/>
+              </w:rPr>
+              <w:t>byte</w:t>
+            </w:r>
+            <w:proofErr w:type="gramEnd"/>
           </w:p>
         </w:tc>
         <w:tc>
@@ -5333,6 +5555,7 @@
                 <w:szCs w:val="24"/>
               </w:rPr>
             </w:pPr>
+            <w:proofErr w:type="spellStart"/>
             <w:r>
               <w:rPr>
                 <w:rFonts w:ascii="標楷體" w:eastAsia="標楷體" w:hAnsi="標楷體"/>
@@ -5340,6 +5563,7 @@
               </w:rPr>
               <w:t>icon_name</w:t>
             </w:r>
+            <w:proofErr w:type="spellEnd"/>
           </w:p>
         </w:tc>
         <w:tc>
@@ -5497,7 +5721,23 @@
                 <w:rFonts w:ascii="標楷體" w:eastAsia="標楷體" w:hAnsi="標楷體" w:hint="eastAsia"/>
                 <w:szCs w:val="24"/>
               </w:rPr>
-              <w:t>T04 vocab（單字字典)</w:t>
+              <w:t>T04 vocab</w:t>
+            </w:r>
+            <w:proofErr w:type="gramStart"/>
+            <w:r>
+              <w:rPr>
+                <w:rFonts w:ascii="標楷體" w:eastAsia="標楷體" w:hAnsi="標楷體" w:hint="eastAsia"/>
+                <w:szCs w:val="24"/>
+              </w:rPr>
+              <w:t>（</w:t>
+            </w:r>
+            <w:proofErr w:type="gramEnd"/>
+            <w:r>
+              <w:rPr>
+                <w:rFonts w:ascii="標楷體" w:eastAsia="標楷體" w:hAnsi="標楷體" w:hint="eastAsia"/>
+                <w:szCs w:val="24"/>
+              </w:rPr>
+              <w:t>單字字典)</w:t>
             </w:r>
           </w:p>
         </w:tc>
@@ -5651,6 +5891,7 @@
                 <w:szCs w:val="24"/>
               </w:rPr>
             </w:pPr>
+            <w:proofErr w:type="gramStart"/>
             <w:r>
               <w:rPr>
                 <w:rFonts w:ascii="標楷體" w:eastAsia="標楷體" w:hAnsi="標楷體"/>
@@ -5658,6 +5899,7 @@
               </w:rPr>
               <w:t>外鍵</w:t>
             </w:r>
+            <w:proofErr w:type="gramEnd"/>
           </w:p>
         </w:tc>
       </w:tr>
@@ -5746,8 +5988,17 @@
                 <w:rFonts w:ascii="標楷體" w:eastAsia="標楷體" w:hAnsi="標楷體"/>
                 <w:szCs w:val="24"/>
               </w:rPr>
-              <w:t>4 byte</w:t>
-            </w:r>
+              <w:t xml:space="preserve">4 </w:t>
+            </w:r>
+            <w:proofErr w:type="gramStart"/>
+            <w:r>
+              <w:rPr>
+                <w:rFonts w:ascii="標楷體" w:eastAsia="標楷體" w:hAnsi="標楷體"/>
+                <w:szCs w:val="24"/>
+              </w:rPr>
+              <w:t>byte</w:t>
+            </w:r>
+            <w:proofErr w:type="gramEnd"/>
           </w:p>
         </w:tc>
         <w:tc>
@@ -5803,6 +6054,7 @@
                 <w:szCs w:val="24"/>
               </w:rPr>
             </w:pPr>
+            <w:proofErr w:type="spellStart"/>
             <w:r>
               <w:rPr>
                 <w:rFonts w:ascii="標楷體" w:eastAsia="標楷體" w:hAnsi="標楷體"/>
@@ -5810,6 +6062,7 @@
               </w:rPr>
               <w:t>scene_id</w:t>
             </w:r>
+            <w:proofErr w:type="spellEnd"/>
           </w:p>
         </w:tc>
         <w:tc>
@@ -5874,8 +6127,17 @@
                 <w:rFonts w:ascii="標楷體" w:eastAsia="標楷體" w:hAnsi="標楷體"/>
                 <w:szCs w:val="24"/>
               </w:rPr>
-              <w:t>4 byte</w:t>
-            </w:r>
+              <w:t xml:space="preserve">4 </w:t>
+            </w:r>
+            <w:proofErr w:type="gramStart"/>
+            <w:r>
+              <w:rPr>
+                <w:rFonts w:ascii="標楷體" w:eastAsia="標楷體" w:hAnsi="標楷體"/>
+                <w:szCs w:val="24"/>
+              </w:rPr>
+              <w:t>byte</w:t>
+            </w:r>
+            <w:proofErr w:type="gramEnd"/>
           </w:p>
         </w:tc>
         <w:tc>
@@ -6306,6 +6568,7 @@
                 <w:szCs w:val="24"/>
               </w:rPr>
             </w:pPr>
+            <w:proofErr w:type="spellStart"/>
             <w:r>
               <w:rPr>
                 <w:rFonts w:ascii="標楷體" w:eastAsia="標楷體" w:hAnsi="標楷體"/>
@@ -6313,6 +6576,7 @@
               </w:rPr>
               <w:t>sentence_basic</w:t>
             </w:r>
+            <w:proofErr w:type="spellEnd"/>
           </w:p>
         </w:tc>
         <w:tc>
@@ -6426,6 +6690,7 @@
                 <w:szCs w:val="24"/>
               </w:rPr>
             </w:pPr>
+            <w:proofErr w:type="spellStart"/>
             <w:r>
               <w:rPr>
                 <w:rFonts w:ascii="標楷體" w:eastAsia="標楷體" w:hAnsi="標楷體"/>
@@ -6433,6 +6698,7 @@
               </w:rPr>
               <w:t>sentence_inter</w:t>
             </w:r>
+            <w:proofErr w:type="spellEnd"/>
           </w:p>
         </w:tc>
         <w:tc>
@@ -6545,6 +6811,7 @@
                 <w:szCs w:val="24"/>
               </w:rPr>
             </w:pPr>
+            <w:proofErr w:type="spellStart"/>
             <w:r>
               <w:rPr>
                 <w:rFonts w:ascii="標楷體" w:eastAsia="標楷體" w:hAnsi="標楷體"/>
@@ -6552,6 +6819,7 @@
               </w:rPr>
               <w:t>sentence_upper_inter</w:t>
             </w:r>
+            <w:proofErr w:type="spellEnd"/>
           </w:p>
         </w:tc>
         <w:tc>
@@ -6659,14 +6927,15 @@
                 <w:szCs w:val="24"/>
               </w:rPr>
             </w:pPr>
-            <w:r>
-              <w:rPr>
-                <w:rFonts w:ascii="標楷體" w:eastAsia="標楷體" w:hAnsi="標楷體"/>
-                <w:szCs w:val="24"/>
-              </w:rPr>
-              <w:lastRenderedPageBreak/>
+            <w:proofErr w:type="spellStart"/>
+            <w:r>
+              <w:rPr>
+                <w:rFonts w:ascii="標楷體" w:eastAsia="標楷體" w:hAnsi="標楷體"/>
+                <w:szCs w:val="24"/>
+              </w:rPr>
               <w:t>sentence_advanced</w:t>
             </w:r>
+            <w:proofErr w:type="spellEnd"/>
           </w:p>
         </w:tc>
         <w:tc>
@@ -6774,6 +7043,7 @@
                 <w:szCs w:val="24"/>
               </w:rPr>
             </w:pPr>
+            <w:proofErr w:type="spellStart"/>
             <w:r>
               <w:rPr>
                 <w:rFonts w:ascii="標楷體" w:eastAsia="標楷體" w:hAnsi="標楷體"/>
@@ -6781,6 +7051,7 @@
               </w:rPr>
               <w:t>audio_word</w:t>
             </w:r>
+            <w:proofErr w:type="spellEnd"/>
           </w:p>
         </w:tc>
         <w:tc>
@@ -6888,6 +7159,7 @@
                 <w:szCs w:val="24"/>
               </w:rPr>
             </w:pPr>
+            <w:proofErr w:type="spellStart"/>
             <w:r>
               <w:rPr>
                 <w:rFonts w:ascii="標楷體" w:eastAsia="標楷體" w:hAnsi="標楷體"/>
@@ -6895,6 +7167,7 @@
               </w:rPr>
               <w:t>audio_basic</w:t>
             </w:r>
+            <w:proofErr w:type="spellEnd"/>
           </w:p>
         </w:tc>
         <w:tc>
@@ -7018,13 +7291,16 @@
                 <w:szCs w:val="24"/>
               </w:rPr>
             </w:pPr>
-            <w:r>
-              <w:rPr>
-                <w:rFonts w:ascii="標楷體" w:eastAsia="標楷體" w:hAnsi="標楷體"/>
-                <w:szCs w:val="24"/>
-              </w:rPr>
+            <w:proofErr w:type="spellStart"/>
+            <w:r>
+              <w:rPr>
+                <w:rFonts w:ascii="標楷體" w:eastAsia="標楷體" w:hAnsi="標楷體"/>
+                <w:szCs w:val="24"/>
+              </w:rPr>
+              <w:lastRenderedPageBreak/>
               <w:t>audio_inter</w:t>
             </w:r>
+            <w:proofErr w:type="spellEnd"/>
           </w:p>
         </w:tc>
         <w:tc>
@@ -7148,6 +7424,7 @@
                 <w:szCs w:val="24"/>
               </w:rPr>
             </w:pPr>
+            <w:proofErr w:type="spellStart"/>
             <w:r>
               <w:rPr>
                 <w:rFonts w:ascii="標楷體" w:eastAsia="標楷體" w:hAnsi="標楷體"/>
@@ -7155,6 +7432,7 @@
               </w:rPr>
               <w:t>audio_upper</w:t>
             </w:r>
+            <w:proofErr w:type="spellEnd"/>
           </w:p>
         </w:tc>
         <w:tc>
@@ -7278,6 +7556,7 @@
                 <w:szCs w:val="24"/>
               </w:rPr>
             </w:pPr>
+            <w:proofErr w:type="spellStart"/>
             <w:r>
               <w:rPr>
                 <w:rFonts w:ascii="標楷體" w:eastAsia="標楷體" w:hAnsi="標楷體"/>
@@ -7285,6 +7564,7 @@
               </w:rPr>
               <w:t>audio_adv</w:t>
             </w:r>
+            <w:proofErr w:type="spellEnd"/>
           </w:p>
         </w:tc>
         <w:tc>
@@ -7453,8 +7733,18 @@
                 <w:rFonts w:ascii="標楷體" w:eastAsia="標楷體" w:hAnsi="標楷體"/>
                 <w:szCs w:val="24"/>
               </w:rPr>
-              <w:t>T05 quiz_question</w:t>
-            </w:r>
+              <w:t xml:space="preserve">T05 </w:t>
+            </w:r>
+            <w:proofErr w:type="spellStart"/>
+            <w:r>
+              <w:rPr>
+                <w:rFonts w:ascii="標楷體" w:eastAsia="標楷體" w:hAnsi="標楷體"/>
+                <w:szCs w:val="24"/>
+              </w:rPr>
+              <w:t>quiz_question</w:t>
+            </w:r>
+            <w:proofErr w:type="spellEnd"/>
+            <w:proofErr w:type="gramStart"/>
             <w:r>
               <w:rPr>
                 <w:rFonts w:ascii="標楷體" w:eastAsia="標楷體" w:hAnsi="標楷體" w:hint="eastAsia"/>
@@ -7462,6 +7752,7 @@
               </w:rPr>
               <w:t>（</w:t>
             </w:r>
+            <w:proofErr w:type="gramEnd"/>
             <w:r>
               <w:rPr>
                 <w:rFonts w:ascii="標楷體" w:eastAsia="標楷體" w:hAnsi="標楷體"/>
@@ -7628,6 +7919,7 @@
                 <w:szCs w:val="24"/>
               </w:rPr>
             </w:pPr>
+            <w:proofErr w:type="gramStart"/>
             <w:r>
               <w:rPr>
                 <w:rFonts w:ascii="標楷體" w:eastAsia="標楷體" w:hAnsi="標楷體"/>
@@ -7635,6 +7927,7 @@
               </w:rPr>
               <w:t>外鍵</w:t>
             </w:r>
+            <w:proofErr w:type="gramEnd"/>
           </w:p>
         </w:tc>
       </w:tr>
@@ -7723,8 +8016,17 @@
                 <w:rFonts w:ascii="標楷體" w:eastAsia="標楷體" w:hAnsi="標楷體"/>
                 <w:szCs w:val="24"/>
               </w:rPr>
-              <w:t>4 byte</w:t>
-            </w:r>
+              <w:t xml:space="preserve">4 </w:t>
+            </w:r>
+            <w:proofErr w:type="gramStart"/>
+            <w:r>
+              <w:rPr>
+                <w:rFonts w:ascii="標楷體" w:eastAsia="標楷體" w:hAnsi="標楷體"/>
+                <w:szCs w:val="24"/>
+              </w:rPr>
+              <w:t>byte</w:t>
+            </w:r>
+            <w:proofErr w:type="gramEnd"/>
           </w:p>
         </w:tc>
         <w:tc>
@@ -7900,6 +8202,7 @@
                 <w:szCs w:val="24"/>
               </w:rPr>
             </w:pPr>
+            <w:proofErr w:type="spellStart"/>
             <w:r>
               <w:rPr>
                 <w:rFonts w:ascii="標楷體" w:eastAsia="標楷體" w:hAnsi="標楷體"/>
@@ -7907,6 +8210,7 @@
               </w:rPr>
               <w:t>level_tag</w:t>
             </w:r>
+            <w:proofErr w:type="spellEnd"/>
           </w:p>
         </w:tc>
         <w:tc>
@@ -8133,6 +8437,7 @@
                 <w:szCs w:val="24"/>
               </w:rPr>
             </w:pPr>
+            <w:proofErr w:type="spellStart"/>
             <w:r>
               <w:rPr>
                 <w:rFonts w:ascii="標楷體" w:eastAsia="標楷體" w:hAnsi="標楷體"/>
@@ -8140,6 +8445,7 @@
               </w:rPr>
               <w:t>option_a</w:t>
             </w:r>
+            <w:proofErr w:type="spellEnd"/>
           </w:p>
         </w:tc>
         <w:tc>
@@ -8247,6 +8553,7 @@
                 <w:szCs w:val="24"/>
               </w:rPr>
             </w:pPr>
+            <w:proofErr w:type="spellStart"/>
             <w:r>
               <w:rPr>
                 <w:rFonts w:ascii="標楷體" w:eastAsia="標楷體" w:hAnsi="標楷體"/>
@@ -8254,6 +8561,7 @@
               </w:rPr>
               <w:t>option_b</w:t>
             </w:r>
+            <w:proofErr w:type="spellEnd"/>
           </w:p>
         </w:tc>
         <w:tc>
@@ -8361,6 +8669,7 @@
                 <w:szCs w:val="24"/>
               </w:rPr>
             </w:pPr>
+            <w:proofErr w:type="spellStart"/>
             <w:r>
               <w:rPr>
                 <w:rFonts w:ascii="標楷體" w:eastAsia="標楷體" w:hAnsi="標楷體"/>
@@ -8368,6 +8677,7 @@
               </w:rPr>
               <w:t>option_c</w:t>
             </w:r>
+            <w:proofErr w:type="spellEnd"/>
           </w:p>
         </w:tc>
         <w:tc>
@@ -8475,6 +8785,7 @@
                 <w:szCs w:val="24"/>
               </w:rPr>
             </w:pPr>
+            <w:proofErr w:type="spellStart"/>
             <w:r>
               <w:rPr>
                 <w:rFonts w:ascii="標楷體" w:eastAsia="標楷體" w:hAnsi="標楷體"/>
@@ -8482,6 +8793,7 @@
               </w:rPr>
               <w:t>option_d</w:t>
             </w:r>
+            <w:proofErr w:type="spellEnd"/>
           </w:p>
         </w:tc>
         <w:tc>
@@ -8589,6 +8901,7 @@
                 <w:szCs w:val="24"/>
               </w:rPr>
             </w:pPr>
+            <w:proofErr w:type="spellStart"/>
             <w:r>
               <w:rPr>
                 <w:rFonts w:ascii="標楷體" w:eastAsia="標楷體" w:hAnsi="標楷體"/>
@@ -8596,6 +8909,7 @@
               </w:rPr>
               <w:t>correct_answer</w:t>
             </w:r>
+            <w:proofErr w:type="spellEnd"/>
           </w:p>
         </w:tc>
         <w:tc>
@@ -8704,7 +9018,6 @@
         <w:pStyle w:val="a4"/>
       </w:pPr>
       <w:r>
-        <w:lastRenderedPageBreak/>
         <w:t xml:space="preserve">表 8-2-6 T06 </w:t>
       </w:r>
       <w:r>
@@ -8777,6 +9090,7 @@
               </w:rPr>
               <w:t xml:space="preserve"> </w:t>
             </w:r>
+            <w:proofErr w:type="spellStart"/>
             <w:r>
               <w:rPr>
                 <w:rFonts w:ascii="標楷體" w:eastAsia="標楷體" w:hAnsi="標楷體"/>
@@ -8784,12 +9098,22 @@
               </w:rPr>
               <w:t>user_photo</w:t>
             </w:r>
+            <w:proofErr w:type="spellEnd"/>
+            <w:proofErr w:type="gramStart"/>
             <w:r>
               <w:rPr>
                 <w:rFonts w:ascii="標楷體" w:eastAsia="標楷體" w:hAnsi="標楷體" w:hint="eastAsia"/>
                 <w:szCs w:val="24"/>
               </w:rPr>
-              <w:t>（使用者照片事件)</w:t>
+              <w:t>（</w:t>
+            </w:r>
+            <w:proofErr w:type="gramEnd"/>
+            <w:r>
+              <w:rPr>
+                <w:rFonts w:ascii="標楷體" w:eastAsia="標楷體" w:hAnsi="標楷體" w:hint="eastAsia"/>
+                <w:szCs w:val="24"/>
+              </w:rPr>
+              <w:t>使用者照片事件)</w:t>
             </w:r>
           </w:p>
         </w:tc>
@@ -8943,6 +9267,7 @@
                 <w:szCs w:val="24"/>
               </w:rPr>
             </w:pPr>
+            <w:proofErr w:type="gramStart"/>
             <w:r>
               <w:rPr>
                 <w:rFonts w:ascii="標楷體" w:eastAsia="標楷體" w:hAnsi="標楷體"/>
@@ -8950,6 +9275,7 @@
               </w:rPr>
               <w:t>外鍵</w:t>
             </w:r>
+            <w:proofErr w:type="gramEnd"/>
           </w:p>
         </w:tc>
       </w:tr>
@@ -9038,8 +9364,17 @@
                 <w:rFonts w:ascii="標楷體" w:eastAsia="標楷體" w:hAnsi="標楷體" w:hint="eastAsia"/>
                 <w:szCs w:val="24"/>
               </w:rPr>
-              <w:t>4 byte</w:t>
-            </w:r>
+              <w:t xml:space="preserve">4 </w:t>
+            </w:r>
+            <w:proofErr w:type="gramStart"/>
+            <w:r>
+              <w:rPr>
+                <w:rFonts w:ascii="標楷體" w:eastAsia="標楷體" w:hAnsi="標楷體" w:hint="eastAsia"/>
+                <w:szCs w:val="24"/>
+              </w:rPr>
+              <w:t>byte</w:t>
+            </w:r>
+            <w:proofErr w:type="gramEnd"/>
           </w:p>
         </w:tc>
         <w:tc>
@@ -9094,6 +9429,7 @@
                 <w:szCs w:val="24"/>
               </w:rPr>
             </w:pPr>
+            <w:proofErr w:type="spellStart"/>
             <w:r>
               <w:rPr>
                 <w:rFonts w:ascii="標楷體" w:eastAsia="標楷體" w:hAnsi="標楷體" w:hint="eastAsia"/>
@@ -9101,6 +9437,7 @@
               </w:rPr>
               <w:t>user_id</w:t>
             </w:r>
+            <w:proofErr w:type="spellEnd"/>
           </w:p>
         </w:tc>
         <w:tc>
@@ -9165,8 +9502,17 @@
                 <w:rFonts w:ascii="標楷體" w:eastAsia="標楷體" w:hAnsi="標楷體" w:hint="eastAsia"/>
                 <w:szCs w:val="24"/>
               </w:rPr>
-              <w:t>4 byte</w:t>
-            </w:r>
+              <w:t xml:space="preserve">4 </w:t>
+            </w:r>
+            <w:proofErr w:type="gramStart"/>
+            <w:r>
+              <w:rPr>
+                <w:rFonts w:ascii="標楷體" w:eastAsia="標楷體" w:hAnsi="標楷體" w:hint="eastAsia"/>
+                <w:szCs w:val="24"/>
+              </w:rPr>
+              <w:t>byte</w:t>
+            </w:r>
+            <w:proofErr w:type="gramEnd"/>
           </w:p>
         </w:tc>
         <w:tc>
@@ -9221,6 +9567,7 @@
                 <w:szCs w:val="24"/>
               </w:rPr>
             </w:pPr>
+            <w:proofErr w:type="spellStart"/>
             <w:r>
               <w:rPr>
                 <w:rFonts w:ascii="標楷體" w:eastAsia="標楷體" w:hAnsi="標楷體" w:hint="eastAsia"/>
@@ -9228,6 +9575,7 @@
               </w:rPr>
               <w:t>scene_id</w:t>
             </w:r>
+            <w:proofErr w:type="spellEnd"/>
           </w:p>
         </w:tc>
         <w:tc>
@@ -9292,8 +9640,17 @@
                 <w:rFonts w:ascii="標楷體" w:eastAsia="標楷體" w:hAnsi="標楷體" w:hint="eastAsia"/>
                 <w:szCs w:val="24"/>
               </w:rPr>
-              <w:t>4 byte</w:t>
-            </w:r>
+              <w:t xml:space="preserve">4 </w:t>
+            </w:r>
+            <w:proofErr w:type="gramStart"/>
+            <w:r>
+              <w:rPr>
+                <w:rFonts w:ascii="標楷體" w:eastAsia="標楷體" w:hAnsi="標楷體" w:hint="eastAsia"/>
+                <w:szCs w:val="24"/>
+              </w:rPr>
+              <w:t>byte</w:t>
+            </w:r>
+            <w:proofErr w:type="gramEnd"/>
           </w:p>
         </w:tc>
         <w:tc>
@@ -9348,13 +9705,16 @@
                 <w:szCs w:val="24"/>
               </w:rPr>
             </w:pPr>
+            <w:proofErr w:type="spellStart"/>
             <w:r>
               <w:rPr>
                 <w:rFonts w:ascii="標楷體" w:eastAsia="標楷體" w:hAnsi="標楷體" w:hint="eastAsia"/>
                 <w:szCs w:val="24"/>
               </w:rPr>
+              <w:lastRenderedPageBreak/>
               <w:t>image_path</w:t>
             </w:r>
+            <w:proofErr w:type="spellEnd"/>
           </w:p>
         </w:tc>
         <w:tc>
@@ -9468,6 +9828,7 @@
                 <w:szCs w:val="24"/>
               </w:rPr>
             </w:pPr>
+            <w:proofErr w:type="spellStart"/>
             <w:r>
               <w:rPr>
                 <w:rFonts w:ascii="標楷體" w:eastAsia="標楷體" w:hAnsi="標楷體" w:hint="eastAsia"/>
@@ -9475,6 +9836,7 @@
               </w:rPr>
               <w:t>custom_title</w:t>
             </w:r>
+            <w:proofErr w:type="spellEnd"/>
           </w:p>
         </w:tc>
         <w:tc>
@@ -9588,6 +9950,7 @@
                 <w:szCs w:val="24"/>
               </w:rPr>
             </w:pPr>
+            <w:proofErr w:type="spellStart"/>
             <w:r>
               <w:rPr>
                 <w:rFonts w:ascii="標楷體" w:eastAsia="標楷體" w:hAnsi="標楷體" w:hint="eastAsia"/>
@@ -9595,6 +9958,7 @@
               </w:rPr>
               <w:t>created_at</w:t>
             </w:r>
+            <w:proofErr w:type="spellEnd"/>
           </w:p>
         </w:tc>
         <w:tc>
@@ -9768,6 +10132,7 @@
               </w:rPr>
               <w:t xml:space="preserve"> </w:t>
             </w:r>
+            <w:proofErr w:type="spellStart"/>
             <w:r>
               <w:rPr>
                 <w:rFonts w:ascii="標楷體" w:eastAsia="標楷體" w:hAnsi="標楷體"/>
@@ -9775,12 +10140,22 @@
               </w:rPr>
               <w:t>user_photo_vocab</w:t>
             </w:r>
+            <w:proofErr w:type="spellEnd"/>
+            <w:proofErr w:type="gramStart"/>
             <w:r>
               <w:rPr>
                 <w:rFonts w:ascii="標楷體" w:eastAsia="標楷體" w:hAnsi="標楷體" w:hint="eastAsia"/>
                 <w:szCs w:val="24"/>
               </w:rPr>
-              <w:t>（照片辨識單字)</w:t>
+              <w:t>（</w:t>
+            </w:r>
+            <w:proofErr w:type="gramEnd"/>
+            <w:r>
+              <w:rPr>
+                <w:rFonts w:ascii="標楷體" w:eastAsia="標楷體" w:hAnsi="標楷體" w:hint="eastAsia"/>
+                <w:szCs w:val="24"/>
+              </w:rPr>
+              <w:t>照片辨識單字)</w:t>
             </w:r>
           </w:p>
         </w:tc>
@@ -9934,6 +10309,7 @@
                 <w:szCs w:val="24"/>
               </w:rPr>
             </w:pPr>
+            <w:proofErr w:type="gramStart"/>
             <w:r>
               <w:rPr>
                 <w:rFonts w:ascii="標楷體" w:eastAsia="標楷體" w:hAnsi="標楷體"/>
@@ -9941,6 +10317,7 @@
               </w:rPr>
               <w:t>外鍵</w:t>
             </w:r>
+            <w:proofErr w:type="gramEnd"/>
           </w:p>
         </w:tc>
       </w:tr>
@@ -10029,8 +10406,17 @@
                 <w:rFonts w:ascii="標楷體" w:eastAsia="標楷體" w:hAnsi="標楷體" w:hint="eastAsia"/>
                 <w:szCs w:val="24"/>
               </w:rPr>
-              <w:t>4 byte</w:t>
-            </w:r>
+              <w:t xml:space="preserve">4 </w:t>
+            </w:r>
+            <w:proofErr w:type="gramStart"/>
+            <w:r>
+              <w:rPr>
+                <w:rFonts w:ascii="標楷體" w:eastAsia="標楷體" w:hAnsi="標楷體" w:hint="eastAsia"/>
+                <w:szCs w:val="24"/>
+              </w:rPr>
+              <w:t>byte</w:t>
+            </w:r>
+            <w:proofErr w:type="gramEnd"/>
           </w:p>
         </w:tc>
         <w:tc>
@@ -10085,6 +10471,7 @@
                 <w:szCs w:val="24"/>
               </w:rPr>
             </w:pPr>
+            <w:proofErr w:type="spellStart"/>
             <w:r>
               <w:rPr>
                 <w:rFonts w:ascii="標楷體" w:eastAsia="標楷體" w:hAnsi="標楷體" w:hint="eastAsia"/>
@@ -10092,6 +10479,7 @@
               </w:rPr>
               <w:t>photo_id</w:t>
             </w:r>
+            <w:proofErr w:type="spellEnd"/>
           </w:p>
         </w:tc>
         <w:tc>
@@ -10156,8 +10544,17 @@
                 <w:rFonts w:ascii="標楷體" w:eastAsia="標楷體" w:hAnsi="標楷體" w:hint="eastAsia"/>
                 <w:szCs w:val="24"/>
               </w:rPr>
-              <w:t>4 byte</w:t>
-            </w:r>
+              <w:t xml:space="preserve">4 </w:t>
+            </w:r>
+            <w:proofErr w:type="gramStart"/>
+            <w:r>
+              <w:rPr>
+                <w:rFonts w:ascii="標楷體" w:eastAsia="標楷體" w:hAnsi="標楷體" w:hint="eastAsia"/>
+                <w:szCs w:val="24"/>
+              </w:rPr>
+              <w:t>byte</w:t>
+            </w:r>
+            <w:proofErr w:type="gramEnd"/>
           </w:p>
         </w:tc>
         <w:tc>
@@ -10212,6 +10609,7 @@
                 <w:szCs w:val="24"/>
               </w:rPr>
             </w:pPr>
+            <w:proofErr w:type="spellStart"/>
             <w:r>
               <w:rPr>
                 <w:rFonts w:ascii="標楷體" w:eastAsia="標楷體" w:hAnsi="標楷體" w:hint="eastAsia"/>
@@ -10219,6 +10617,7 @@
               </w:rPr>
               <w:t>vocab_id</w:t>
             </w:r>
+            <w:proofErr w:type="spellEnd"/>
           </w:p>
         </w:tc>
         <w:tc>
@@ -10283,8 +10682,17 @@
                 <w:rFonts w:ascii="標楷體" w:eastAsia="標楷體" w:hAnsi="標楷體" w:hint="eastAsia"/>
                 <w:szCs w:val="24"/>
               </w:rPr>
-              <w:t>4 byte</w:t>
-            </w:r>
+              <w:t xml:space="preserve">4 </w:t>
+            </w:r>
+            <w:proofErr w:type="gramStart"/>
+            <w:r>
+              <w:rPr>
+                <w:rFonts w:ascii="標楷體" w:eastAsia="標楷體" w:hAnsi="標楷體" w:hint="eastAsia"/>
+                <w:szCs w:val="24"/>
+              </w:rPr>
+              <w:t>byte</w:t>
+            </w:r>
+            <w:proofErr w:type="gramEnd"/>
           </w:p>
         </w:tc>
         <w:tc>
@@ -10408,6 +10816,7 @@
               </w:rPr>
               <w:t xml:space="preserve"> </w:t>
             </w:r>
+            <w:proofErr w:type="spellStart"/>
             <w:r>
               <w:rPr>
                 <w:rFonts w:ascii="標楷體" w:eastAsia="標楷體" w:hAnsi="標楷體"/>
@@ -10415,6 +10824,8 @@
               </w:rPr>
               <w:t>user_vocab</w:t>
             </w:r>
+            <w:proofErr w:type="spellEnd"/>
+            <w:proofErr w:type="gramStart"/>
             <w:r>
               <w:rPr>
                 <w:rFonts w:ascii="標楷體" w:eastAsia="標楷體" w:hAnsi="標楷體" w:hint="eastAsia"/>
@@ -10423,6 +10834,7 @@
               <w:t>（</w:t>
             </w:r>
             <w:bookmarkStart w:id="0" w:name="_Hlk226973461"/>
+            <w:proofErr w:type="gramEnd"/>
             <w:r>
               <w:rPr>
                 <w:rFonts w:ascii="標楷體" w:eastAsia="標楷體" w:hAnsi="標楷體"/>
@@ -10590,6 +11002,7 @@
                 <w:szCs w:val="24"/>
               </w:rPr>
             </w:pPr>
+            <w:proofErr w:type="gramStart"/>
             <w:r>
               <w:rPr>
                 <w:rFonts w:ascii="標楷體" w:eastAsia="標楷體" w:hAnsi="標楷體"/>
@@ -10597,6 +11010,7 @@
               </w:rPr>
               <w:t>外鍵</w:t>
             </w:r>
+            <w:proofErr w:type="gramEnd"/>
           </w:p>
         </w:tc>
       </w:tr>
@@ -10685,8 +11099,17 @@
                 <w:rFonts w:ascii="標楷體" w:eastAsia="標楷體" w:hAnsi="標楷體"/>
                 <w:szCs w:val="24"/>
               </w:rPr>
-              <w:t>4 byte</w:t>
-            </w:r>
+              <w:t xml:space="preserve">4 </w:t>
+            </w:r>
+            <w:proofErr w:type="gramStart"/>
+            <w:r>
+              <w:rPr>
+                <w:rFonts w:ascii="標楷體" w:eastAsia="標楷體" w:hAnsi="標楷體"/>
+                <w:szCs w:val="24"/>
+              </w:rPr>
+              <w:t>byte</w:t>
+            </w:r>
+            <w:proofErr w:type="gramEnd"/>
           </w:p>
         </w:tc>
         <w:tc>
@@ -10741,6 +11164,7 @@
                 <w:szCs w:val="24"/>
               </w:rPr>
             </w:pPr>
+            <w:proofErr w:type="spellStart"/>
             <w:r>
               <w:rPr>
                 <w:rFonts w:ascii="標楷體" w:eastAsia="標楷體" w:hAnsi="標楷體"/>
@@ -10748,6 +11172,7 @@
               </w:rPr>
               <w:t>user_id</w:t>
             </w:r>
+            <w:proofErr w:type="spellEnd"/>
           </w:p>
         </w:tc>
         <w:tc>
@@ -10812,8 +11237,17 @@
                 <w:rFonts w:ascii="標楷體" w:eastAsia="標楷體" w:hAnsi="標楷體"/>
                 <w:szCs w:val="24"/>
               </w:rPr>
-              <w:t>4 byte</w:t>
-            </w:r>
+              <w:t xml:space="preserve">4 </w:t>
+            </w:r>
+            <w:proofErr w:type="gramStart"/>
+            <w:r>
+              <w:rPr>
+                <w:rFonts w:ascii="標楷體" w:eastAsia="標楷體" w:hAnsi="標楷體"/>
+                <w:szCs w:val="24"/>
+              </w:rPr>
+              <w:t>byte</w:t>
+            </w:r>
+            <w:proofErr w:type="gramEnd"/>
           </w:p>
         </w:tc>
         <w:tc>
@@ -10868,6 +11302,7 @@
                 <w:szCs w:val="24"/>
               </w:rPr>
             </w:pPr>
+            <w:proofErr w:type="spellStart"/>
             <w:r>
               <w:rPr>
                 <w:rFonts w:ascii="標楷體" w:eastAsia="標楷體" w:hAnsi="標楷體"/>
@@ -10875,6 +11310,7 @@
               </w:rPr>
               <w:t>vocab_id</w:t>
             </w:r>
+            <w:proofErr w:type="spellEnd"/>
           </w:p>
         </w:tc>
         <w:tc>
@@ -10939,8 +11375,17 @@
                 <w:rFonts w:ascii="標楷體" w:eastAsia="標楷體" w:hAnsi="標楷體"/>
                 <w:szCs w:val="24"/>
               </w:rPr>
-              <w:t>4 byte</w:t>
-            </w:r>
+              <w:t xml:space="preserve">4 </w:t>
+            </w:r>
+            <w:proofErr w:type="gramStart"/>
+            <w:r>
+              <w:rPr>
+                <w:rFonts w:ascii="標楷體" w:eastAsia="標楷體" w:hAnsi="標楷體"/>
+                <w:szCs w:val="24"/>
+              </w:rPr>
+              <w:t>byte</w:t>
+            </w:r>
+            <w:proofErr w:type="gramEnd"/>
           </w:p>
         </w:tc>
         <w:tc>
@@ -10995,6 +11440,7 @@
                 <w:szCs w:val="24"/>
               </w:rPr>
             </w:pPr>
+            <w:proofErr w:type="spellStart"/>
             <w:r>
               <w:rPr>
                 <w:rFonts w:ascii="標楷體" w:eastAsia="標楷體" w:hAnsi="標楷體"/>
@@ -11002,6 +11448,7 @@
               </w:rPr>
               <w:t>folder_id</w:t>
             </w:r>
+            <w:proofErr w:type="spellEnd"/>
           </w:p>
         </w:tc>
         <w:tc>
@@ -11066,8 +11513,17 @@
                 <w:rFonts w:ascii="標楷體" w:eastAsia="標楷體" w:hAnsi="標楷體"/>
                 <w:szCs w:val="24"/>
               </w:rPr>
-              <w:t>4 byte</w:t>
-            </w:r>
+              <w:t xml:space="preserve">4 </w:t>
+            </w:r>
+            <w:proofErr w:type="gramStart"/>
+            <w:r>
+              <w:rPr>
+                <w:rFonts w:ascii="標楷體" w:eastAsia="標楷體" w:hAnsi="標楷體"/>
+                <w:szCs w:val="24"/>
+              </w:rPr>
+              <w:t>byte</w:t>
+            </w:r>
+            <w:proofErr w:type="gramEnd"/>
           </w:p>
         </w:tc>
         <w:tc>
@@ -11122,6 +11578,7 @@
                 <w:szCs w:val="24"/>
               </w:rPr>
             </w:pPr>
+            <w:proofErr w:type="spellStart"/>
             <w:r>
               <w:rPr>
                 <w:rFonts w:ascii="標楷體" w:eastAsia="標楷體" w:hAnsi="標楷體"/>
@@ -11129,6 +11586,7 @@
               </w:rPr>
               <w:t>collected_at</w:t>
             </w:r>
+            <w:proofErr w:type="spellEnd"/>
           </w:p>
         </w:tc>
         <w:tc>
@@ -11236,12 +11694,46 @@
           <w:szCs w:val="24"/>
         </w:rPr>
       </w:pPr>
+      <w:proofErr w:type="gramStart"/>
       <w:r>
         <w:rPr>
           <w:rFonts w:ascii="標楷體" w:eastAsia="標楷體" w:hAnsi="標楷體"/>
           <w:szCs w:val="24"/>
         </w:rPr>
-        <w:t>UNIQUE(user_id, vocab_id)</w:t>
+        <w:t>UNIQUE(</w:t>
+      </w:r>
+      <w:proofErr w:type="spellStart"/>
+      <w:proofErr w:type="gramEnd"/>
+      <w:r>
+        <w:rPr>
+          <w:rFonts w:ascii="標楷體" w:eastAsia="標楷體" w:hAnsi="標楷體"/>
+          <w:szCs w:val="24"/>
+        </w:rPr>
+        <w:t>user_id</w:t>
+      </w:r>
+      <w:proofErr w:type="spellEnd"/>
+      <w:r>
+        <w:rPr>
+          <w:rFonts w:ascii="標楷體" w:eastAsia="標楷體" w:hAnsi="標楷體"/>
+          <w:szCs w:val="24"/>
+        </w:rPr>
+        <w:t xml:space="preserve">, </w:t>
+      </w:r>
+      <w:proofErr w:type="spellStart"/>
+      <w:r>
+        <w:rPr>
+          <w:rFonts w:ascii="標楷體" w:eastAsia="標楷體" w:hAnsi="標楷體"/>
+          <w:szCs w:val="24"/>
+        </w:rPr>
+        <w:t>vocab_id</w:t>
+      </w:r>
+      <w:proofErr w:type="spellEnd"/>
+      <w:r>
+        <w:rPr>
+          <w:rFonts w:ascii="標楷體" w:eastAsia="標楷體" w:hAnsi="標楷體"/>
+          <w:szCs w:val="24"/>
+        </w:rPr>
+        <w:t>)</w:t>
       </w:r>
     </w:p>
     <w:p>
@@ -11335,6 +11827,7 @@
               </w:rPr>
               <w:t xml:space="preserve"> </w:t>
             </w:r>
+            <w:proofErr w:type="spellStart"/>
             <w:r>
               <w:rPr>
                 <w:rFonts w:ascii="標楷體" w:eastAsia="標楷體" w:hAnsi="標楷體"/>
@@ -11342,6 +11835,8 @@
               </w:rPr>
               <w:t>user_folder</w:t>
             </w:r>
+            <w:proofErr w:type="spellEnd"/>
+            <w:proofErr w:type="gramStart"/>
             <w:r>
               <w:rPr>
                 <w:rFonts w:ascii="標楷體" w:eastAsia="標楷體" w:hAnsi="標楷體" w:hint="eastAsia"/>
@@ -11349,6 +11844,7 @@
               </w:rPr>
               <w:t>（</w:t>
             </w:r>
+            <w:proofErr w:type="gramEnd"/>
             <w:r>
               <w:rPr>
                 <w:rFonts w:ascii="標楷體" w:eastAsia="標楷體" w:hAnsi="標楷體"/>
@@ -11529,6 +12025,7 @@
                 <w:szCs w:val="24"/>
               </w:rPr>
             </w:pPr>
+            <w:proofErr w:type="gramStart"/>
             <w:r>
               <w:rPr>
                 <w:rFonts w:ascii="標楷體" w:eastAsia="標楷體" w:hAnsi="標楷體"/>
@@ -11536,6 +12033,7 @@
               </w:rPr>
               <w:t>外鍵</w:t>
             </w:r>
+            <w:proofErr w:type="gramEnd"/>
           </w:p>
         </w:tc>
       </w:tr>
@@ -11624,8 +12122,17 @@
                 <w:rFonts w:ascii="標楷體" w:eastAsia="標楷體" w:hAnsi="標楷體"/>
                 <w:szCs w:val="24"/>
               </w:rPr>
-              <w:t>4 byte</w:t>
-            </w:r>
+              <w:t xml:space="preserve">4 </w:t>
+            </w:r>
+            <w:proofErr w:type="gramStart"/>
+            <w:r>
+              <w:rPr>
+                <w:rFonts w:ascii="標楷體" w:eastAsia="標楷體" w:hAnsi="標楷體"/>
+                <w:szCs w:val="24"/>
+              </w:rPr>
+              <w:t>byte</w:t>
+            </w:r>
+            <w:proofErr w:type="gramEnd"/>
           </w:p>
         </w:tc>
         <w:tc>
@@ -11680,6 +12187,7 @@
                 <w:szCs w:val="24"/>
               </w:rPr>
             </w:pPr>
+            <w:proofErr w:type="spellStart"/>
             <w:r>
               <w:rPr>
                 <w:rFonts w:ascii="標楷體" w:eastAsia="標楷體" w:hAnsi="標楷體"/>
@@ -11687,6 +12195,7 @@
               </w:rPr>
               <w:t>user_id</w:t>
             </w:r>
+            <w:proofErr w:type="spellEnd"/>
           </w:p>
         </w:tc>
         <w:tc>
@@ -11758,8 +12267,17 @@
                 <w:rFonts w:ascii="標楷體" w:eastAsia="標楷體" w:hAnsi="標楷體"/>
                 <w:szCs w:val="24"/>
               </w:rPr>
-              <w:t>4 byte</w:t>
-            </w:r>
+              <w:t xml:space="preserve">4 </w:t>
+            </w:r>
+            <w:proofErr w:type="gramStart"/>
+            <w:r>
+              <w:rPr>
+                <w:rFonts w:ascii="標楷體" w:eastAsia="標楷體" w:hAnsi="標楷體"/>
+                <w:szCs w:val="24"/>
+              </w:rPr>
+              <w:t>byte</w:t>
+            </w:r>
+            <w:proofErr w:type="gramEnd"/>
           </w:p>
         </w:tc>
         <w:tc>
@@ -11819,6 +12337,7 @@
                 <w:rFonts w:ascii="標楷體" w:eastAsia="標楷體" w:hAnsi="標楷體"/>
                 <w:szCs w:val="24"/>
               </w:rPr>
+              <w:lastRenderedPageBreak/>
               <w:t>name</w:t>
             </w:r>
           </w:p>
@@ -11934,6 +12453,7 @@
                 <w:szCs w:val="24"/>
               </w:rPr>
             </w:pPr>
+            <w:proofErr w:type="spellStart"/>
             <w:r>
               <w:rPr>
                 <w:rFonts w:ascii="標楷體" w:eastAsia="標楷體" w:hAnsi="標楷體"/>
@@ -11941,6 +12461,7 @@
               </w:rPr>
               <w:t>created_at</w:t>
             </w:r>
+            <w:proofErr w:type="spellEnd"/>
           </w:p>
         </w:tc>
         <w:tc>
@@ -12142,6 +12663,7 @@
               </w:rPr>
               <w:t>achievement</w:t>
             </w:r>
+            <w:proofErr w:type="gramStart"/>
             <w:r>
               <w:rPr>
                 <w:rFonts w:ascii="標楷體" w:eastAsia="標楷體" w:hAnsi="標楷體" w:hint="eastAsia"/>
@@ -12149,6 +12671,7 @@
               </w:rPr>
               <w:t>（</w:t>
             </w:r>
+            <w:proofErr w:type="gramEnd"/>
             <w:r>
               <w:rPr>
                 <w:rFonts w:ascii="標楷體" w:eastAsia="標楷體" w:hAnsi="標楷體"/>
@@ -12315,6 +12838,7 @@
                 <w:szCs w:val="24"/>
               </w:rPr>
             </w:pPr>
+            <w:proofErr w:type="gramStart"/>
             <w:r>
               <w:rPr>
                 <w:rFonts w:ascii="標楷體" w:eastAsia="標楷體" w:hAnsi="標楷體"/>
@@ -12322,6 +12846,7 @@
               </w:rPr>
               <w:t>外鍵</w:t>
             </w:r>
+            <w:proofErr w:type="gramEnd"/>
           </w:p>
         </w:tc>
       </w:tr>
@@ -12410,8 +12935,17 @@
                 <w:rFonts w:ascii="標楷體" w:eastAsia="標楷體" w:hAnsi="標楷體"/>
                 <w:szCs w:val="24"/>
               </w:rPr>
-              <w:t>4 byte</w:t>
-            </w:r>
+              <w:t xml:space="preserve">4 </w:t>
+            </w:r>
+            <w:proofErr w:type="gramStart"/>
+            <w:r>
+              <w:rPr>
+                <w:rFonts w:ascii="標楷體" w:eastAsia="標楷體" w:hAnsi="標楷體"/>
+                <w:szCs w:val="24"/>
+              </w:rPr>
+              <w:t>byte</w:t>
+            </w:r>
+            <w:proofErr w:type="gramEnd"/>
           </w:p>
         </w:tc>
         <w:tc>
@@ -12782,6 +13316,7 @@
               </w:rPr>
               <w:t xml:space="preserve"> </w:t>
             </w:r>
+            <w:proofErr w:type="spellStart"/>
             <w:r>
               <w:rPr>
                 <w:rFonts w:ascii="標楷體" w:eastAsia="標楷體" w:hAnsi="標楷體"/>
@@ -12789,6 +13324,8 @@
               </w:rPr>
               <w:t>user_achievement</w:t>
             </w:r>
+            <w:proofErr w:type="spellEnd"/>
+            <w:proofErr w:type="gramStart"/>
             <w:r>
               <w:rPr>
                 <w:rFonts w:ascii="標楷體" w:eastAsia="標楷體" w:hAnsi="標楷體" w:hint="eastAsia"/>
@@ -12796,6 +13333,7 @@
               </w:rPr>
               <w:t>（</w:t>
             </w:r>
+            <w:proofErr w:type="gramEnd"/>
             <w:r>
               <w:rPr>
                 <w:rFonts w:ascii="標楷體" w:eastAsia="標楷體" w:hAnsi="標楷體"/>
@@ -12962,6 +13500,7 @@
                 <w:szCs w:val="24"/>
               </w:rPr>
             </w:pPr>
+            <w:proofErr w:type="gramStart"/>
             <w:r>
               <w:rPr>
                 <w:rFonts w:ascii="標楷體" w:eastAsia="標楷體" w:hAnsi="標楷體"/>
@@ -12969,6 +13508,7 @@
               </w:rPr>
               <w:t>外鍵</w:t>
             </w:r>
+            <w:proofErr w:type="gramEnd"/>
           </w:p>
         </w:tc>
       </w:tr>
@@ -13057,8 +13597,17 @@
                 <w:rFonts w:ascii="標楷體" w:eastAsia="標楷體" w:hAnsi="標楷體"/>
                 <w:szCs w:val="24"/>
               </w:rPr>
-              <w:t>4 byte</w:t>
-            </w:r>
+              <w:t xml:space="preserve">4 </w:t>
+            </w:r>
+            <w:proofErr w:type="gramStart"/>
+            <w:r>
+              <w:rPr>
+                <w:rFonts w:ascii="標楷體" w:eastAsia="標楷體" w:hAnsi="標楷體"/>
+                <w:szCs w:val="24"/>
+              </w:rPr>
+              <w:t>byte</w:t>
+            </w:r>
+            <w:proofErr w:type="gramEnd"/>
           </w:p>
         </w:tc>
         <w:tc>
@@ -13113,6 +13662,7 @@
                 <w:szCs w:val="24"/>
               </w:rPr>
             </w:pPr>
+            <w:proofErr w:type="spellStart"/>
             <w:r>
               <w:rPr>
                 <w:rFonts w:ascii="標楷體" w:eastAsia="標楷體" w:hAnsi="標楷體"/>
@@ -13120,6 +13670,7 @@
               </w:rPr>
               <w:t>user_id</w:t>
             </w:r>
+            <w:proofErr w:type="spellEnd"/>
           </w:p>
         </w:tc>
         <w:tc>
@@ -13184,8 +13735,17 @@
                 <w:rFonts w:ascii="標楷體" w:eastAsia="標楷體" w:hAnsi="標楷體"/>
                 <w:szCs w:val="24"/>
               </w:rPr>
-              <w:t>4 byte</w:t>
-            </w:r>
+              <w:t xml:space="preserve">4 </w:t>
+            </w:r>
+            <w:proofErr w:type="gramStart"/>
+            <w:r>
+              <w:rPr>
+                <w:rFonts w:ascii="標楷體" w:eastAsia="標楷體" w:hAnsi="標楷體"/>
+                <w:szCs w:val="24"/>
+              </w:rPr>
+              <w:t>byte</w:t>
+            </w:r>
+            <w:proofErr w:type="gramEnd"/>
           </w:p>
         </w:tc>
         <w:tc>
@@ -13240,6 +13800,7 @@
                 <w:szCs w:val="24"/>
               </w:rPr>
             </w:pPr>
+            <w:proofErr w:type="spellStart"/>
             <w:r>
               <w:rPr>
                 <w:rFonts w:ascii="標楷體" w:eastAsia="標楷體" w:hAnsi="標楷體"/>
@@ -13247,6 +13808,7 @@
               </w:rPr>
               <w:t>achievement_id</w:t>
             </w:r>
+            <w:proofErr w:type="spellEnd"/>
           </w:p>
         </w:tc>
         <w:tc>
@@ -13311,8 +13873,17 @@
                 <w:rFonts w:ascii="標楷體" w:eastAsia="標楷體" w:hAnsi="標楷體"/>
                 <w:szCs w:val="24"/>
               </w:rPr>
-              <w:t>4 byte</w:t>
-            </w:r>
+              <w:t xml:space="preserve">4 </w:t>
+            </w:r>
+            <w:proofErr w:type="gramStart"/>
+            <w:r>
+              <w:rPr>
+                <w:rFonts w:ascii="標楷體" w:eastAsia="標楷體" w:hAnsi="標楷體"/>
+                <w:szCs w:val="24"/>
+              </w:rPr>
+              <w:t>byte</w:t>
+            </w:r>
+            <w:proofErr w:type="gramEnd"/>
           </w:p>
         </w:tc>
         <w:tc>
@@ -13366,6 +13937,7 @@
                 <w:szCs w:val="24"/>
               </w:rPr>
             </w:pPr>
+            <w:proofErr w:type="spellStart"/>
             <w:r>
               <w:rPr>
                 <w:rFonts w:ascii="標楷體" w:eastAsia="標楷體" w:hAnsi="標楷體"/>
@@ -13373,6 +13945,7 @@
               </w:rPr>
               <w:t>unlocked_at</w:t>
             </w:r>
+            <w:proofErr w:type="spellEnd"/>
           </w:p>
         </w:tc>
         <w:tc>
@@ -13481,7 +14054,6 @@
         <w:pStyle w:val="a4"/>
       </w:pPr>
       <w:r>
-        <w:lastRenderedPageBreak/>
         <w:t>表 8-2-</w:t>
       </w:r>
       <w:r>
@@ -13554,6 +14126,7 @@
               </w:rPr>
               <w:t xml:space="preserve"> </w:t>
             </w:r>
+            <w:proofErr w:type="spellStart"/>
             <w:r>
               <w:rPr>
                 <w:rFonts w:ascii="標楷體" w:eastAsia="標楷體" w:hAnsi="標楷體"/>
@@ -13561,6 +14134,8 @@
               </w:rPr>
               <w:t>point_transaction</w:t>
             </w:r>
+            <w:proofErr w:type="spellEnd"/>
+            <w:proofErr w:type="gramStart"/>
             <w:r>
               <w:rPr>
                 <w:rFonts w:ascii="標楷體" w:eastAsia="標楷體" w:hAnsi="標楷體" w:hint="eastAsia"/>
@@ -13568,6 +14143,7 @@
               </w:rPr>
               <w:t>（</w:t>
             </w:r>
+            <w:proofErr w:type="gramEnd"/>
             <w:r>
               <w:rPr>
                 <w:rFonts w:ascii="標楷體" w:eastAsia="標楷體" w:hAnsi="標楷體"/>
@@ -13734,6 +14310,7 @@
                 <w:szCs w:val="24"/>
               </w:rPr>
             </w:pPr>
+            <w:proofErr w:type="gramStart"/>
             <w:r>
               <w:rPr>
                 <w:rFonts w:ascii="標楷體" w:eastAsia="標楷體" w:hAnsi="標楷體"/>
@@ -13741,6 +14318,7 @@
               </w:rPr>
               <w:t>外鍵</w:t>
             </w:r>
+            <w:proofErr w:type="gramEnd"/>
           </w:p>
         </w:tc>
       </w:tr>
@@ -13829,8 +14407,17 @@
                 <w:rFonts w:ascii="標楷體" w:eastAsia="標楷體" w:hAnsi="標楷體"/>
                 <w:szCs w:val="24"/>
               </w:rPr>
-              <w:t>4 byte</w:t>
-            </w:r>
+              <w:t xml:space="preserve">4 </w:t>
+            </w:r>
+            <w:proofErr w:type="gramStart"/>
+            <w:r>
+              <w:rPr>
+                <w:rFonts w:ascii="標楷體" w:eastAsia="標楷體" w:hAnsi="標楷體"/>
+                <w:szCs w:val="24"/>
+              </w:rPr>
+              <w:t>byte</w:t>
+            </w:r>
+            <w:proofErr w:type="gramEnd"/>
           </w:p>
         </w:tc>
         <w:tc>
@@ -13885,6 +14472,7 @@
                 <w:szCs w:val="24"/>
               </w:rPr>
             </w:pPr>
+            <w:proofErr w:type="spellStart"/>
             <w:r>
               <w:rPr>
                 <w:rFonts w:ascii="標楷體" w:eastAsia="標楷體" w:hAnsi="標楷體"/>
@@ -13892,6 +14480,7 @@
               </w:rPr>
               <w:t>user_id</w:t>
             </w:r>
+            <w:proofErr w:type="spellEnd"/>
           </w:p>
         </w:tc>
         <w:tc>
@@ -13956,8 +14545,17 @@
                 <w:rFonts w:ascii="標楷體" w:eastAsia="標楷體" w:hAnsi="標楷體"/>
                 <w:szCs w:val="24"/>
               </w:rPr>
-              <w:t>4 byte</w:t>
-            </w:r>
+              <w:t xml:space="preserve">4 </w:t>
+            </w:r>
+            <w:proofErr w:type="gramStart"/>
+            <w:r>
+              <w:rPr>
+                <w:rFonts w:ascii="標楷體" w:eastAsia="標楷體" w:hAnsi="標楷體"/>
+                <w:szCs w:val="24"/>
+              </w:rPr>
+              <w:t>byte</w:t>
+            </w:r>
+            <w:proofErr w:type="gramEnd"/>
           </w:p>
         </w:tc>
         <w:tc>
@@ -14083,8 +14681,17 @@
                 <w:rFonts w:ascii="標楷體" w:eastAsia="標楷體" w:hAnsi="標楷體"/>
                 <w:szCs w:val="24"/>
               </w:rPr>
-              <w:t>4 byte</w:t>
-            </w:r>
+              <w:t xml:space="preserve">4 </w:t>
+            </w:r>
+            <w:proofErr w:type="gramStart"/>
+            <w:r>
+              <w:rPr>
+                <w:rFonts w:ascii="標楷體" w:eastAsia="標楷體" w:hAnsi="標楷體"/>
+                <w:szCs w:val="24"/>
+              </w:rPr>
+              <w:t>byte</w:t>
+            </w:r>
+            <w:proofErr w:type="gramEnd"/>
           </w:p>
         </w:tc>
         <w:tc>
@@ -14136,6 +14743,7 @@
                 <w:rFonts w:ascii="標楷體" w:eastAsia="標楷體" w:hAnsi="標楷體"/>
                 <w:szCs w:val="24"/>
               </w:rPr>
+              <w:lastRenderedPageBreak/>
               <w:t>price</w:t>
             </w:r>
           </w:p>
@@ -14199,8 +14807,17 @@
                 <w:rFonts w:ascii="標楷體" w:eastAsia="標楷體" w:hAnsi="標楷體"/>
                 <w:szCs w:val="24"/>
               </w:rPr>
-              <w:t>4 byte</w:t>
-            </w:r>
+              <w:t xml:space="preserve">4 </w:t>
+            </w:r>
+            <w:proofErr w:type="gramStart"/>
+            <w:r>
+              <w:rPr>
+                <w:rFonts w:ascii="標楷體" w:eastAsia="標楷體" w:hAnsi="標楷體"/>
+                <w:szCs w:val="24"/>
+              </w:rPr>
+              <w:t>byte</w:t>
+            </w:r>
+            <w:proofErr w:type="gramEnd"/>
           </w:p>
         </w:tc>
         <w:tc>
@@ -14245,6 +14862,7 @@
                 <w:szCs w:val="24"/>
               </w:rPr>
             </w:pPr>
+            <w:proofErr w:type="spellStart"/>
             <w:r>
               <w:rPr>
                 <w:rFonts w:ascii="標楷體" w:eastAsia="標楷體" w:hAnsi="標楷體"/>
@@ -14252,6 +14870,7 @@
               </w:rPr>
               <w:t>payment_method</w:t>
             </w:r>
+            <w:proofErr w:type="spellEnd"/>
           </w:p>
         </w:tc>
         <w:tc>
@@ -14359,6 +14978,7 @@
                 <w:szCs w:val="24"/>
               </w:rPr>
             </w:pPr>
+            <w:proofErr w:type="spellStart"/>
             <w:r>
               <w:rPr>
                 <w:rFonts w:ascii="標楷體" w:eastAsia="標楷體" w:hAnsi="標楷體"/>
@@ -14366,6 +14986,7 @@
               </w:rPr>
               <w:t>created_at</w:t>
             </w:r>
+            <w:proofErr w:type="spellEnd"/>
           </w:p>
         </w:tc>
         <w:tc>
@@ -14474,7 +15095,15 @@
         <w:pStyle w:val="a4"/>
       </w:pPr>
       <w:r>
-        <w:t>表 8-2-13 T13 – 好友邀請</w:t>
+        <w:t xml:space="preserve">表 8-2-13 T13 </w:t>
+      </w:r>
+      <w:proofErr w:type="gramStart"/>
+      <w:r>
+        <w:t>–</w:t>
+      </w:r>
+      <w:proofErr w:type="gramEnd"/>
+      <w:r>
+        <w:t xml:space="preserve"> 好友邀請</w:t>
       </w:r>
       <w:r>
         <w:rPr>
@@ -14521,7 +15150,23 @@
                 <w:rFonts w:ascii="標楷體" w:eastAsia="標楷體" w:hAnsi="標楷體" w:hint="eastAsia"/>
                 <w:szCs w:val="24"/>
               </w:rPr>
-              <w:t>T13 friend_request（好友邀請）</w:t>
+              <w:t xml:space="preserve">T13 </w:t>
+            </w:r>
+            <w:proofErr w:type="spellStart"/>
+            <w:r>
+              <w:rPr>
+                <w:rFonts w:ascii="標楷體" w:eastAsia="標楷體" w:hAnsi="標楷體" w:hint="eastAsia"/>
+                <w:szCs w:val="24"/>
+              </w:rPr>
+              <w:t>friend_request</w:t>
+            </w:r>
+            <w:proofErr w:type="spellEnd"/>
+            <w:r>
+              <w:rPr>
+                <w:rFonts w:ascii="標楷體" w:eastAsia="標楷體" w:hAnsi="標楷體" w:hint="eastAsia"/>
+                <w:szCs w:val="24"/>
+              </w:rPr>
+              <w:t>（好友邀請）</w:t>
             </w:r>
           </w:p>
         </w:tc>
@@ -14662,6 +15307,7 @@
                 <w:szCs w:val="24"/>
               </w:rPr>
             </w:pPr>
+            <w:proofErr w:type="gramStart"/>
             <w:r>
               <w:rPr>
                 <w:rFonts w:ascii="標楷體" w:eastAsia="標楷體" w:hAnsi="標楷體"/>
@@ -14669,6 +15315,7 @@
               </w:rPr>
               <w:t>外鍵</w:t>
             </w:r>
+            <w:proofErr w:type="gramEnd"/>
           </w:p>
         </w:tc>
       </w:tr>
@@ -14757,8 +15404,17 @@
                 <w:rFonts w:ascii="標楷體" w:eastAsia="標楷體" w:hAnsi="標楷體"/>
                 <w:szCs w:val="24"/>
               </w:rPr>
-              <w:t>4 byte</w:t>
-            </w:r>
+              <w:t xml:space="preserve">4 </w:t>
+            </w:r>
+            <w:proofErr w:type="gramStart"/>
+            <w:r>
+              <w:rPr>
+                <w:rFonts w:ascii="標楷體" w:eastAsia="標楷體" w:hAnsi="標楷體"/>
+                <w:szCs w:val="24"/>
+              </w:rPr>
+              <w:t>byte</w:t>
+            </w:r>
+            <w:proofErr w:type="gramEnd"/>
           </w:p>
         </w:tc>
         <w:tc>
@@ -14813,6 +15469,7 @@
                 <w:szCs w:val="24"/>
               </w:rPr>
             </w:pPr>
+            <w:proofErr w:type="spellStart"/>
             <w:r>
               <w:rPr>
                 <w:rFonts w:ascii="標楷體" w:eastAsia="標楷體" w:hAnsi="標楷體"/>
@@ -14820,6 +15477,7 @@
               </w:rPr>
               <w:t>sender_id</w:t>
             </w:r>
+            <w:proofErr w:type="spellEnd"/>
           </w:p>
         </w:tc>
         <w:tc>
@@ -14884,8 +15542,17 @@
                 <w:rFonts w:ascii="標楷體" w:eastAsia="標楷體" w:hAnsi="標楷體"/>
                 <w:szCs w:val="24"/>
               </w:rPr>
-              <w:t>4 byte</w:t>
-            </w:r>
+              <w:t xml:space="preserve">4 </w:t>
+            </w:r>
+            <w:proofErr w:type="gramStart"/>
+            <w:r>
+              <w:rPr>
+                <w:rFonts w:ascii="標楷體" w:eastAsia="標楷體" w:hAnsi="標楷體"/>
+                <w:szCs w:val="24"/>
+              </w:rPr>
+              <w:t>byte</w:t>
+            </w:r>
+            <w:proofErr w:type="gramEnd"/>
           </w:p>
         </w:tc>
         <w:tc>
@@ -14940,6 +15607,7 @@
                 <w:szCs w:val="24"/>
               </w:rPr>
             </w:pPr>
+            <w:proofErr w:type="spellStart"/>
             <w:r>
               <w:rPr>
                 <w:rFonts w:ascii="標楷體" w:eastAsia="標楷體" w:hAnsi="標楷體"/>
@@ -14947,6 +15615,7 @@
               </w:rPr>
               <w:t>receiver_id</w:t>
             </w:r>
+            <w:proofErr w:type="spellEnd"/>
           </w:p>
         </w:tc>
         <w:tc>
@@ -15011,8 +15680,17 @@
                 <w:rFonts w:ascii="標楷體" w:eastAsia="標楷體" w:hAnsi="標楷體"/>
                 <w:szCs w:val="24"/>
               </w:rPr>
-              <w:t>4 byte</w:t>
-            </w:r>
+              <w:t xml:space="preserve">4 </w:t>
+            </w:r>
+            <w:proofErr w:type="gramStart"/>
+            <w:r>
+              <w:rPr>
+                <w:rFonts w:ascii="標楷體" w:eastAsia="標楷體" w:hAnsi="標楷體"/>
+                <w:szCs w:val="24"/>
+              </w:rPr>
+              <w:t>byte</w:t>
+            </w:r>
+            <w:proofErr w:type="gramEnd"/>
           </w:p>
         </w:tc>
         <w:tc>
@@ -15187,6 +15865,7 @@
                 <w:szCs w:val="24"/>
               </w:rPr>
             </w:pPr>
+            <w:proofErr w:type="spellStart"/>
             <w:r>
               <w:rPr>
                 <w:rFonts w:ascii="標楷體" w:eastAsia="標楷體" w:hAnsi="標楷體"/>
@@ -15194,6 +15873,7 @@
               </w:rPr>
               <w:t>created_at</w:t>
             </w:r>
+            <w:proofErr w:type="spellEnd"/>
           </w:p>
         </w:tc>
         <w:tc>
@@ -15307,7 +15987,15 @@
         <w:pStyle w:val="a4"/>
       </w:pPr>
       <w:r>
-        <w:t xml:space="preserve">表 8-2-14 T14 – </w:t>
+        <w:t xml:space="preserve">表 8-2-14 T14 </w:t>
+      </w:r>
+      <w:proofErr w:type="gramStart"/>
+      <w:r>
+        <w:t>–</w:t>
+      </w:r>
+      <w:proofErr w:type="gramEnd"/>
+      <w:r>
+        <w:t xml:space="preserve"> </w:t>
       </w:r>
       <w:r>
         <w:rPr>
@@ -15518,6 +16206,7 @@
                 <w:szCs w:val="24"/>
               </w:rPr>
             </w:pPr>
+            <w:proofErr w:type="gramStart"/>
             <w:r>
               <w:rPr>
                 <w:rFonts w:ascii="標楷體" w:eastAsia="標楷體" w:hAnsi="標楷體"/>
@@ -15525,6 +16214,7 @@
               </w:rPr>
               <w:t>外鍵</w:t>
             </w:r>
+            <w:proofErr w:type="gramEnd"/>
           </w:p>
         </w:tc>
       </w:tr>
@@ -15613,8 +16303,17 @@
                 <w:rFonts w:ascii="標楷體" w:eastAsia="標楷體" w:hAnsi="標楷體"/>
                 <w:szCs w:val="24"/>
               </w:rPr>
-              <w:t>4 byte</w:t>
-            </w:r>
+              <w:t xml:space="preserve">4 </w:t>
+            </w:r>
+            <w:proofErr w:type="gramStart"/>
+            <w:r>
+              <w:rPr>
+                <w:rFonts w:ascii="標楷體" w:eastAsia="標楷體" w:hAnsi="標楷體"/>
+                <w:szCs w:val="24"/>
+              </w:rPr>
+              <w:t>byte</w:t>
+            </w:r>
+            <w:proofErr w:type="gramEnd"/>
           </w:p>
         </w:tc>
         <w:tc>
@@ -15669,6 +16368,7 @@
                 <w:szCs w:val="24"/>
               </w:rPr>
             </w:pPr>
+            <w:proofErr w:type="spellStart"/>
             <w:r>
               <w:rPr>
                 <w:rFonts w:ascii="標楷體" w:eastAsia="標楷體" w:hAnsi="標楷體"/>
@@ -15676,6 +16376,7 @@
               </w:rPr>
               <w:t>user_id</w:t>
             </w:r>
+            <w:proofErr w:type="spellEnd"/>
           </w:p>
         </w:tc>
         <w:tc>
@@ -15740,8 +16441,17 @@
                 <w:rFonts w:ascii="標楷體" w:eastAsia="標楷體" w:hAnsi="標楷體"/>
                 <w:szCs w:val="24"/>
               </w:rPr>
-              <w:t>4 byte</w:t>
-            </w:r>
+              <w:t xml:space="preserve">4 </w:t>
+            </w:r>
+            <w:proofErr w:type="gramStart"/>
+            <w:r>
+              <w:rPr>
+                <w:rFonts w:ascii="標楷體" w:eastAsia="標楷體" w:hAnsi="標楷體"/>
+                <w:szCs w:val="24"/>
+              </w:rPr>
+              <w:t>byte</w:t>
+            </w:r>
+            <w:proofErr w:type="gramEnd"/>
           </w:p>
         </w:tc>
         <w:tc>
@@ -15796,6 +16506,7 @@
                 <w:szCs w:val="24"/>
               </w:rPr>
             </w:pPr>
+            <w:proofErr w:type="spellStart"/>
             <w:r>
               <w:rPr>
                 <w:rFonts w:ascii="標楷體" w:eastAsia="標楷體" w:hAnsi="標楷體"/>
@@ -15803,6 +16514,7 @@
               </w:rPr>
               <w:t>friend_id</w:t>
             </w:r>
+            <w:proofErr w:type="spellEnd"/>
           </w:p>
         </w:tc>
         <w:tc>
@@ -15867,8 +16579,17 @@
                 <w:rFonts w:ascii="標楷體" w:eastAsia="標楷體" w:hAnsi="標楷體"/>
                 <w:szCs w:val="24"/>
               </w:rPr>
-              <w:t>4 byte</w:t>
-            </w:r>
+              <w:t xml:space="preserve">4 </w:t>
+            </w:r>
+            <w:proofErr w:type="gramStart"/>
+            <w:r>
+              <w:rPr>
+                <w:rFonts w:ascii="標楷體" w:eastAsia="標楷體" w:hAnsi="標楷體"/>
+                <w:szCs w:val="24"/>
+              </w:rPr>
+              <w:t>byte</w:t>
+            </w:r>
+            <w:proofErr w:type="gramEnd"/>
           </w:p>
         </w:tc>
         <w:tc>
@@ -15923,6 +16644,7 @@
                 <w:szCs w:val="24"/>
               </w:rPr>
             </w:pPr>
+            <w:proofErr w:type="spellStart"/>
             <w:r>
               <w:rPr>
                 <w:rFonts w:ascii="標楷體" w:eastAsia="標楷體" w:hAnsi="標楷體"/>
@@ -15930,6 +16652,7 @@
               </w:rPr>
               <w:t>created_at</w:t>
             </w:r>
+            <w:proofErr w:type="spellEnd"/>
           </w:p>
         </w:tc>
         <w:tc>
@@ -16043,7 +16766,15 @@
         <w:pStyle w:val="a4"/>
       </w:pPr>
       <w:r>
-        <w:t xml:space="preserve">表 8-2-15 T15 – </w:t>
+        <w:t xml:space="preserve">表 8-2-15 T15 </w:t>
+      </w:r>
+      <w:proofErr w:type="gramStart"/>
+      <w:r>
+        <w:t>–</w:t>
+      </w:r>
+      <w:proofErr w:type="gramEnd"/>
+      <w:r>
+        <w:t xml:space="preserve"> </w:t>
       </w:r>
       <w:r>
         <w:rPr>
@@ -16101,7 +16832,23 @@
                 <w:rFonts w:ascii="標楷體" w:eastAsia="標楷體" w:hAnsi="標楷體" w:hint="eastAsia"/>
                 <w:szCs w:val="24"/>
               </w:rPr>
-              <w:t xml:space="preserve"> study_group（學習小組）</w:t>
+              <w:t xml:space="preserve"> </w:t>
+            </w:r>
+            <w:proofErr w:type="spellStart"/>
+            <w:r>
+              <w:rPr>
+                <w:rFonts w:ascii="標楷體" w:eastAsia="標楷體" w:hAnsi="標楷體" w:hint="eastAsia"/>
+                <w:szCs w:val="24"/>
+              </w:rPr>
+              <w:t>study_group</w:t>
+            </w:r>
+            <w:proofErr w:type="spellEnd"/>
+            <w:r>
+              <w:rPr>
+                <w:rFonts w:ascii="標楷體" w:eastAsia="標楷體" w:hAnsi="標楷體" w:hint="eastAsia"/>
+                <w:szCs w:val="24"/>
+              </w:rPr>
+              <w:t>（學習小組）</w:t>
             </w:r>
           </w:p>
         </w:tc>
@@ -16242,6 +16989,7 @@
                 <w:szCs w:val="24"/>
               </w:rPr>
             </w:pPr>
+            <w:proofErr w:type="gramStart"/>
             <w:r>
               <w:rPr>
                 <w:rFonts w:ascii="標楷體" w:eastAsia="標楷體" w:hAnsi="標楷體"/>
@@ -16249,6 +16997,7 @@
               </w:rPr>
               <w:t>外鍵</w:t>
             </w:r>
+            <w:proofErr w:type="gramEnd"/>
           </w:p>
         </w:tc>
       </w:tr>
@@ -16337,8 +17086,17 @@
                 <w:rFonts w:ascii="標楷體" w:eastAsia="標楷體" w:hAnsi="標楷體"/>
                 <w:szCs w:val="24"/>
               </w:rPr>
-              <w:t>4 byte</w:t>
-            </w:r>
+              <w:t xml:space="preserve">4 </w:t>
+            </w:r>
+            <w:proofErr w:type="gramStart"/>
+            <w:r>
+              <w:rPr>
+                <w:rFonts w:ascii="標楷體" w:eastAsia="標楷體" w:hAnsi="標楷體"/>
+                <w:szCs w:val="24"/>
+              </w:rPr>
+              <w:t>byte</w:t>
+            </w:r>
+            <w:proofErr w:type="gramEnd"/>
           </w:p>
         </w:tc>
         <w:tc>
@@ -16513,13 +17271,16 @@
                 <w:szCs w:val="24"/>
               </w:rPr>
             </w:pPr>
-            <w:r>
-              <w:rPr>
-                <w:rFonts w:ascii="標楷體" w:eastAsia="標楷體" w:hAnsi="標楷體"/>
-                <w:szCs w:val="24"/>
-              </w:rPr>
+            <w:proofErr w:type="spellStart"/>
+            <w:r>
+              <w:rPr>
+                <w:rFonts w:ascii="標楷體" w:eastAsia="標楷體" w:hAnsi="標楷體"/>
+                <w:szCs w:val="24"/>
+              </w:rPr>
+              <w:lastRenderedPageBreak/>
               <w:t>host_id</w:t>
             </w:r>
+            <w:proofErr w:type="spellEnd"/>
           </w:p>
         </w:tc>
         <w:tc>
@@ -16584,8 +17345,17 @@
                 <w:rFonts w:ascii="標楷體" w:eastAsia="標楷體" w:hAnsi="標楷體"/>
                 <w:szCs w:val="24"/>
               </w:rPr>
-              <w:t>4 byte</w:t>
-            </w:r>
+              <w:t xml:space="preserve">4 </w:t>
+            </w:r>
+            <w:proofErr w:type="gramStart"/>
+            <w:r>
+              <w:rPr>
+                <w:rFonts w:ascii="標楷體" w:eastAsia="標楷體" w:hAnsi="標楷體"/>
+                <w:szCs w:val="24"/>
+              </w:rPr>
+              <w:t>byte</w:t>
+            </w:r>
+            <w:proofErr w:type="gramEnd"/>
           </w:p>
         </w:tc>
         <w:tc>
@@ -16640,6 +17410,7 @@
                 <w:szCs w:val="24"/>
               </w:rPr>
             </w:pPr>
+            <w:proofErr w:type="spellStart"/>
             <w:r>
               <w:rPr>
                 <w:rFonts w:ascii="標楷體" w:eastAsia="標楷體" w:hAnsi="標楷體"/>
@@ -16647,6 +17418,7 @@
               </w:rPr>
               <w:t>created_at</w:t>
             </w:r>
+            <w:proofErr w:type="spellEnd"/>
           </w:p>
         </w:tc>
         <w:tc>
@@ -16760,6 +17532,7 @@
                 <w:szCs w:val="24"/>
               </w:rPr>
             </w:pPr>
+            <w:proofErr w:type="spellStart"/>
             <w:r>
               <w:rPr>
                 <w:rFonts w:ascii="標楷體" w:eastAsia="標楷體" w:hAnsi="標楷體"/>
@@ -16767,6 +17540,7 @@
               </w:rPr>
               <w:t>goal_type</w:t>
             </w:r>
+            <w:proofErr w:type="spellEnd"/>
           </w:p>
         </w:tc>
         <w:tc>
@@ -16880,6 +17654,7 @@
                 <w:szCs w:val="24"/>
               </w:rPr>
             </w:pPr>
+            <w:proofErr w:type="spellStart"/>
             <w:r>
               <w:rPr>
                 <w:rFonts w:ascii="標楷體" w:eastAsia="標楷體" w:hAnsi="標楷體"/>
@@ -16887,6 +17662,7 @@
               </w:rPr>
               <w:t>goal_target</w:t>
             </w:r>
+            <w:proofErr w:type="spellEnd"/>
           </w:p>
         </w:tc>
         <w:tc>
@@ -16951,8 +17727,17 @@
                 <w:rFonts w:ascii="標楷體" w:eastAsia="標楷體" w:hAnsi="標楷體"/>
                 <w:szCs w:val="24"/>
               </w:rPr>
-              <w:t>4 byte</w:t>
-            </w:r>
+              <w:t xml:space="preserve">4 </w:t>
+            </w:r>
+            <w:proofErr w:type="gramStart"/>
+            <w:r>
+              <w:rPr>
+                <w:rFonts w:ascii="標楷體" w:eastAsia="標楷體" w:hAnsi="標楷體"/>
+                <w:szCs w:val="24"/>
+              </w:rPr>
+              <w:t>byte</w:t>
+            </w:r>
+            <w:proofErr w:type="gramEnd"/>
           </w:p>
         </w:tc>
         <w:tc>
@@ -17000,6 +17785,7 @@
                 <w:szCs w:val="24"/>
               </w:rPr>
             </w:pPr>
+            <w:proofErr w:type="spellStart"/>
             <w:r>
               <w:rPr>
                 <w:rFonts w:ascii="標楷體" w:eastAsia="標楷體" w:hAnsi="標楷體"/>
@@ -17007,6 +17793,7 @@
               </w:rPr>
               <w:t>current_progress</w:t>
             </w:r>
+            <w:proofErr w:type="spellEnd"/>
           </w:p>
         </w:tc>
         <w:tc>
@@ -17071,8 +17858,17 @@
                 <w:rFonts w:ascii="標楷體" w:eastAsia="標楷體" w:hAnsi="標楷體"/>
                 <w:szCs w:val="24"/>
               </w:rPr>
-              <w:t>4 byte</w:t>
-            </w:r>
+              <w:t xml:space="preserve">4 </w:t>
+            </w:r>
+            <w:proofErr w:type="gramStart"/>
+            <w:r>
+              <w:rPr>
+                <w:rFonts w:ascii="標楷體" w:eastAsia="標楷體" w:hAnsi="標楷體"/>
+                <w:szCs w:val="24"/>
+              </w:rPr>
+              <w:t>byte</w:t>
+            </w:r>
+            <w:proofErr w:type="gramEnd"/>
           </w:p>
         </w:tc>
         <w:tc>
@@ -17120,6 +17916,7 @@
                 <w:szCs w:val="24"/>
               </w:rPr>
             </w:pPr>
+            <w:proofErr w:type="spellStart"/>
             <w:r>
               <w:rPr>
                 <w:rFonts w:ascii="標楷體" w:eastAsia="標楷體" w:hAnsi="標楷體"/>
@@ -17127,6 +17924,7 @@
               </w:rPr>
               <w:t>reward_points</w:t>
             </w:r>
+            <w:proofErr w:type="spellEnd"/>
           </w:p>
         </w:tc>
         <w:tc>
@@ -17191,8 +17989,17 @@
                 <w:rFonts w:ascii="標楷體" w:eastAsia="標楷體" w:hAnsi="標楷體"/>
                 <w:szCs w:val="24"/>
               </w:rPr>
-              <w:t>4 byte</w:t>
-            </w:r>
+              <w:t xml:space="preserve">4 </w:t>
+            </w:r>
+            <w:proofErr w:type="gramStart"/>
+            <w:r>
+              <w:rPr>
+                <w:rFonts w:ascii="標楷體" w:eastAsia="標楷體" w:hAnsi="標楷體"/>
+                <w:szCs w:val="24"/>
+              </w:rPr>
+              <w:t>byte</w:t>
+            </w:r>
+            <w:proofErr w:type="gramEnd"/>
           </w:p>
         </w:tc>
         <w:tc>
@@ -17240,6 +18047,7 @@
                 <w:szCs w:val="24"/>
               </w:rPr>
             </w:pPr>
+            <w:proofErr w:type="spellStart"/>
             <w:r>
               <w:rPr>
                 <w:rFonts w:ascii="標楷體" w:eastAsia="標楷體" w:hAnsi="標楷體"/>
@@ -17247,6 +18055,7 @@
               </w:rPr>
               <w:t>is_reward_claimed</w:t>
             </w:r>
+            <w:proofErr w:type="spellEnd"/>
           </w:p>
         </w:tc>
         <w:tc>
@@ -17360,7 +18169,15 @@
         <w:pStyle w:val="a4"/>
       </w:pPr>
       <w:r>
-        <w:t xml:space="preserve">表 8-2-16 T16 – </w:t>
+        <w:t xml:space="preserve">表 8-2-16 T16 </w:t>
+      </w:r>
+      <w:proofErr w:type="gramStart"/>
+      <w:r>
+        <w:t>–</w:t>
+      </w:r>
+      <w:proofErr w:type="gramEnd"/>
+      <w:r>
+        <w:t xml:space="preserve"> </w:t>
       </w:r>
       <w:r>
         <w:rPr>
@@ -17418,7 +18235,23 @@
                 <w:rFonts w:ascii="標楷體" w:eastAsia="標楷體" w:hAnsi="標楷體" w:hint="eastAsia"/>
                 <w:szCs w:val="24"/>
               </w:rPr>
-              <w:t xml:space="preserve"> group_member 小組成員表</w:t>
+              <w:t xml:space="preserve"> </w:t>
+            </w:r>
+            <w:proofErr w:type="spellStart"/>
+            <w:r>
+              <w:rPr>
+                <w:rFonts w:ascii="標楷體" w:eastAsia="標楷體" w:hAnsi="標楷體" w:hint="eastAsia"/>
+                <w:szCs w:val="24"/>
+              </w:rPr>
+              <w:t>group_member</w:t>
+            </w:r>
+            <w:proofErr w:type="spellEnd"/>
+            <w:r>
+              <w:rPr>
+                <w:rFonts w:ascii="標楷體" w:eastAsia="標楷體" w:hAnsi="標楷體" w:hint="eastAsia"/>
+                <w:szCs w:val="24"/>
+              </w:rPr>
+              <w:t xml:space="preserve"> 小組成員表</w:t>
             </w:r>
           </w:p>
         </w:tc>
@@ -17559,6 +18392,7 @@
                 <w:szCs w:val="24"/>
               </w:rPr>
             </w:pPr>
+            <w:proofErr w:type="gramStart"/>
             <w:r>
               <w:rPr>
                 <w:rFonts w:ascii="標楷體" w:eastAsia="標楷體" w:hAnsi="標楷體"/>
@@ -17566,6 +18400,7 @@
               </w:rPr>
               <w:t>外鍵</w:t>
             </w:r>
+            <w:proofErr w:type="gramEnd"/>
           </w:p>
         </w:tc>
       </w:tr>
@@ -17654,8 +18489,17 @@
                 <w:rFonts w:ascii="標楷體" w:eastAsia="標楷體" w:hAnsi="標楷體"/>
                 <w:szCs w:val="24"/>
               </w:rPr>
-              <w:t>4 byte</w:t>
-            </w:r>
+              <w:t xml:space="preserve">4 </w:t>
+            </w:r>
+            <w:proofErr w:type="gramStart"/>
+            <w:r>
+              <w:rPr>
+                <w:rFonts w:ascii="標楷體" w:eastAsia="標楷體" w:hAnsi="標楷體"/>
+                <w:szCs w:val="24"/>
+              </w:rPr>
+              <w:t>byte</w:t>
+            </w:r>
+            <w:proofErr w:type="gramEnd"/>
           </w:p>
         </w:tc>
         <w:tc>
@@ -17710,6 +18554,7 @@
                 <w:szCs w:val="24"/>
               </w:rPr>
             </w:pPr>
+            <w:proofErr w:type="spellStart"/>
             <w:r>
               <w:rPr>
                 <w:rFonts w:ascii="標楷體" w:eastAsia="標楷體" w:hAnsi="標楷體"/>
@@ -17717,6 +18562,7 @@
               </w:rPr>
               <w:t>group_id</w:t>
             </w:r>
+            <w:proofErr w:type="spellEnd"/>
           </w:p>
         </w:tc>
         <w:tc>
@@ -17781,8 +18627,17 @@
                 <w:rFonts w:ascii="標楷體" w:eastAsia="標楷體" w:hAnsi="標楷體"/>
                 <w:szCs w:val="24"/>
               </w:rPr>
-              <w:t>4 byte</w:t>
-            </w:r>
+              <w:t xml:space="preserve">4 </w:t>
+            </w:r>
+            <w:proofErr w:type="gramStart"/>
+            <w:r>
+              <w:rPr>
+                <w:rFonts w:ascii="標楷體" w:eastAsia="標楷體" w:hAnsi="標楷體"/>
+                <w:szCs w:val="24"/>
+              </w:rPr>
+              <w:t>byte</w:t>
+            </w:r>
+            <w:proofErr w:type="gramEnd"/>
           </w:p>
         </w:tc>
         <w:tc>
@@ -17837,6 +18692,7 @@
                 <w:szCs w:val="24"/>
               </w:rPr>
             </w:pPr>
+            <w:proofErr w:type="spellStart"/>
             <w:r>
               <w:rPr>
                 <w:rFonts w:ascii="標楷體" w:eastAsia="標楷體" w:hAnsi="標楷體"/>
@@ -17844,6 +18700,7 @@
               </w:rPr>
               <w:t>user_id</w:t>
             </w:r>
+            <w:proofErr w:type="spellEnd"/>
           </w:p>
         </w:tc>
         <w:tc>
@@ -17908,8 +18765,17 @@
                 <w:rFonts w:ascii="標楷體" w:eastAsia="標楷體" w:hAnsi="標楷體"/>
                 <w:szCs w:val="24"/>
               </w:rPr>
-              <w:t>4 byte</w:t>
-            </w:r>
+              <w:t xml:space="preserve">4 </w:t>
+            </w:r>
+            <w:proofErr w:type="gramStart"/>
+            <w:r>
+              <w:rPr>
+                <w:rFonts w:ascii="標楷體" w:eastAsia="標楷體" w:hAnsi="標楷體"/>
+                <w:szCs w:val="24"/>
+              </w:rPr>
+              <w:t>byte</w:t>
+            </w:r>
+            <w:proofErr w:type="gramEnd"/>
           </w:p>
         </w:tc>
         <w:tc>
@@ -17964,6 +18830,7 @@
                 <w:szCs w:val="24"/>
               </w:rPr>
             </w:pPr>
+            <w:proofErr w:type="spellStart"/>
             <w:r>
               <w:rPr>
                 <w:rFonts w:ascii="標楷體" w:eastAsia="標楷體" w:hAnsi="標楷體"/>
@@ -17971,6 +18838,7 @@
               </w:rPr>
               <w:t>joined_at</w:t>
             </w:r>
+            <w:proofErr w:type="spellEnd"/>
           </w:p>
         </w:tc>
         <w:tc>
@@ -18084,6 +18952,7 @@
                 <w:szCs w:val="24"/>
               </w:rPr>
             </w:pPr>
+            <w:proofErr w:type="spellStart"/>
             <w:r>
               <w:rPr>
                 <w:rFonts w:ascii="標楷體" w:eastAsia="標楷體" w:hAnsi="標楷體"/>
@@ -18091,6 +18960,7 @@
               </w:rPr>
               <w:t>group_scans</w:t>
             </w:r>
+            <w:proofErr w:type="spellEnd"/>
           </w:p>
         </w:tc>
         <w:tc>
@@ -18155,8 +19025,17 @@
                 <w:rFonts w:ascii="標楷體" w:eastAsia="標楷體" w:hAnsi="標楷體"/>
                 <w:szCs w:val="24"/>
               </w:rPr>
-              <w:t>4 byte</w:t>
-            </w:r>
+              <w:t xml:space="preserve">4 </w:t>
+            </w:r>
+            <w:proofErr w:type="gramStart"/>
+            <w:r>
+              <w:rPr>
+                <w:rFonts w:ascii="標楷體" w:eastAsia="標楷體" w:hAnsi="標楷體"/>
+                <w:szCs w:val="24"/>
+              </w:rPr>
+              <w:t>byte</w:t>
+            </w:r>
+            <w:proofErr w:type="gramEnd"/>
           </w:p>
         </w:tc>
         <w:tc>
@@ -18204,6 +19083,7 @@
                 <w:szCs w:val="24"/>
               </w:rPr>
             </w:pPr>
+            <w:proofErr w:type="spellStart"/>
             <w:r>
               <w:rPr>
                 <w:rFonts w:ascii="標楷體" w:eastAsia="標楷體" w:hAnsi="標楷體"/>
@@ -18211,6 +19091,7 @@
               </w:rPr>
               <w:t>group_points</w:t>
             </w:r>
+            <w:proofErr w:type="spellEnd"/>
           </w:p>
         </w:tc>
         <w:tc>
@@ -18275,8 +19156,17 @@
                 <w:rFonts w:ascii="標楷體" w:eastAsia="標楷體" w:hAnsi="標楷體"/>
                 <w:szCs w:val="24"/>
               </w:rPr>
-              <w:t>4 byte</w:t>
-            </w:r>
+              <w:t xml:space="preserve">4 </w:t>
+            </w:r>
+            <w:proofErr w:type="gramStart"/>
+            <w:r>
+              <w:rPr>
+                <w:rFonts w:ascii="標楷體" w:eastAsia="標楷體" w:hAnsi="標楷體"/>
+                <w:szCs w:val="24"/>
+              </w:rPr>
+              <w:t>byte</w:t>
+            </w:r>
+            <w:proofErr w:type="gramEnd"/>
           </w:p>
         </w:tc>
         <w:tc>
@@ -18324,6 +19214,7 @@
                 <w:szCs w:val="24"/>
               </w:rPr>
             </w:pPr>
+            <w:proofErr w:type="spellStart"/>
             <w:r>
               <w:rPr>
                 <w:rFonts w:ascii="標楷體" w:eastAsia="標楷體" w:hAnsi="標楷體"/>
@@ -18331,6 +19222,7 @@
               </w:rPr>
               <w:t>group_logins</w:t>
             </w:r>
+            <w:proofErr w:type="spellEnd"/>
           </w:p>
         </w:tc>
         <w:tc>
@@ -18395,8 +19287,17 @@
                 <w:rFonts w:ascii="標楷體" w:eastAsia="標楷體" w:hAnsi="標楷體"/>
                 <w:szCs w:val="24"/>
               </w:rPr>
-              <w:t>4 byte</w:t>
-            </w:r>
+              <w:t xml:space="preserve">4 </w:t>
+            </w:r>
+            <w:proofErr w:type="gramStart"/>
+            <w:r>
+              <w:rPr>
+                <w:rFonts w:ascii="標楷體" w:eastAsia="標楷體" w:hAnsi="標楷體"/>
+                <w:szCs w:val="24"/>
+              </w:rPr>
+              <w:t>byte</w:t>
+            </w:r>
+            <w:proofErr w:type="gramEnd"/>
           </w:p>
         </w:tc>
         <w:tc>
@@ -18444,7 +19345,6 @@
         <w:pStyle w:val="a4"/>
       </w:pPr>
       <w:r>
-        <w:lastRenderedPageBreak/>
         <w:t>表 8-2-1</w:t>
       </w:r>
       <w:r>
@@ -18457,7 +19357,15 @@
         <w:t>7</w:t>
       </w:r>
       <w:r>
-        <w:t xml:space="preserve"> – </w:t>
+        <w:t xml:space="preserve"> </w:t>
+      </w:r>
+      <w:proofErr w:type="gramStart"/>
+      <w:r>
+        <w:t>–</w:t>
+      </w:r>
+      <w:proofErr w:type="gramEnd"/>
+      <w:r>
+        <w:t xml:space="preserve"> </w:t>
       </w:r>
       <w:r>
         <w:rPr>
@@ -18515,7 +19423,23 @@
                 <w:rFonts w:ascii="標楷體" w:eastAsia="標楷體" w:hAnsi="標楷體" w:hint="eastAsia"/>
                 <w:szCs w:val="24"/>
               </w:rPr>
-              <w:t xml:space="preserve"> group_invite（小組邀請）</w:t>
+              <w:t xml:space="preserve"> </w:t>
+            </w:r>
+            <w:proofErr w:type="spellStart"/>
+            <w:r>
+              <w:rPr>
+                <w:rFonts w:ascii="標楷體" w:eastAsia="標楷體" w:hAnsi="標楷體" w:hint="eastAsia"/>
+                <w:szCs w:val="24"/>
+              </w:rPr>
+              <w:t>group_invite</w:t>
+            </w:r>
+            <w:proofErr w:type="spellEnd"/>
+            <w:r>
+              <w:rPr>
+                <w:rFonts w:ascii="標楷體" w:eastAsia="標楷體" w:hAnsi="標楷體" w:hint="eastAsia"/>
+                <w:szCs w:val="24"/>
+              </w:rPr>
+              <w:t>（小組邀請）</w:t>
             </w:r>
           </w:p>
         </w:tc>
@@ -18656,6 +19580,7 @@
                 <w:szCs w:val="24"/>
               </w:rPr>
             </w:pPr>
+            <w:proofErr w:type="gramStart"/>
             <w:r>
               <w:rPr>
                 <w:rFonts w:ascii="標楷體" w:eastAsia="標楷體" w:hAnsi="標楷體"/>
@@ -18663,6 +19588,7 @@
               </w:rPr>
               <w:t>外鍵</w:t>
             </w:r>
+            <w:proofErr w:type="gramEnd"/>
           </w:p>
         </w:tc>
       </w:tr>
@@ -18751,8 +19677,17 @@
                 <w:rFonts w:ascii="標楷體" w:eastAsia="標楷體" w:hAnsi="標楷體"/>
                 <w:szCs w:val="24"/>
               </w:rPr>
-              <w:t>4 byte</w:t>
-            </w:r>
+              <w:t xml:space="preserve">4 </w:t>
+            </w:r>
+            <w:proofErr w:type="gramStart"/>
+            <w:r>
+              <w:rPr>
+                <w:rFonts w:ascii="標楷體" w:eastAsia="標楷體" w:hAnsi="標楷體"/>
+                <w:szCs w:val="24"/>
+              </w:rPr>
+              <w:t>byte</w:t>
+            </w:r>
+            <w:proofErr w:type="gramEnd"/>
           </w:p>
         </w:tc>
         <w:tc>
@@ -18807,6 +19742,7 @@
                 <w:szCs w:val="24"/>
               </w:rPr>
             </w:pPr>
+            <w:proofErr w:type="spellStart"/>
             <w:r>
               <w:rPr>
                 <w:rFonts w:ascii="標楷體" w:eastAsia="標楷體" w:hAnsi="標楷體"/>
@@ -18814,6 +19750,7 @@
               </w:rPr>
               <w:t>group_id</w:t>
             </w:r>
+            <w:proofErr w:type="spellEnd"/>
           </w:p>
         </w:tc>
         <w:tc>
@@ -18878,8 +19815,17 @@
                 <w:rFonts w:ascii="標楷體" w:eastAsia="標楷體" w:hAnsi="標楷體"/>
                 <w:szCs w:val="24"/>
               </w:rPr>
-              <w:t>4 byte</w:t>
-            </w:r>
+              <w:t xml:space="preserve">4 </w:t>
+            </w:r>
+            <w:proofErr w:type="gramStart"/>
+            <w:r>
+              <w:rPr>
+                <w:rFonts w:ascii="標楷體" w:eastAsia="標楷體" w:hAnsi="標楷體"/>
+                <w:szCs w:val="24"/>
+              </w:rPr>
+              <w:t>byte</w:t>
+            </w:r>
+            <w:proofErr w:type="gramEnd"/>
           </w:p>
         </w:tc>
         <w:tc>
@@ -18934,6 +19880,7 @@
                 <w:szCs w:val="24"/>
               </w:rPr>
             </w:pPr>
+            <w:proofErr w:type="spellStart"/>
             <w:r>
               <w:rPr>
                 <w:rFonts w:ascii="標楷體" w:eastAsia="標楷體" w:hAnsi="標楷體"/>
@@ -18941,6 +19888,7 @@
               </w:rPr>
               <w:t>sender_id</w:t>
             </w:r>
+            <w:proofErr w:type="spellEnd"/>
           </w:p>
         </w:tc>
         <w:tc>
@@ -19005,8 +19953,17 @@
                 <w:rFonts w:ascii="標楷體" w:eastAsia="標楷體" w:hAnsi="標楷體"/>
                 <w:szCs w:val="24"/>
               </w:rPr>
-              <w:t>4 byte</w:t>
-            </w:r>
+              <w:t xml:space="preserve">4 </w:t>
+            </w:r>
+            <w:proofErr w:type="gramStart"/>
+            <w:r>
+              <w:rPr>
+                <w:rFonts w:ascii="標楷體" w:eastAsia="標楷體" w:hAnsi="標楷體"/>
+                <w:szCs w:val="24"/>
+              </w:rPr>
+              <w:t>byte</w:t>
+            </w:r>
+            <w:proofErr w:type="gramEnd"/>
           </w:p>
         </w:tc>
         <w:tc>
@@ -19061,6 +20018,7 @@
                 <w:szCs w:val="24"/>
               </w:rPr>
             </w:pPr>
+            <w:proofErr w:type="spellStart"/>
             <w:r>
               <w:rPr>
                 <w:rFonts w:ascii="標楷體" w:eastAsia="標楷體" w:hAnsi="標楷體"/>
@@ -19068,6 +20026,7 @@
               </w:rPr>
               <w:t>receiver_id</w:t>
             </w:r>
+            <w:proofErr w:type="spellEnd"/>
           </w:p>
         </w:tc>
         <w:tc>
@@ -19132,8 +20091,17 @@
                 <w:rFonts w:ascii="標楷體" w:eastAsia="標楷體" w:hAnsi="標楷體"/>
                 <w:szCs w:val="24"/>
               </w:rPr>
-              <w:t>4 byte</w:t>
-            </w:r>
+              <w:t xml:space="preserve">4 </w:t>
+            </w:r>
+            <w:proofErr w:type="gramStart"/>
+            <w:r>
+              <w:rPr>
+                <w:rFonts w:ascii="標楷體" w:eastAsia="標楷體" w:hAnsi="標楷體"/>
+                <w:szCs w:val="24"/>
+              </w:rPr>
+              <w:t>byte</w:t>
+            </w:r>
+            <w:proofErr w:type="gramEnd"/>
           </w:p>
         </w:tc>
         <w:tc>
@@ -19193,6 +20161,7 @@
                 <w:rFonts w:ascii="標楷體" w:eastAsia="標楷體" w:hAnsi="標楷體"/>
                 <w:szCs w:val="24"/>
               </w:rPr>
+              <w:lastRenderedPageBreak/>
               <w:t>status</w:t>
             </w:r>
           </w:p>
@@ -19308,6 +20277,7 @@
                 <w:szCs w:val="24"/>
               </w:rPr>
             </w:pPr>
+            <w:proofErr w:type="spellStart"/>
             <w:r>
               <w:rPr>
                 <w:rFonts w:ascii="標楷體" w:eastAsia="標楷體" w:hAnsi="標楷體"/>
@@ -19315,6 +20285,7 @@
               </w:rPr>
               <w:t>created_at</w:t>
             </w:r>
+            <w:proofErr w:type="spellEnd"/>
           </w:p>
         </w:tc>
         <w:tc>
@@ -19440,7 +20411,15 @@
         <w:t>8</w:t>
       </w:r>
       <w:r>
-        <w:t xml:space="preserve"> – </w:t>
+        <w:t xml:space="preserve"> </w:t>
+      </w:r>
+      <w:proofErr w:type="gramStart"/>
+      <w:r>
+        <w:t>–</w:t>
+      </w:r>
+      <w:proofErr w:type="gramEnd"/>
+      <w:r>
+        <w:t xml:space="preserve"> </w:t>
       </w:r>
       <w:r>
         <w:rPr>
@@ -19639,6 +20618,7 @@
                 <w:szCs w:val="24"/>
               </w:rPr>
             </w:pPr>
+            <w:proofErr w:type="gramStart"/>
             <w:r>
               <w:rPr>
                 <w:rFonts w:ascii="標楷體" w:eastAsia="標楷體" w:hAnsi="標楷體"/>
@@ -19646,6 +20626,7 @@
               </w:rPr>
               <w:t>外鍵</w:t>
             </w:r>
+            <w:proofErr w:type="gramEnd"/>
           </w:p>
         </w:tc>
       </w:tr>
@@ -19734,8 +20715,17 @@
                 <w:rFonts w:ascii="標楷體" w:eastAsia="標楷體" w:hAnsi="標楷體"/>
                 <w:szCs w:val="24"/>
               </w:rPr>
-              <w:t>4 byte</w:t>
-            </w:r>
+              <w:t xml:space="preserve">4 </w:t>
+            </w:r>
+            <w:proofErr w:type="gramStart"/>
+            <w:r>
+              <w:rPr>
+                <w:rFonts w:ascii="標楷體" w:eastAsia="標楷體" w:hAnsi="標楷體"/>
+                <w:szCs w:val="24"/>
+              </w:rPr>
+              <w:t>byte</w:t>
+            </w:r>
+            <w:proofErr w:type="gramEnd"/>
           </w:p>
         </w:tc>
         <w:tc>
@@ -19790,6 +20780,7 @@
                 <w:szCs w:val="24"/>
               </w:rPr>
             </w:pPr>
+            <w:proofErr w:type="spellStart"/>
             <w:r>
               <w:rPr>
                 <w:rFonts w:ascii="標楷體" w:eastAsia="標楷體" w:hAnsi="標楷體"/>
@@ -19797,6 +20788,7 @@
               </w:rPr>
               <w:t>user_id</w:t>
             </w:r>
+            <w:proofErr w:type="spellEnd"/>
           </w:p>
         </w:tc>
         <w:tc>
@@ -19861,8 +20853,17 @@
                 <w:rFonts w:ascii="標楷體" w:eastAsia="標楷體" w:hAnsi="標楷體"/>
                 <w:szCs w:val="24"/>
               </w:rPr>
-              <w:t>4 byte</w:t>
-            </w:r>
+              <w:t xml:space="preserve">4 </w:t>
+            </w:r>
+            <w:proofErr w:type="gramStart"/>
+            <w:r>
+              <w:rPr>
+                <w:rFonts w:ascii="標楷體" w:eastAsia="標楷體" w:hAnsi="標楷體"/>
+                <w:szCs w:val="24"/>
+              </w:rPr>
+              <w:t>byte</w:t>
+            </w:r>
+            <w:proofErr w:type="gramEnd"/>
           </w:p>
         </w:tc>
         <w:tc>
@@ -20037,6 +21038,7 @@
                 <w:szCs w:val="24"/>
               </w:rPr>
             </w:pPr>
+            <w:proofErr w:type="spellStart"/>
             <w:r>
               <w:rPr>
                 <w:rFonts w:ascii="標楷體" w:eastAsia="標楷體" w:hAnsi="標楷體"/>
@@ -20044,6 +21046,7 @@
               </w:rPr>
               <w:t>feedback_type</w:t>
             </w:r>
+            <w:proofErr w:type="spellEnd"/>
           </w:p>
         </w:tc>
         <w:tc>
@@ -20400,6 +21403,7 @@
                 <w:szCs w:val="24"/>
               </w:rPr>
             </w:pPr>
+            <w:proofErr w:type="spellStart"/>
             <w:r>
               <w:rPr>
                 <w:rFonts w:ascii="標楷體" w:eastAsia="標楷體" w:hAnsi="標楷體"/>
@@ -20407,6 +21411,7 @@
               </w:rPr>
               <w:t>replied_at</w:t>
             </w:r>
+            <w:proofErr w:type="spellEnd"/>
           </w:p>
         </w:tc>
         <w:tc>
@@ -20520,6 +21525,7 @@
                 <w:szCs w:val="24"/>
               </w:rPr>
             </w:pPr>
+            <w:proofErr w:type="spellStart"/>
             <w:r>
               <w:rPr>
                 <w:rFonts w:ascii="標楷體" w:eastAsia="標楷體" w:hAnsi="標楷體"/>
@@ -20527,6 +21533,7 @@
               </w:rPr>
               <w:t>created_at</w:t>
             </w:r>
+            <w:proofErr w:type="spellEnd"/>
           </w:p>
         </w:tc>
         <w:tc>

--- a/系統文件/7、8.docx
+++ b/系統文件/7、8.docx
@@ -1569,9 +1569,18 @@
     <w:p/>
     <w:p>
       <w:pPr>
+        <w:widowControl/>
+      </w:pPr>
+      <w:r>
+        <w:br w:type="page"/>
+      </w:r>
+    </w:p>
+    <w:p>
+      <w:pPr>
         <w:pStyle w:val="a8"/>
       </w:pPr>
       <w:r>
+        <w:lastRenderedPageBreak/>
         <w:t>第八章</w:t>
       </w:r>
       <w:r>
@@ -1603,7 +1612,6 @@
         <w:rPr>
           <w:noProof/>
         </w:rPr>
-        <w:lastRenderedPageBreak/>
         <w:drawing>
           <wp:inline distT="0" distB="0" distL="0" distR="0" wp14:anchorId="66D73813" wp14:editId="0D8DC2A3">
             <wp:extent cx="5266267" cy="5864585"/>
@@ -1656,10 +1664,26 @@
     </w:p>
     <w:p>
       <w:pPr>
+        <w:pStyle w:val="aa"/>
         <w:rPr>
           <w:rFonts w:hint="eastAsia"/>
         </w:rPr>
       </w:pPr>
+      <w:r>
+        <w:rPr>
+          <w:rFonts w:hint="eastAsia"/>
+        </w:rPr>
+        <w:t>圖 8-1</w:t>
+      </w:r>
+      <w:r>
+        <w:t>-1</w:t>
+      </w:r>
+      <w:r>
+        <w:rPr>
+          <w:rFonts w:hint="eastAsia"/>
+        </w:rPr>
+        <w:t xml:space="preserve"> 資料庫關聯圖</w:t>
+      </w:r>
     </w:p>
     <w:p>
       <w:pPr>
@@ -1940,6 +1964,7 @@
                 <w:rFonts w:ascii="標楷體" w:eastAsia="標楷體" w:hAnsi="標楷體"/>
                 <w:szCs w:val="24"/>
               </w:rPr>
+              <w:lastRenderedPageBreak/>
               <w:t>id</w:t>
             </w:r>
           </w:p>
@@ -2320,7 +2345,6 @@
                 <w:rFonts w:ascii="標楷體" w:eastAsia="標楷體" w:hAnsi="標楷體"/>
                 <w:szCs w:val="24"/>
               </w:rPr>
-              <w:lastRenderedPageBreak/>
               <w:t>username</w:t>
             </w:r>
           </w:p>
@@ -4822,6 +4846,7 @@
                 <w:rFonts w:ascii="標楷體" w:eastAsia="標楷體" w:hAnsi="標楷體"/>
                 <w:szCs w:val="24"/>
               </w:rPr>
+              <w:lastRenderedPageBreak/>
               <w:t>culture</w:t>
             </w:r>
           </w:p>
@@ -5057,7 +5082,6 @@
         <w:pStyle w:val="a4"/>
       </w:pPr>
       <w:r>
-        <w:lastRenderedPageBreak/>
         <w:t xml:space="preserve">表 8-2-3 T03 </w:t>
       </w:r>
       <w:r>
@@ -7165,6 +7189,7 @@
                 <w:rFonts w:ascii="標楷體" w:eastAsia="標楷體" w:hAnsi="標楷體"/>
                 <w:szCs w:val="24"/>
               </w:rPr>
+              <w:lastRenderedPageBreak/>
               <w:t>audio_basic</w:t>
             </w:r>
             <w:proofErr w:type="spellEnd"/>
@@ -7297,7 +7322,6 @@
                 <w:rFonts w:ascii="標楷體" w:eastAsia="標楷體" w:hAnsi="標楷體"/>
                 <w:szCs w:val="24"/>
               </w:rPr>
-              <w:lastRenderedPageBreak/>
               <w:t>audio_inter</w:t>
             </w:r>
             <w:proofErr w:type="spellEnd"/>
@@ -9435,6 +9459,7 @@
                 <w:rFonts w:ascii="標楷體" w:eastAsia="標楷體" w:hAnsi="標楷體" w:hint="eastAsia"/>
                 <w:szCs w:val="24"/>
               </w:rPr>
+              <w:lastRenderedPageBreak/>
               <w:t>user_id</w:t>
             </w:r>
             <w:proofErr w:type="spellEnd"/>
@@ -9711,7 +9736,6 @@
                 <w:rFonts w:ascii="標楷體" w:eastAsia="標楷體" w:hAnsi="標楷體" w:hint="eastAsia"/>
                 <w:szCs w:val="24"/>
               </w:rPr>
-              <w:lastRenderedPageBreak/>
               <w:t>image_path</w:t>
             </w:r>
             <w:proofErr w:type="spellEnd"/>
@@ -12056,6 +12080,7 @@
                 <w:rFonts w:ascii="標楷體" w:eastAsia="標楷體" w:hAnsi="標楷體"/>
                 <w:szCs w:val="24"/>
               </w:rPr>
+              <w:lastRenderedPageBreak/>
               <w:t>id</w:t>
             </w:r>
           </w:p>
@@ -12337,7 +12362,6 @@
                 <w:rFonts w:ascii="標楷體" w:eastAsia="標楷體" w:hAnsi="標楷體"/>
                 <w:szCs w:val="24"/>
               </w:rPr>
-              <w:lastRenderedPageBreak/>
               <w:t>name</w:t>
             </w:r>
           </w:p>
@@ -14478,6 +14502,7 @@
                 <w:rFonts w:ascii="標楷體" w:eastAsia="標楷體" w:hAnsi="標楷體"/>
                 <w:szCs w:val="24"/>
               </w:rPr>
+              <w:lastRenderedPageBreak/>
               <w:t>user_id</w:t>
             </w:r>
             <w:proofErr w:type="spellEnd"/>
@@ -14743,7 +14768,6 @@
                 <w:rFonts w:ascii="標楷體" w:eastAsia="標楷體" w:hAnsi="標楷體"/>
                 <w:szCs w:val="24"/>
               </w:rPr>
-              <w:lastRenderedPageBreak/>
               <w:t>price</w:t>
             </w:r>
           </w:p>
@@ -17020,6 +17044,7 @@
                 <w:rFonts w:ascii="標楷體" w:eastAsia="標楷體" w:hAnsi="標楷體"/>
                 <w:szCs w:val="24"/>
               </w:rPr>
+              <w:lastRenderedPageBreak/>
               <w:t>id</w:t>
             </w:r>
           </w:p>
@@ -17277,7 +17302,6 @@
                 <w:rFonts w:ascii="標楷體" w:eastAsia="標楷體" w:hAnsi="標楷體"/>
                 <w:szCs w:val="24"/>
               </w:rPr>
-              <w:lastRenderedPageBreak/>
               <w:t>host_id</w:t>
             </w:r>
             <w:proofErr w:type="spellEnd"/>
@@ -19886,6 +19910,7 @@
                 <w:rFonts w:ascii="標楷體" w:eastAsia="標楷體" w:hAnsi="標楷體"/>
                 <w:szCs w:val="24"/>
               </w:rPr>
+              <w:lastRenderedPageBreak/>
               <w:t>sender_id</w:t>
             </w:r>
             <w:proofErr w:type="spellEnd"/>
@@ -20161,7 +20186,6 @@
                 <w:rFonts w:ascii="標楷體" w:eastAsia="標楷體" w:hAnsi="標楷體"/>
                 <w:szCs w:val="24"/>
               </w:rPr>
-              <w:lastRenderedPageBreak/>
               <w:t>status</w:t>
             </w:r>
           </w:p>

--- a/系統文件/7、8.docx
+++ b/系統文件/7、8.docx
@@ -1687,9 +1687,22 @@
     </w:p>
     <w:p>
       <w:pPr>
+        <w:widowControl/>
+        <w:rPr>
+          <w:rFonts w:eastAsia="標楷體"/>
+          <w:sz w:val="32"/>
+        </w:rPr>
+      </w:pPr>
+      <w:r>
+        <w:br w:type="page"/>
+      </w:r>
+    </w:p>
+    <w:p>
+      <w:pPr>
         <w:pStyle w:val="-"/>
       </w:pPr>
       <w:r>
+        <w:lastRenderedPageBreak/>
         <w:t xml:space="preserve">8-2 </w:t>
       </w:r>
       <w:r>
@@ -1964,7 +1977,6 @@
                 <w:rFonts w:ascii="標楷體" w:eastAsia="標楷體" w:hAnsi="標楷體"/>
                 <w:szCs w:val="24"/>
               </w:rPr>
-              <w:lastRenderedPageBreak/>
               <w:t>id</w:t>
             </w:r>
           </w:p>
@@ -3946,9 +3958,23 @@
     </w:p>
     <w:p>
       <w:pPr>
+        <w:widowControl/>
+        <w:rPr>
+          <w:rFonts w:ascii="標楷體" w:eastAsia="標楷體" w:hAnsi="標楷體" w:cstheme="majorBidi"/>
+          <w:kern w:val="52"/>
+          <w:szCs w:val="24"/>
+        </w:rPr>
+      </w:pPr>
+      <w:r>
+        <w:br w:type="page"/>
+      </w:r>
+    </w:p>
+    <w:p>
+      <w:pPr>
         <w:pStyle w:val="a4"/>
       </w:pPr>
       <w:r>
+        <w:lastRenderedPageBreak/>
         <w:t>表 8-2-2 T02 使用者能力</w:t>
       </w:r>
       <w:r>
@@ -4846,7 +4872,6 @@
                 <w:rFonts w:ascii="標楷體" w:eastAsia="標楷體" w:hAnsi="標楷體"/>
                 <w:szCs w:val="24"/>
               </w:rPr>
-              <w:lastRenderedPageBreak/>
               <w:t>culture</w:t>
             </w:r>
           </w:p>
@@ -5698,9 +5723,23 @@
     </w:p>
     <w:p>
       <w:pPr>
+        <w:widowControl/>
+        <w:rPr>
+          <w:rFonts w:ascii="標楷體" w:eastAsia="標楷體" w:hAnsi="標楷體" w:cstheme="majorBidi"/>
+          <w:kern w:val="52"/>
+          <w:szCs w:val="24"/>
+        </w:rPr>
+      </w:pPr>
+      <w:r>
+        <w:br w:type="page"/>
+      </w:r>
+    </w:p>
+    <w:p>
+      <w:pPr>
         <w:pStyle w:val="a4"/>
       </w:pPr>
       <w:r>
+        <w:lastRenderedPageBreak/>
         <w:t xml:space="preserve">表 8-2-4 T04 </w:t>
       </w:r>
       <w:r>
@@ -7189,7 +7228,6 @@
                 <w:rFonts w:ascii="標楷體" w:eastAsia="標楷體" w:hAnsi="標楷體"/>
                 <w:szCs w:val="24"/>
               </w:rPr>
-              <w:lastRenderedPageBreak/>
               <w:t>audio_basic</w:t>
             </w:r>
             <w:proofErr w:type="spellEnd"/>
@@ -7713,6 +7751,7 @@
         <w:pStyle w:val="a4"/>
       </w:pPr>
       <w:r>
+        <w:lastRenderedPageBreak/>
         <w:t>表 8-2-5 T05 測驗題目</w:t>
       </w:r>
       <w:r>
@@ -9459,7 +9498,6 @@
                 <w:rFonts w:ascii="標楷體" w:eastAsia="標楷體" w:hAnsi="標楷體" w:hint="eastAsia"/>
                 <w:szCs w:val="24"/>
               </w:rPr>
-              <w:lastRenderedPageBreak/>
               <w:t>user_id</w:t>
             </w:r>
             <w:proofErr w:type="spellEnd"/>
@@ -10093,9 +10131,23 @@
     </w:p>
     <w:p>
       <w:pPr>
+        <w:widowControl/>
+        <w:rPr>
+          <w:rFonts w:ascii="標楷體" w:eastAsia="標楷體" w:hAnsi="標楷體" w:cstheme="majorBidi"/>
+          <w:kern w:val="52"/>
+          <w:szCs w:val="24"/>
+        </w:rPr>
+      </w:pPr>
+      <w:r>
+        <w:br w:type="page"/>
+      </w:r>
+    </w:p>
+    <w:p>
+      <w:pPr>
         <w:pStyle w:val="a4"/>
       </w:pPr>
       <w:r>
+        <w:lastRenderedPageBreak/>
         <w:t xml:space="preserve">表 8-2-7 T07 </w:t>
       </w:r>
       <w:r>
@@ -12080,7 +12132,6 @@
                 <w:rFonts w:ascii="標楷體" w:eastAsia="標楷體" w:hAnsi="標楷體"/>
                 <w:szCs w:val="24"/>
               </w:rPr>
-              <w:lastRenderedPageBreak/>
               <w:t>id</w:t>
             </w:r>
           </w:p>
@@ -12599,6 +12650,7 @@
         <w:pStyle w:val="a4"/>
       </w:pPr>
       <w:r>
+        <w:lastRenderedPageBreak/>
         <w:t>表 8-2-</w:t>
       </w:r>
       <w:r>
@@ -14502,7 +14554,6 @@
                 <w:rFonts w:ascii="標楷體" w:eastAsia="標楷體" w:hAnsi="標楷體"/>
                 <w:szCs w:val="24"/>
               </w:rPr>
-              <w:lastRenderedPageBreak/>
               <w:t>user_id</w:t>
             </w:r>
             <w:proofErr w:type="spellEnd"/>
@@ -16787,9 +16838,23 @@
     </w:p>
     <w:p>
       <w:pPr>
+        <w:widowControl/>
+        <w:rPr>
+          <w:rFonts w:ascii="標楷體" w:eastAsia="標楷體" w:hAnsi="標楷體" w:cstheme="majorBidi"/>
+          <w:kern w:val="52"/>
+          <w:szCs w:val="24"/>
+        </w:rPr>
+      </w:pPr>
+      <w:r>
+        <w:br w:type="page"/>
+      </w:r>
+    </w:p>
+    <w:p>
+      <w:pPr>
         <w:pStyle w:val="a4"/>
       </w:pPr>
       <w:r>
+        <w:lastRenderedPageBreak/>
         <w:t xml:space="preserve">表 8-2-15 T15 </w:t>
       </w:r>
       <w:proofErr w:type="gramStart"/>
@@ -17044,7 +17109,6 @@
                 <w:rFonts w:ascii="標楷體" w:eastAsia="標楷體" w:hAnsi="標楷體"/>
                 <w:szCs w:val="24"/>
               </w:rPr>
-              <w:lastRenderedPageBreak/>
               <w:t>id</w:t>
             </w:r>
           </w:p>
@@ -19366,9 +19430,23 @@
     </w:p>
     <w:p>
       <w:pPr>
+        <w:widowControl/>
+        <w:rPr>
+          <w:rFonts w:ascii="標楷體" w:eastAsia="標楷體" w:hAnsi="標楷體" w:cstheme="majorBidi"/>
+          <w:kern w:val="52"/>
+          <w:szCs w:val="24"/>
+        </w:rPr>
+      </w:pPr>
+      <w:r>
+        <w:br w:type="page"/>
+      </w:r>
+    </w:p>
+    <w:p>
+      <w:pPr>
         <w:pStyle w:val="a4"/>
       </w:pPr>
       <w:r>
+        <w:lastRenderedPageBreak/>
         <w:t>表 8-2-1</w:t>
       </w:r>
       <w:r>
@@ -19910,7 +19988,6 @@
                 <w:rFonts w:ascii="標楷體" w:eastAsia="標楷體" w:hAnsi="標楷體"/>
                 <w:szCs w:val="24"/>
               </w:rPr>
-              <w:lastRenderedPageBreak/>
               <w:t>sender_id</w:t>
             </w:r>
             <w:proofErr w:type="spellEnd"/>

--- a/系統文件/7、8.docx
+++ b/系統文件/7、8.docx
@@ -139,9 +139,22 @@
     </w:p>
     <w:p>
       <w:pPr>
+        <w:widowControl/>
+        <w:rPr>
+          <w:rFonts w:eastAsia="標楷體"/>
+          <w:sz w:val="32"/>
+        </w:rPr>
+      </w:pPr>
+      <w:r>
+        <w:br w:type="page"/>
+      </w:r>
+    </w:p>
+    <w:p>
+      <w:pPr>
         <w:pStyle w:val="-"/>
       </w:pPr>
       <w:r>
+        <w:lastRenderedPageBreak/>
         <w:t xml:space="preserve">7-2 </w:t>
       </w:r>
       <w:r>
@@ -162,7 +175,6 @@
         <w:rPr>
           <w:rFonts w:hint="eastAsia"/>
         </w:rPr>
-        <w:lastRenderedPageBreak/>
         <w:t>表</w:t>
       </w:r>
       <w:r>
